--- a/Taller probabilidad (1).docx
+++ b/Taller probabilidad (1).docx
@@ -1157,7 +1157,35 @@
           <w:sz w:val="24"/>
           <w:szCs w:val="24"/>
         </w:rPr>
-        <w:t>Prueba SAT.  En los ejercicios 15 a 20, suponga que se hacen conjeturas aleatorias para ocho preguntas de opción múltiple en una prueba SAT, de modo que hay n 5 8 ensayos, cada uno con probabilidad de éxito (correcta) dada por p 5 0.20. Encuentre la probabilidad indicada para el número de respuestas correctas.</w:t>
+        <w:t xml:space="preserve">Prueba SAT.  En los ejercicios 15 a 20, suponga que se hacen conjeturas aleatorias para ocho preguntas de opción múltiple en una prueba SAT, de modo que hay n </w:t>
+      </w:r>
+      <w:r>
+        <w:rPr>
+          <w:sz w:val="24"/>
+          <w:szCs w:val="24"/>
+        </w:rPr>
+        <w:t>=</w:t>
+      </w:r>
+      <w:r>
+        <w:rPr>
+          <w:sz w:val="24"/>
+          <w:szCs w:val="24"/>
+        </w:rPr>
+        <w:t xml:space="preserve"> 8 ensayos, cada uno con probabilidad de éxito (correcta) dada por p</w:t>
+      </w:r>
+      <w:r>
+        <w:rPr>
+          <w:sz w:val="24"/>
+          <w:szCs w:val="24"/>
+        </w:rPr>
+        <w:t xml:space="preserve"> =</w:t>
+      </w:r>
+      <w:r>
+        <w:rPr>
+          <w:sz w:val="24"/>
+          <w:szCs w:val="24"/>
+        </w:rPr>
+        <w:t xml:space="preserve"> 0.20. Encuentre la probabilidad indicada para el número de respuestas correctas.</w:t>
       </w:r>
     </w:p>
     <w:p>
@@ -1373,7 +1401,21 @@
           <w:szCs w:val="24"/>
         </w:rPr>
         <w:lastRenderedPageBreak/>
-        <w:t>b. Utilice la regla práctica del rango para encontrar los valores que separan los resultados que son sig-niﬁ cativamente bajos o altos.</w:t>
+        <w:t>Utilice la regla práctica del rango para encontrar los valores que separan los resultados que son s</w:t>
+      </w:r>
+      <w:r>
+        <w:rPr>
+          <w:sz w:val="24"/>
+          <w:szCs w:val="24"/>
+        </w:rPr>
+        <w:t>ignificativamente</w:t>
+      </w:r>
+      <w:r>
+        <w:rPr>
+          <w:sz w:val="24"/>
+          <w:szCs w:val="24"/>
+        </w:rPr>
+        <w:t xml:space="preserve"> bajos o altos.</w:t>
       </w:r>
     </w:p>
     <w:p>
@@ -1393,7 +1435,21 @@
           <w:sz w:val="24"/>
           <w:szCs w:val="24"/>
         </w:rPr>
-        <w:t>¿Es el resultado de 9 chícharos con vainas verdes signiﬁ cativamente alto? ¿Por qué sí o por qué no?</w:t>
+        <w:t>¿Es el resultado de 9 chícharos con vainas verdes s</w:t>
+      </w:r>
+      <w:r>
+        <w:rPr>
+          <w:sz w:val="24"/>
+          <w:szCs w:val="24"/>
+        </w:rPr>
+        <w:t>ignificativamente</w:t>
+      </w:r>
+      <w:r>
+        <w:rPr>
+          <w:sz w:val="24"/>
+          <w:szCs w:val="24"/>
+        </w:rPr>
+        <w:t xml:space="preserve"> alto? ¿Por qué sí o por qué no?</w:t>
       </w:r>
     </w:p>
     <w:p>
@@ -1429,7 +1485,21 @@
           <w:sz w:val="24"/>
           <w:szCs w:val="24"/>
         </w:rPr>
-        <w:t>35. Aspirina  La compañía farmacéutica MedAssist recibe grandes envíos de tabletas de aspirina y uti-liza este plan de muestreo de aceptación: selecciona y prueba aleatoriamente 40 tabletas, luego acepta el lote completo si sólo hay una o ninguna que no cumpla con las especiﬁ caciones requeridas. Si un envío de 5000 tabletas de aspirina realmente tiene una tasa de 3% de defectos, ¿cuál es la probabilidad de que todo este envío sea aceptado? ¿Casi todos estos envíos serán aceptados, o muchos serán rechazados?</w:t>
+        <w:t>35. Aspirina La compañía farmacéutica MedAssist recibe grandes envíos de tabletas de aspirina y utiliza este plan de muestreo de aceptación: selecciona y prueba aleatoriamente 40 tabletas, luego acepta el lote completo si sólo hay una o ninguna que no cumpla con las es</w:t>
+      </w:r>
+      <w:r>
+        <w:rPr>
+          <w:sz w:val="24"/>
+          <w:szCs w:val="24"/>
+        </w:rPr>
+        <w:t>pecificaciones</w:t>
+      </w:r>
+      <w:r>
+        <w:rPr>
+          <w:sz w:val="24"/>
+          <w:szCs w:val="24"/>
+        </w:rPr>
+        <w:t xml:space="preserve"> requeridas. Si un envío de 5000 tabletas de aspirina realmente tiene una tasa de 3% de defectos, ¿cuál es la probabilidad de que todo este envío sea aceptado? ¿Casi todos estos envíos serán aceptados, o muchos serán rechazados?</w:t>
       </w:r>
     </w:p>
     <w:p>
@@ -1459,7 +1529,23 @@
           <w:sz w:val="24"/>
           <w:szCs w:val="24"/>
         </w:rPr>
-        <w:t>Huracanes.  En los ejercicios 5 a 8, suponga que se aplica la distribución de Poisson; también asuma que el número medio de huracanes del Atlántico en Estados Unidos es de 6.1 por año, como en el ejemplo 1, y proceda a encontrar la probabilidad indicada.</w:t>
+        <w:t xml:space="preserve">Huracanes.  </w:t>
+      </w:r>
+    </w:p>
+    <w:p>
+      <w:pPr>
+        <w:ind w:left="708"/>
+        <w:rPr>
+          <w:sz w:val="24"/>
+          <w:szCs w:val="24"/>
+        </w:rPr>
+      </w:pPr>
+      <w:r>
+        <w:rPr>
+          <w:sz w:val="24"/>
+          <w:szCs w:val="24"/>
+        </w:rPr>
+        <w:t>En los ejercicios 5 a 8, suponga que se aplica la distribución de Poisson; también asuma que el número medio de huracanes del Atlántico en Estados Unidos es de 6.1 por año, como en el ejemplo 1, y proceda a encontrar la probabilidad indicada.</w:t>
       </w:r>
     </w:p>
     <w:p>
@@ -1700,7 +1786,21 @@
           <w:sz w:val="24"/>
           <w:szCs w:val="24"/>
         </w:rPr>
-        <w:t>Los átomos radiactivos son inestables porque tienen demasiada energía. Cuando liberan su energía extra, se descomponen. Al estudiar el cesio-l37, un ingeniero nuclear des-cubrió que durante los 365 días, 1,000,000 de átomos radiactivos decaían a 97,728 átomos radiactivos: por lo tanto, 22,713 átomos decaían durante 365 días.</w:t>
+        <w:t xml:space="preserve">Los átomos radiactivos son inestables porque tienen demasiada energía. Cuando liberan su energía extra, se descomponen. Al estudiar el cesio-l37, un ingeniero nuclear descubrió </w:t>
+      </w:r>
+      <w:r>
+        <w:rPr>
+          <w:sz w:val="24"/>
+          <w:szCs w:val="24"/>
+        </w:rPr>
+        <w:t>que,</w:t>
+      </w:r>
+      <w:r>
+        <w:rPr>
+          <w:sz w:val="24"/>
+          <w:szCs w:val="24"/>
+        </w:rPr>
+        <w:t xml:space="preserve"> durante los 365 días, 1,000,000 de átomos radiactivos decaían a 97,728 átomos radiactivos: por lo tanto, 22,713 átomos decaían durante 365 días.</w:t>
       </w:r>
     </w:p>
     <w:p>
@@ -1806,7 +1906,37 @@
           <w:sz w:val="24"/>
           <w:szCs w:val="24"/>
         </w:rPr>
-        <w:t>Distribución normal estándar.  En los ejercicios 9 a 12, determine el área de la región sombrea-da. La gráﬁca representa la distribución normal estándar de las puntuaciones de densidad ósea con media 0 y desviación estándar 1.</w:t>
+        <w:t xml:space="preserve">Distribución normal estándar.  </w:t>
+      </w:r>
+    </w:p>
+    <w:p>
+      <w:pPr>
+        <w:ind w:left="708"/>
+        <w:rPr>
+          <w:sz w:val="24"/>
+          <w:szCs w:val="24"/>
+        </w:rPr>
+      </w:pPr>
+      <w:r>
+        <w:rPr>
+          <w:sz w:val="24"/>
+          <w:szCs w:val="24"/>
+        </w:rPr>
+        <w:t>En los ejercicios 9 a 12, determine el área de la región sombreada. La gr</w:t>
+      </w:r>
+      <w:r>
+        <w:rPr>
+          <w:sz w:val="24"/>
+          <w:szCs w:val="24"/>
+        </w:rPr>
+        <w:t>áfica</w:t>
+      </w:r>
+      <w:r>
+        <w:rPr>
+          <w:sz w:val="24"/>
+          <w:szCs w:val="24"/>
+        </w:rPr>
+        <w:t xml:space="preserve"> representa la distribución normal estándar de las puntuaciones de densidad ósea con media 0 y desviación estándar 1.</w:t>
       </w:r>
     </w:p>
     <w:p>
@@ -1955,7 +2085,21 @@
           <w:sz w:val="24"/>
           <w:szCs w:val="24"/>
         </w:rPr>
-        <w:t>Distribución normal estándar.  En los ejercicios 17 a 36, suponga que se aplica una prueba de densidad ósea a un sujeto seleccionado al azar. Las puntuaciones de las pruebas se distribuyen normalmente con una media de 0 y una desviación estándar de 1. En cada caso, trace una gráﬁca y luego determine la probabilidad de las puntuaciones dadas de la prueba de densidad ósea. Si utiliza la tecnología en vez de la tabla A-2, redondee las respuestas a cuatro cifras decimales.</w:t>
+        <w:t>Distribución normal estándar.  En los ejercicios 17 a 36, suponga que se aplica una prueba de densidad ósea a un sujeto seleccionado al azar. Las puntuaciones de las pruebas se distribuyen normalmente con una media de 0 y una desviación estándar de 1. En cada caso, trace una gr</w:t>
+      </w:r>
+      <w:r>
+        <w:rPr>
+          <w:sz w:val="24"/>
+          <w:szCs w:val="24"/>
+        </w:rPr>
+        <w:t>áfica</w:t>
+      </w:r>
+      <w:r>
+        <w:rPr>
+          <w:sz w:val="24"/>
+          <w:szCs w:val="24"/>
+        </w:rPr>
+        <w:t xml:space="preserve"> y luego determine la probabilidad de las puntuaciones dadas de la prueba de densidad ósea. Si utiliza la tecnología en vez de la tabla A-2, redondee las respuestas a cuatro cifras decimales.</w:t>
       </w:r>
     </w:p>
     <w:p>
@@ -2033,39 +2177,11 @@
           <w:sz w:val="24"/>
           <w:szCs w:val="24"/>
         </w:rPr>
-        <w:t>39. Si las puntuaciones de densidad ósea en el 2% inferior y el 2% superior se usan como puntos de corte para niveles que son demasiado bajos o demasiado altos, encuentre las dos lecturas que represen-tan los valores de corte.</w:t>
-      </w:r>
-    </w:p>
-    <w:p>
-      <w:pPr>
-        <w:ind w:left="708"/>
-        <w:rPr>
-          <w:sz w:val="24"/>
-          <w:szCs w:val="24"/>
-        </w:rPr>
-      </w:pPr>
-    </w:p>
-    <w:p>
-      <w:pPr>
-        <w:ind w:left="708"/>
-        <w:rPr>
-          <w:sz w:val="24"/>
-          <w:szCs w:val="24"/>
-        </w:rPr>
-      </w:pPr>
-    </w:p>
-    <w:p>
-      <w:pPr>
-        <w:ind w:left="708"/>
-        <w:rPr>
-          <w:sz w:val="24"/>
-          <w:szCs w:val="24"/>
-        </w:rPr>
-      </w:pPr>
-    </w:p>
-    <w:p>
-      <w:pPr>
-        <w:ind w:left="708"/>
+        <w:t>39. Si las puntuaciones de densidad ósea en el 2% inferior y el 2% superior se usan como puntos de corte para niveles que son demasiado bajos o demasiado altos, encuentre las dos lecturas que representan los valores de corte.</w:t>
+      </w:r>
+    </w:p>
+    <w:p>
+      <w:pPr>
         <w:rPr>
           <w:sz w:val="24"/>
           <w:szCs w:val="24"/>
@@ -2115,6 +2231,7 @@
           <w:sz w:val="24"/>
           <w:szCs w:val="24"/>
         </w:rPr>
+        <w:lastRenderedPageBreak/>
         <w:t>Solución</w:t>
       </w:r>
     </w:p>
@@ -2177,6 +2294,2156 @@
           <w:szCs w:val="24"/>
         </w:rPr>
         <w:t>18</w:t>
+      </w:r>
+      <w:r>
+        <w:rPr>
+          <w:rFonts w:ascii="Times New Roman" w:hAnsi="Times New Roman" w:cs="Times New Roman"/>
+          <w:sz w:val="24"/>
+          <w:szCs w:val="24"/>
+        </w:rPr>
+        <w:t xml:space="preserve"> Datos conocidos: n = 8 p = 0,20</w:t>
+      </w:r>
+    </w:p>
+    <w:p>
+      <w:pPr>
+        <w:rPr>
+          <w:rFonts w:ascii="Times New Roman" w:hAnsi="Times New Roman" w:cs="Times New Roman"/>
+          <w:sz w:val="24"/>
+          <w:szCs w:val="24"/>
+        </w:rPr>
+      </w:pPr>
+      <w:r>
+        <w:rPr>
+          <w:rFonts w:ascii="Times New Roman" w:hAnsi="Times New Roman" w:cs="Times New Roman"/>
+          <w:sz w:val="24"/>
+          <w:szCs w:val="24"/>
+        </w:rPr>
+        <w:tab/>
+        <w:t>q = 1 – p = 1 - 0,20 = 0,80</w:t>
+      </w:r>
+    </w:p>
+    <w:p>
+      <w:pPr>
+        <w:ind w:firstLine="708"/>
+        <w:rPr>
+          <w:rFonts w:ascii="Times New Roman" w:hAnsi="Times New Roman" w:cs="Times New Roman"/>
+          <w:sz w:val="24"/>
+          <w:szCs w:val="24"/>
+        </w:rPr>
+      </w:pPr>
+      <w:r>
+        <w:rPr>
+          <w:rFonts w:ascii="Times New Roman" w:hAnsi="Times New Roman" w:cs="Times New Roman"/>
+          <w:sz w:val="24"/>
+          <w:szCs w:val="24"/>
+        </w:rPr>
+        <w:t xml:space="preserve">P(X </w:t>
+      </w:r>
+      <w:r>
+        <w:rPr>
+          <w:rFonts w:ascii="Times New Roman" w:hAnsi="Times New Roman" w:cs="Times New Roman"/>
+          <w:sz w:val="24"/>
+          <w:szCs w:val="24"/>
+        </w:rPr>
+        <w:t>≤</w:t>
+      </w:r>
+      <w:r>
+        <w:rPr>
+          <w:rFonts w:ascii="Times New Roman" w:hAnsi="Times New Roman" w:cs="Times New Roman"/>
+          <w:sz w:val="24"/>
+          <w:szCs w:val="24"/>
+        </w:rPr>
+        <w:t xml:space="preserve"> </w:t>
+      </w:r>
+      <w:r>
+        <w:rPr>
+          <w:rFonts w:ascii="Times New Roman" w:hAnsi="Times New Roman" w:cs="Times New Roman"/>
+          <w:sz w:val="24"/>
+          <w:szCs w:val="24"/>
+        </w:rPr>
+        <w:t>2</w:t>
+      </w:r>
+      <w:r>
+        <w:rPr>
+          <w:rFonts w:ascii="Times New Roman" w:hAnsi="Times New Roman" w:cs="Times New Roman"/>
+          <w:sz w:val="24"/>
+          <w:szCs w:val="24"/>
+        </w:rPr>
+        <w:t>) = P(X = 0) + P(X = 1) + P(X = 2)</w:t>
+      </w:r>
+    </w:p>
+    <w:p>
+      <w:pPr>
+        <w:ind w:firstLine="708"/>
+        <w:rPr>
+          <w:rFonts w:ascii="Times New Roman" w:eastAsiaTheme="minorEastAsia" w:hAnsi="Times New Roman" w:cs="Times New Roman"/>
+          <w:sz w:val="24"/>
+          <w:szCs w:val="24"/>
+        </w:rPr>
+      </w:pPr>
+      <m:oMath>
+        <m:r>
+          <w:rPr>
+            <w:rFonts w:ascii="Cambria Math" w:hAnsi="Cambria Math" w:cs="Times New Roman"/>
+            <w:sz w:val="24"/>
+            <w:szCs w:val="24"/>
+          </w:rPr>
+          <m:t>P</m:t>
+        </m:r>
+        <m:d>
+          <m:dPr>
+            <m:ctrlPr>
+              <w:rPr>
+                <w:rFonts w:ascii="Cambria Math" w:hAnsi="Cambria Math" w:cs="Times New Roman"/>
+                <w:i/>
+                <w:sz w:val="24"/>
+                <w:szCs w:val="24"/>
+              </w:rPr>
+            </m:ctrlPr>
+          </m:dPr>
+          <m:e>
+            <m:r>
+              <w:rPr>
+                <w:rFonts w:ascii="Cambria Math" w:hAnsi="Cambria Math" w:cs="Times New Roman"/>
+                <w:sz w:val="24"/>
+                <w:szCs w:val="24"/>
+              </w:rPr>
+              <m:t>X=0</m:t>
+            </m:r>
+          </m:e>
+        </m:d>
+        <m:r>
+          <w:rPr>
+            <w:rFonts w:ascii="Cambria Math" w:hAnsi="Cambria Math" w:cs="Times New Roman"/>
+            <w:sz w:val="24"/>
+            <w:szCs w:val="24"/>
+          </w:rPr>
+          <m:t>=</m:t>
+        </m:r>
+        <m:d>
+          <m:dPr>
+            <m:ctrlPr>
+              <w:rPr>
+                <w:rFonts w:ascii="Cambria Math" w:hAnsi="Cambria Math" w:cs="Times New Roman"/>
+                <w:i/>
+                <w:sz w:val="24"/>
+                <w:szCs w:val="24"/>
+              </w:rPr>
+            </m:ctrlPr>
+          </m:dPr>
+          <m:e>
+            <m:eqArr>
+              <m:eqArrPr>
+                <m:ctrlPr>
+                  <w:rPr>
+                    <w:rFonts w:ascii="Cambria Math" w:hAnsi="Cambria Math" w:cs="Times New Roman"/>
+                    <w:i/>
+                    <w:sz w:val="24"/>
+                    <w:szCs w:val="24"/>
+                  </w:rPr>
+                </m:ctrlPr>
+              </m:eqArrPr>
+              <m:e>
+                <m:r>
+                  <w:rPr>
+                    <w:rFonts w:ascii="Cambria Math" w:hAnsi="Cambria Math" w:cs="Times New Roman"/>
+                    <w:sz w:val="24"/>
+                    <w:szCs w:val="24"/>
+                  </w:rPr>
+                  <m:t>8</m:t>
+                </m:r>
+              </m:e>
+              <m:e>
+                <m:r>
+                  <w:rPr>
+                    <w:rFonts w:ascii="Cambria Math" w:hAnsi="Cambria Math" w:cs="Times New Roman"/>
+                    <w:sz w:val="24"/>
+                    <w:szCs w:val="24"/>
+                  </w:rPr>
+                  <m:t>0</m:t>
+                </m:r>
+              </m:e>
+            </m:eqArr>
+          </m:e>
+        </m:d>
+        <m:sSup>
+          <m:sSupPr>
+            <m:ctrlPr>
+              <w:rPr>
+                <w:rFonts w:ascii="Cambria Math" w:hAnsi="Cambria Math" w:cs="Times New Roman"/>
+                <w:i/>
+                <w:sz w:val="24"/>
+                <w:szCs w:val="24"/>
+              </w:rPr>
+            </m:ctrlPr>
+          </m:sSupPr>
+          <m:e>
+            <m:r>
+              <w:rPr>
+                <w:rFonts w:ascii="Cambria Math" w:hAnsi="Cambria Math" w:cs="Times New Roman"/>
+                <w:sz w:val="24"/>
+                <w:szCs w:val="24"/>
+              </w:rPr>
+              <m:t>0,20</m:t>
+            </m:r>
+          </m:e>
+          <m:sup>
+            <m:r>
+              <w:rPr>
+                <w:rFonts w:ascii="Cambria Math" w:hAnsi="Cambria Math" w:cs="Times New Roman"/>
+                <w:sz w:val="24"/>
+                <w:szCs w:val="24"/>
+              </w:rPr>
+              <m:t>0</m:t>
+            </m:r>
+          </m:sup>
+        </m:sSup>
+        <m:r>
+          <w:rPr>
+            <w:rFonts w:ascii="Cambria Math" w:hAnsi="Cambria Math" w:cs="Times New Roman"/>
+            <w:sz w:val="24"/>
+            <w:szCs w:val="24"/>
+          </w:rPr>
+          <m:t>·</m:t>
+        </m:r>
+        <m:sSup>
+          <m:sSupPr>
+            <m:ctrlPr>
+              <w:rPr>
+                <w:rFonts w:ascii="Cambria Math" w:hAnsi="Cambria Math" w:cs="Times New Roman"/>
+                <w:i/>
+                <w:sz w:val="24"/>
+                <w:szCs w:val="24"/>
+              </w:rPr>
+            </m:ctrlPr>
+          </m:sSupPr>
+          <m:e>
+            <m:r>
+              <w:rPr>
+                <w:rFonts w:ascii="Cambria Math" w:hAnsi="Cambria Math" w:cs="Times New Roman"/>
+                <w:sz w:val="24"/>
+                <w:szCs w:val="24"/>
+              </w:rPr>
+              <m:t>0,80</m:t>
+            </m:r>
+          </m:e>
+          <m:sup>
+            <m:r>
+              <w:rPr>
+                <w:rFonts w:ascii="Cambria Math" w:hAnsi="Cambria Math" w:cs="Times New Roman"/>
+                <w:sz w:val="24"/>
+                <w:szCs w:val="24"/>
+              </w:rPr>
+              <m:t>8-0</m:t>
+            </m:r>
+          </m:sup>
+        </m:sSup>
+      </m:oMath>
+      <w:r>
+        <w:rPr>
+          <w:rFonts w:ascii="Times New Roman" w:eastAsiaTheme="minorEastAsia" w:hAnsi="Times New Roman" w:cs="Times New Roman"/>
+          <w:sz w:val="24"/>
+          <w:szCs w:val="24"/>
+        </w:rPr>
+        <w:t xml:space="preserve">          </w:t>
+      </w:r>
+    </w:p>
+    <w:p>
+      <w:pPr>
+        <w:ind w:firstLine="708"/>
+        <w:rPr>
+          <w:rFonts w:ascii="Times New Roman" w:hAnsi="Times New Roman" w:cs="Times New Roman"/>
+          <w:sz w:val="24"/>
+          <w:szCs w:val="24"/>
+        </w:rPr>
+      </w:pPr>
+      <m:oMath>
+        <m:d>
+          <m:dPr>
+            <m:ctrlPr>
+              <w:rPr>
+                <w:rFonts w:ascii="Cambria Math" w:eastAsiaTheme="minorEastAsia" w:hAnsi="Cambria Math" w:cs="Times New Roman"/>
+                <w:i/>
+                <w:sz w:val="24"/>
+                <w:szCs w:val="24"/>
+              </w:rPr>
+            </m:ctrlPr>
+          </m:dPr>
+          <m:e>
+            <m:eqArr>
+              <m:eqArrPr>
+                <m:ctrlPr>
+                  <w:rPr>
+                    <w:rFonts w:ascii="Cambria Math" w:eastAsiaTheme="minorEastAsia" w:hAnsi="Cambria Math" w:cs="Times New Roman"/>
+                    <w:i/>
+                    <w:sz w:val="24"/>
+                    <w:szCs w:val="24"/>
+                  </w:rPr>
+                </m:ctrlPr>
+              </m:eqArrPr>
+              <m:e>
+                <m:r>
+                  <w:rPr>
+                    <w:rFonts w:ascii="Cambria Math" w:eastAsiaTheme="minorEastAsia" w:hAnsi="Cambria Math" w:cs="Times New Roman"/>
+                    <w:sz w:val="24"/>
+                    <w:szCs w:val="24"/>
+                  </w:rPr>
+                  <m:t>8</m:t>
+                </m:r>
+              </m:e>
+              <m:e>
+                <m:r>
+                  <w:rPr>
+                    <w:rFonts w:ascii="Cambria Math" w:eastAsiaTheme="minorEastAsia" w:hAnsi="Cambria Math" w:cs="Times New Roman"/>
+                    <w:sz w:val="24"/>
+                    <w:szCs w:val="24"/>
+                  </w:rPr>
+                  <m:t>0</m:t>
+                </m:r>
+              </m:e>
+            </m:eqArr>
+          </m:e>
+        </m:d>
+        <m:r>
+          <w:rPr>
+            <w:rFonts w:ascii="Cambria Math" w:eastAsiaTheme="minorEastAsia" w:hAnsi="Cambria Math" w:cs="Times New Roman"/>
+            <w:sz w:val="24"/>
+            <w:szCs w:val="24"/>
+          </w:rPr>
+          <m:t>=</m:t>
+        </m:r>
+        <m:f>
+          <m:fPr>
+            <m:ctrlPr>
+              <w:rPr>
+                <w:rFonts w:ascii="Cambria Math" w:eastAsiaTheme="minorEastAsia" w:hAnsi="Cambria Math" w:cs="Times New Roman"/>
+                <w:i/>
+                <w:sz w:val="24"/>
+                <w:szCs w:val="24"/>
+              </w:rPr>
+            </m:ctrlPr>
+          </m:fPr>
+          <m:num>
+            <m:r>
+              <w:rPr>
+                <w:rFonts w:ascii="Cambria Math" w:eastAsiaTheme="minorEastAsia" w:hAnsi="Cambria Math" w:cs="Times New Roman"/>
+                <w:sz w:val="24"/>
+                <w:szCs w:val="24"/>
+              </w:rPr>
+              <m:t>8!</m:t>
+            </m:r>
+          </m:num>
+          <m:den>
+            <m:r>
+              <w:rPr>
+                <w:rFonts w:ascii="Cambria Math" w:eastAsiaTheme="minorEastAsia" w:hAnsi="Cambria Math" w:cs="Times New Roman"/>
+                <w:sz w:val="24"/>
+                <w:szCs w:val="24"/>
+              </w:rPr>
+              <m:t>0!</m:t>
+            </m:r>
+            <m:d>
+              <m:dPr>
+                <m:ctrlPr>
+                  <w:rPr>
+                    <w:rFonts w:ascii="Cambria Math" w:eastAsiaTheme="minorEastAsia" w:hAnsi="Cambria Math" w:cs="Times New Roman"/>
+                    <w:i/>
+                    <w:sz w:val="24"/>
+                    <w:szCs w:val="24"/>
+                  </w:rPr>
+                </m:ctrlPr>
+              </m:dPr>
+              <m:e>
+                <m:r>
+                  <w:rPr>
+                    <w:rFonts w:ascii="Cambria Math" w:eastAsiaTheme="minorEastAsia" w:hAnsi="Cambria Math" w:cs="Times New Roman"/>
+                    <w:sz w:val="24"/>
+                    <w:szCs w:val="24"/>
+                  </w:rPr>
+                  <m:t>8-0</m:t>
+                </m:r>
+              </m:e>
+            </m:d>
+            <m:r>
+              <w:rPr>
+                <w:rFonts w:ascii="Cambria Math" w:eastAsiaTheme="minorEastAsia" w:hAnsi="Cambria Math" w:cs="Times New Roman"/>
+                <w:sz w:val="24"/>
+                <w:szCs w:val="24"/>
+              </w:rPr>
+              <m:t>!</m:t>
+            </m:r>
+          </m:den>
+        </m:f>
+      </m:oMath>
+      <w:r>
+        <w:rPr>
+          <w:rFonts w:ascii="Times New Roman" w:eastAsiaTheme="minorEastAsia" w:hAnsi="Times New Roman" w:cs="Times New Roman"/>
+          <w:sz w:val="24"/>
+          <w:szCs w:val="24"/>
+        </w:rPr>
+        <w:t xml:space="preserve"> </w:t>
+      </w:r>
+      <w:r>
+        <w:rPr>
+          <w:rFonts w:ascii="Times New Roman" w:eastAsiaTheme="minorEastAsia" w:hAnsi="Times New Roman" w:cs="Times New Roman"/>
+          <w:sz w:val="24"/>
+          <w:szCs w:val="24"/>
+        </w:rPr>
+        <w:t xml:space="preserve">  </w:t>
+      </w:r>
+      <w:r>
+        <w:rPr>
+          <w:rFonts w:ascii="Times New Roman" w:eastAsiaTheme="minorEastAsia" w:hAnsi="Times New Roman" w:cs="Times New Roman"/>
+          <w:sz w:val="24"/>
+          <w:szCs w:val="24"/>
+        </w:rPr>
+        <w:t xml:space="preserve"> </w:t>
+      </w:r>
+      <m:oMath>
+        <m:d>
+          <m:dPr>
+            <m:ctrlPr>
+              <w:rPr>
+                <w:rFonts w:ascii="Cambria Math" w:eastAsiaTheme="minorEastAsia" w:hAnsi="Cambria Math" w:cs="Times New Roman"/>
+                <w:i/>
+                <w:sz w:val="24"/>
+                <w:szCs w:val="24"/>
+              </w:rPr>
+            </m:ctrlPr>
+          </m:dPr>
+          <m:e>
+            <m:eqArr>
+              <m:eqArrPr>
+                <m:ctrlPr>
+                  <w:rPr>
+                    <w:rFonts w:ascii="Cambria Math" w:eastAsiaTheme="minorEastAsia" w:hAnsi="Cambria Math" w:cs="Times New Roman"/>
+                    <w:i/>
+                    <w:sz w:val="24"/>
+                    <w:szCs w:val="24"/>
+                  </w:rPr>
+                </m:ctrlPr>
+              </m:eqArrPr>
+              <m:e>
+                <m:r>
+                  <w:rPr>
+                    <w:rFonts w:ascii="Cambria Math" w:eastAsiaTheme="minorEastAsia" w:hAnsi="Cambria Math" w:cs="Times New Roman"/>
+                    <w:sz w:val="24"/>
+                    <w:szCs w:val="24"/>
+                  </w:rPr>
+                  <m:t>8</m:t>
+                </m:r>
+              </m:e>
+              <m:e>
+                <m:r>
+                  <w:rPr>
+                    <w:rFonts w:ascii="Cambria Math" w:eastAsiaTheme="minorEastAsia" w:hAnsi="Cambria Math" w:cs="Times New Roman"/>
+                    <w:sz w:val="24"/>
+                    <w:szCs w:val="24"/>
+                  </w:rPr>
+                  <m:t>0</m:t>
+                </m:r>
+              </m:e>
+            </m:eqArr>
+          </m:e>
+        </m:d>
+        <m:r>
+          <w:rPr>
+            <w:rFonts w:ascii="Cambria Math" w:eastAsiaTheme="minorEastAsia" w:hAnsi="Cambria Math" w:cs="Times New Roman"/>
+            <w:sz w:val="24"/>
+            <w:szCs w:val="24"/>
+          </w:rPr>
+          <m:t>=</m:t>
+        </m:r>
+        <m:f>
+          <m:fPr>
+            <m:ctrlPr>
+              <w:rPr>
+                <w:rFonts w:ascii="Cambria Math" w:eastAsiaTheme="minorEastAsia" w:hAnsi="Cambria Math" w:cs="Times New Roman"/>
+                <w:i/>
+                <w:sz w:val="24"/>
+                <w:szCs w:val="24"/>
+              </w:rPr>
+            </m:ctrlPr>
+          </m:fPr>
+          <m:num>
+            <m:r>
+              <w:rPr>
+                <w:rFonts w:ascii="Cambria Math" w:eastAsiaTheme="minorEastAsia" w:hAnsi="Cambria Math" w:cs="Times New Roman"/>
+                <w:sz w:val="24"/>
+                <w:szCs w:val="24"/>
+              </w:rPr>
+              <m:t>8!</m:t>
+            </m:r>
+          </m:num>
+          <m:den>
+            <m:r>
+              <w:rPr>
+                <w:rFonts w:ascii="Cambria Math" w:eastAsiaTheme="minorEastAsia" w:hAnsi="Cambria Math" w:cs="Times New Roman"/>
+                <w:sz w:val="24"/>
+                <w:szCs w:val="24"/>
+              </w:rPr>
+              <m:t>8!</m:t>
+            </m:r>
+          </m:den>
+        </m:f>
+        <m:r>
+          <w:rPr>
+            <w:rFonts w:ascii="Cambria Math" w:eastAsiaTheme="minorEastAsia" w:hAnsi="Cambria Math" w:cs="Times New Roman"/>
+            <w:sz w:val="24"/>
+            <w:szCs w:val="24"/>
+          </w:rPr>
+          <m:t>=1</m:t>
+        </m:r>
+      </m:oMath>
+    </w:p>
+    <w:p>
+      <w:pPr>
+        <w:ind w:left="708" w:firstLine="708"/>
+        <w:rPr>
+          <w:rFonts w:ascii="Times New Roman" w:eastAsiaTheme="minorEastAsia" w:hAnsi="Times New Roman" w:cs="Times New Roman"/>
+          <w:sz w:val="24"/>
+          <w:szCs w:val="24"/>
+        </w:rPr>
+      </w:pPr>
+      <m:oMathPara>
+        <m:oMathParaPr>
+          <m:jc m:val="left"/>
+        </m:oMathParaPr>
+        <m:oMath>
+          <m:r>
+            <w:rPr>
+              <w:rFonts w:ascii="Cambria Math" w:hAnsi="Cambria Math" w:cs="Times New Roman"/>
+              <w:sz w:val="24"/>
+              <w:szCs w:val="24"/>
+            </w:rPr>
+            <m:t>P</m:t>
+          </m:r>
+          <m:d>
+            <m:dPr>
+              <m:ctrlPr>
+                <w:rPr>
+                  <w:rFonts w:ascii="Cambria Math" w:hAnsi="Cambria Math" w:cs="Times New Roman"/>
+                  <w:i/>
+                  <w:sz w:val="24"/>
+                  <w:szCs w:val="24"/>
+                </w:rPr>
+              </m:ctrlPr>
+            </m:dPr>
+            <m:e>
+              <m:r>
+                <w:rPr>
+                  <w:rFonts w:ascii="Cambria Math" w:hAnsi="Cambria Math" w:cs="Times New Roman"/>
+                  <w:sz w:val="24"/>
+                  <w:szCs w:val="24"/>
+                </w:rPr>
+                <m:t>X=0</m:t>
+              </m:r>
+            </m:e>
+          </m:d>
+          <m:r>
+            <w:rPr>
+              <w:rFonts w:ascii="Cambria Math" w:hAnsi="Cambria Math" w:cs="Times New Roman"/>
+              <w:sz w:val="24"/>
+              <w:szCs w:val="24"/>
+            </w:rPr>
+            <m:t>=</m:t>
+          </m:r>
+          <m:d>
+            <m:dPr>
+              <m:ctrlPr>
+                <w:rPr>
+                  <w:rFonts w:ascii="Cambria Math" w:hAnsi="Cambria Math" w:cs="Times New Roman"/>
+                  <w:i/>
+                  <w:sz w:val="24"/>
+                  <w:szCs w:val="24"/>
+                </w:rPr>
+              </m:ctrlPr>
+            </m:dPr>
+            <m:e>
+              <m:r>
+                <w:rPr>
+                  <w:rFonts w:ascii="Cambria Math" w:hAnsi="Cambria Math" w:cs="Times New Roman"/>
+                  <w:sz w:val="24"/>
+                  <w:szCs w:val="24"/>
+                </w:rPr>
+                <m:t>1</m:t>
+              </m:r>
+            </m:e>
+          </m:d>
+          <m:r>
+            <w:rPr>
+              <w:rFonts w:ascii="Cambria Math" w:hAnsi="Cambria Math" w:cs="Times New Roman"/>
+              <w:sz w:val="24"/>
+              <w:szCs w:val="24"/>
+            </w:rPr>
+            <m:t>1·</m:t>
+          </m:r>
+          <m:sSup>
+            <m:sSupPr>
+              <m:ctrlPr>
+                <w:rPr>
+                  <w:rFonts w:ascii="Cambria Math" w:hAnsi="Cambria Math" w:cs="Times New Roman"/>
+                  <w:i/>
+                  <w:sz w:val="24"/>
+                  <w:szCs w:val="24"/>
+                </w:rPr>
+              </m:ctrlPr>
+            </m:sSupPr>
+            <m:e>
+              <m:r>
+                <w:rPr>
+                  <w:rFonts w:ascii="Cambria Math" w:hAnsi="Cambria Math" w:cs="Times New Roman"/>
+                  <w:sz w:val="24"/>
+                  <w:szCs w:val="24"/>
+                </w:rPr>
+                <m:t>0,80</m:t>
+              </m:r>
+            </m:e>
+            <m:sup>
+              <m:r>
+                <w:rPr>
+                  <w:rFonts w:ascii="Cambria Math" w:hAnsi="Cambria Math" w:cs="Times New Roman"/>
+                  <w:sz w:val="24"/>
+                  <w:szCs w:val="24"/>
+                </w:rPr>
+                <m:t>8</m:t>
+              </m:r>
+            </m:sup>
+          </m:sSup>
+        </m:oMath>
+      </m:oMathPara>
+    </w:p>
+    <w:p>
+      <w:pPr>
+        <w:rPr>
+          <w:rFonts w:ascii="Times New Roman" w:hAnsi="Times New Roman" w:cs="Times New Roman"/>
+          <w:sz w:val="24"/>
+          <w:szCs w:val="24"/>
+        </w:rPr>
+      </w:pPr>
+      <w:r>
+        <w:rPr>
+          <w:rFonts w:ascii="Times New Roman" w:hAnsi="Times New Roman" w:cs="Times New Roman"/>
+          <w:sz w:val="24"/>
+          <w:szCs w:val="24"/>
+        </w:rPr>
+        <w:tab/>
+        <w:t>P(X = 0) = 1·0,1676</w:t>
+      </w:r>
+    </w:p>
+    <w:p>
+      <w:pPr>
+        <w:rPr>
+          <w:rFonts w:ascii="Times New Roman" w:hAnsi="Times New Roman" w:cs="Times New Roman"/>
+          <w:sz w:val="24"/>
+          <w:szCs w:val="24"/>
+        </w:rPr>
+      </w:pPr>
+      <w:r>
+        <w:rPr>
+          <w:rFonts w:ascii="Times New Roman" w:hAnsi="Times New Roman" w:cs="Times New Roman"/>
+          <w:sz w:val="24"/>
+          <w:szCs w:val="24"/>
+        </w:rPr>
+        <w:tab/>
+        <w:t>P(X = 0) =0,1676</w:t>
+      </w:r>
+    </w:p>
+    <w:p>
+      <w:pPr>
+        <w:rPr>
+          <w:rFonts w:ascii="Times New Roman" w:hAnsi="Times New Roman" w:cs="Times New Roman"/>
+          <w:sz w:val="24"/>
+          <w:szCs w:val="24"/>
+        </w:rPr>
+      </w:pPr>
+    </w:p>
+    <w:p>
+      <w:pPr>
+        <w:ind w:firstLine="708"/>
+        <w:rPr>
+          <w:rFonts w:ascii="Times New Roman" w:eastAsiaTheme="minorEastAsia" w:hAnsi="Times New Roman" w:cs="Times New Roman"/>
+          <w:sz w:val="24"/>
+          <w:szCs w:val="24"/>
+        </w:rPr>
+      </w:pPr>
+      <m:oMath>
+        <m:r>
+          <w:rPr>
+            <w:rFonts w:ascii="Cambria Math" w:hAnsi="Cambria Math" w:cs="Times New Roman"/>
+            <w:sz w:val="24"/>
+            <w:szCs w:val="24"/>
+          </w:rPr>
+          <m:t>P</m:t>
+        </m:r>
+        <m:d>
+          <m:dPr>
+            <m:ctrlPr>
+              <w:rPr>
+                <w:rFonts w:ascii="Cambria Math" w:hAnsi="Cambria Math" w:cs="Times New Roman"/>
+                <w:i/>
+                <w:sz w:val="24"/>
+                <w:szCs w:val="24"/>
+              </w:rPr>
+            </m:ctrlPr>
+          </m:dPr>
+          <m:e>
+            <m:r>
+              <w:rPr>
+                <w:rFonts w:ascii="Cambria Math" w:hAnsi="Cambria Math" w:cs="Times New Roman"/>
+                <w:sz w:val="24"/>
+                <w:szCs w:val="24"/>
+              </w:rPr>
+              <m:t>X=1</m:t>
+            </m:r>
+          </m:e>
+        </m:d>
+        <m:r>
+          <w:rPr>
+            <w:rFonts w:ascii="Cambria Math" w:hAnsi="Cambria Math" w:cs="Times New Roman"/>
+            <w:sz w:val="24"/>
+            <w:szCs w:val="24"/>
+          </w:rPr>
+          <m:t>=</m:t>
+        </m:r>
+        <m:d>
+          <m:dPr>
+            <m:ctrlPr>
+              <w:rPr>
+                <w:rFonts w:ascii="Cambria Math" w:hAnsi="Cambria Math" w:cs="Times New Roman"/>
+                <w:i/>
+                <w:sz w:val="24"/>
+                <w:szCs w:val="24"/>
+              </w:rPr>
+            </m:ctrlPr>
+          </m:dPr>
+          <m:e>
+            <m:eqArr>
+              <m:eqArrPr>
+                <m:ctrlPr>
+                  <w:rPr>
+                    <w:rFonts w:ascii="Cambria Math" w:hAnsi="Cambria Math" w:cs="Times New Roman"/>
+                    <w:i/>
+                    <w:sz w:val="24"/>
+                    <w:szCs w:val="24"/>
+                  </w:rPr>
+                </m:ctrlPr>
+              </m:eqArrPr>
+              <m:e>
+                <m:r>
+                  <w:rPr>
+                    <w:rFonts w:ascii="Cambria Math" w:hAnsi="Cambria Math" w:cs="Times New Roman"/>
+                    <w:sz w:val="24"/>
+                    <w:szCs w:val="24"/>
+                  </w:rPr>
+                  <m:t>8</m:t>
+                </m:r>
+              </m:e>
+              <m:e>
+                <m:r>
+                  <w:rPr>
+                    <w:rFonts w:ascii="Cambria Math" w:hAnsi="Cambria Math" w:cs="Times New Roman"/>
+                    <w:sz w:val="24"/>
+                    <w:szCs w:val="24"/>
+                  </w:rPr>
+                  <m:t>1</m:t>
+                </m:r>
+              </m:e>
+            </m:eqArr>
+          </m:e>
+        </m:d>
+        <m:sSup>
+          <m:sSupPr>
+            <m:ctrlPr>
+              <w:rPr>
+                <w:rFonts w:ascii="Cambria Math" w:hAnsi="Cambria Math" w:cs="Times New Roman"/>
+                <w:i/>
+                <w:sz w:val="24"/>
+                <w:szCs w:val="24"/>
+              </w:rPr>
+            </m:ctrlPr>
+          </m:sSupPr>
+          <m:e>
+            <m:r>
+              <w:rPr>
+                <w:rFonts w:ascii="Cambria Math" w:hAnsi="Cambria Math" w:cs="Times New Roman"/>
+                <w:sz w:val="24"/>
+                <w:szCs w:val="24"/>
+              </w:rPr>
+              <m:t>0,20</m:t>
+            </m:r>
+          </m:e>
+          <m:sup>
+            <m:r>
+              <w:rPr>
+                <w:rFonts w:ascii="Cambria Math" w:hAnsi="Cambria Math" w:cs="Times New Roman"/>
+                <w:sz w:val="24"/>
+                <w:szCs w:val="24"/>
+              </w:rPr>
+              <m:t>1</m:t>
+            </m:r>
+          </m:sup>
+        </m:sSup>
+        <m:r>
+          <w:rPr>
+            <w:rFonts w:ascii="Cambria Math" w:hAnsi="Cambria Math" w:cs="Times New Roman"/>
+            <w:sz w:val="24"/>
+            <w:szCs w:val="24"/>
+          </w:rPr>
+          <m:t>·</m:t>
+        </m:r>
+        <m:sSup>
+          <m:sSupPr>
+            <m:ctrlPr>
+              <w:rPr>
+                <w:rFonts w:ascii="Cambria Math" w:hAnsi="Cambria Math" w:cs="Times New Roman"/>
+                <w:i/>
+                <w:sz w:val="24"/>
+                <w:szCs w:val="24"/>
+              </w:rPr>
+            </m:ctrlPr>
+          </m:sSupPr>
+          <m:e>
+            <m:r>
+              <w:rPr>
+                <w:rFonts w:ascii="Cambria Math" w:hAnsi="Cambria Math" w:cs="Times New Roman"/>
+                <w:sz w:val="24"/>
+                <w:szCs w:val="24"/>
+              </w:rPr>
+              <m:t>0,80</m:t>
+            </m:r>
+          </m:e>
+          <m:sup>
+            <m:r>
+              <w:rPr>
+                <w:rFonts w:ascii="Cambria Math" w:hAnsi="Cambria Math" w:cs="Times New Roman"/>
+                <w:sz w:val="24"/>
+                <w:szCs w:val="24"/>
+              </w:rPr>
+              <m:t>8-1</m:t>
+            </m:r>
+          </m:sup>
+        </m:sSup>
+      </m:oMath>
+      <w:r>
+        <w:rPr>
+          <w:rFonts w:ascii="Times New Roman" w:eastAsiaTheme="minorEastAsia" w:hAnsi="Times New Roman" w:cs="Times New Roman"/>
+          <w:sz w:val="24"/>
+          <w:szCs w:val="24"/>
+        </w:rPr>
+        <w:t xml:space="preserve">          </w:t>
+      </w:r>
+    </w:p>
+    <w:p>
+      <w:pPr>
+        <w:ind w:firstLine="708"/>
+        <w:rPr>
+          <w:rFonts w:ascii="Times New Roman" w:hAnsi="Times New Roman" w:cs="Times New Roman"/>
+          <w:sz w:val="24"/>
+          <w:szCs w:val="24"/>
+        </w:rPr>
+      </w:pPr>
+      <m:oMath>
+        <m:d>
+          <m:dPr>
+            <m:ctrlPr>
+              <w:rPr>
+                <w:rFonts w:ascii="Cambria Math" w:eastAsiaTheme="minorEastAsia" w:hAnsi="Cambria Math" w:cs="Times New Roman"/>
+                <w:i/>
+                <w:sz w:val="24"/>
+                <w:szCs w:val="24"/>
+              </w:rPr>
+            </m:ctrlPr>
+          </m:dPr>
+          <m:e>
+            <m:eqArr>
+              <m:eqArrPr>
+                <m:ctrlPr>
+                  <w:rPr>
+                    <w:rFonts w:ascii="Cambria Math" w:eastAsiaTheme="minorEastAsia" w:hAnsi="Cambria Math" w:cs="Times New Roman"/>
+                    <w:i/>
+                    <w:sz w:val="24"/>
+                    <w:szCs w:val="24"/>
+                  </w:rPr>
+                </m:ctrlPr>
+              </m:eqArrPr>
+              <m:e>
+                <m:r>
+                  <w:rPr>
+                    <w:rFonts w:ascii="Cambria Math" w:eastAsiaTheme="minorEastAsia" w:hAnsi="Cambria Math" w:cs="Times New Roman"/>
+                    <w:sz w:val="24"/>
+                    <w:szCs w:val="24"/>
+                  </w:rPr>
+                  <m:t>8</m:t>
+                </m:r>
+              </m:e>
+              <m:e>
+                <m:r>
+                  <w:rPr>
+                    <w:rFonts w:ascii="Cambria Math" w:eastAsiaTheme="minorEastAsia" w:hAnsi="Cambria Math" w:cs="Times New Roman"/>
+                    <w:sz w:val="24"/>
+                    <w:szCs w:val="24"/>
+                  </w:rPr>
+                  <m:t>1</m:t>
+                </m:r>
+              </m:e>
+            </m:eqArr>
+          </m:e>
+        </m:d>
+        <m:r>
+          <w:rPr>
+            <w:rFonts w:ascii="Cambria Math" w:eastAsiaTheme="minorEastAsia" w:hAnsi="Cambria Math" w:cs="Times New Roman"/>
+            <w:sz w:val="24"/>
+            <w:szCs w:val="24"/>
+          </w:rPr>
+          <m:t>=</m:t>
+        </m:r>
+        <m:f>
+          <m:fPr>
+            <m:ctrlPr>
+              <w:rPr>
+                <w:rFonts w:ascii="Cambria Math" w:eastAsiaTheme="minorEastAsia" w:hAnsi="Cambria Math" w:cs="Times New Roman"/>
+                <w:i/>
+                <w:sz w:val="24"/>
+                <w:szCs w:val="24"/>
+              </w:rPr>
+            </m:ctrlPr>
+          </m:fPr>
+          <m:num>
+            <m:r>
+              <w:rPr>
+                <w:rFonts w:ascii="Cambria Math" w:eastAsiaTheme="minorEastAsia" w:hAnsi="Cambria Math" w:cs="Times New Roman"/>
+                <w:sz w:val="24"/>
+                <w:szCs w:val="24"/>
+              </w:rPr>
+              <m:t>8!</m:t>
+            </m:r>
+          </m:num>
+          <m:den>
+            <m:r>
+              <w:rPr>
+                <w:rFonts w:ascii="Cambria Math" w:eastAsiaTheme="minorEastAsia" w:hAnsi="Cambria Math" w:cs="Times New Roman"/>
+                <w:sz w:val="24"/>
+                <w:szCs w:val="24"/>
+              </w:rPr>
+              <m:t>1!</m:t>
+            </m:r>
+            <m:d>
+              <m:dPr>
+                <m:ctrlPr>
+                  <w:rPr>
+                    <w:rFonts w:ascii="Cambria Math" w:eastAsiaTheme="minorEastAsia" w:hAnsi="Cambria Math" w:cs="Times New Roman"/>
+                    <w:i/>
+                    <w:sz w:val="24"/>
+                    <w:szCs w:val="24"/>
+                  </w:rPr>
+                </m:ctrlPr>
+              </m:dPr>
+              <m:e>
+                <m:r>
+                  <w:rPr>
+                    <w:rFonts w:ascii="Cambria Math" w:eastAsiaTheme="minorEastAsia" w:hAnsi="Cambria Math" w:cs="Times New Roman"/>
+                    <w:sz w:val="24"/>
+                    <w:szCs w:val="24"/>
+                  </w:rPr>
+                  <m:t>8-1</m:t>
+                </m:r>
+              </m:e>
+            </m:d>
+            <m:r>
+              <w:rPr>
+                <w:rFonts w:ascii="Cambria Math" w:eastAsiaTheme="minorEastAsia" w:hAnsi="Cambria Math" w:cs="Times New Roman"/>
+                <w:sz w:val="24"/>
+                <w:szCs w:val="24"/>
+              </w:rPr>
+              <m:t>!</m:t>
+            </m:r>
+          </m:den>
+        </m:f>
+      </m:oMath>
+      <w:r>
+        <w:rPr>
+          <w:rFonts w:ascii="Times New Roman" w:eastAsiaTheme="minorEastAsia" w:hAnsi="Times New Roman" w:cs="Times New Roman"/>
+          <w:sz w:val="24"/>
+          <w:szCs w:val="24"/>
+        </w:rPr>
+        <w:t xml:space="preserve">    </w:t>
+      </w:r>
+      <m:oMath>
+        <m:d>
+          <m:dPr>
+            <m:ctrlPr>
+              <w:rPr>
+                <w:rFonts w:ascii="Cambria Math" w:eastAsiaTheme="minorEastAsia" w:hAnsi="Cambria Math" w:cs="Times New Roman"/>
+                <w:i/>
+                <w:sz w:val="24"/>
+                <w:szCs w:val="24"/>
+              </w:rPr>
+            </m:ctrlPr>
+          </m:dPr>
+          <m:e>
+            <m:eqArr>
+              <m:eqArrPr>
+                <m:ctrlPr>
+                  <w:rPr>
+                    <w:rFonts w:ascii="Cambria Math" w:eastAsiaTheme="minorEastAsia" w:hAnsi="Cambria Math" w:cs="Times New Roman"/>
+                    <w:i/>
+                    <w:sz w:val="24"/>
+                    <w:szCs w:val="24"/>
+                  </w:rPr>
+                </m:ctrlPr>
+              </m:eqArrPr>
+              <m:e>
+                <m:r>
+                  <w:rPr>
+                    <w:rFonts w:ascii="Cambria Math" w:eastAsiaTheme="minorEastAsia" w:hAnsi="Cambria Math" w:cs="Times New Roman"/>
+                    <w:sz w:val="24"/>
+                    <w:szCs w:val="24"/>
+                  </w:rPr>
+                  <m:t>8</m:t>
+                </m:r>
+              </m:e>
+              <m:e>
+                <m:r>
+                  <w:rPr>
+                    <w:rFonts w:ascii="Cambria Math" w:eastAsiaTheme="minorEastAsia" w:hAnsi="Cambria Math" w:cs="Times New Roman"/>
+                    <w:sz w:val="24"/>
+                    <w:szCs w:val="24"/>
+                  </w:rPr>
+                  <m:t>1</m:t>
+                </m:r>
+              </m:e>
+            </m:eqArr>
+          </m:e>
+        </m:d>
+        <m:r>
+          <w:rPr>
+            <w:rFonts w:ascii="Cambria Math" w:eastAsiaTheme="minorEastAsia" w:hAnsi="Cambria Math" w:cs="Times New Roman"/>
+            <w:sz w:val="24"/>
+            <w:szCs w:val="24"/>
+          </w:rPr>
+          <m:t>=</m:t>
+        </m:r>
+        <m:f>
+          <m:fPr>
+            <m:ctrlPr>
+              <w:rPr>
+                <w:rFonts w:ascii="Cambria Math" w:eastAsiaTheme="minorEastAsia" w:hAnsi="Cambria Math" w:cs="Times New Roman"/>
+                <w:i/>
+                <w:sz w:val="24"/>
+                <w:szCs w:val="24"/>
+              </w:rPr>
+            </m:ctrlPr>
+          </m:fPr>
+          <m:num>
+            <m:r>
+              <w:rPr>
+                <w:rFonts w:ascii="Cambria Math" w:eastAsiaTheme="minorEastAsia" w:hAnsi="Cambria Math" w:cs="Times New Roman"/>
+                <w:sz w:val="24"/>
+                <w:szCs w:val="24"/>
+              </w:rPr>
+              <m:t>8!</m:t>
+            </m:r>
+          </m:num>
+          <m:den>
+            <m:r>
+              <w:rPr>
+                <w:rFonts w:ascii="Cambria Math" w:eastAsiaTheme="minorEastAsia" w:hAnsi="Cambria Math" w:cs="Times New Roman"/>
+                <w:sz w:val="24"/>
+                <w:szCs w:val="24"/>
+              </w:rPr>
+              <m:t>7!</m:t>
+            </m:r>
+          </m:den>
+        </m:f>
+        <m:r>
+          <w:rPr>
+            <w:rFonts w:ascii="Cambria Math" w:eastAsiaTheme="minorEastAsia" w:hAnsi="Cambria Math" w:cs="Times New Roman"/>
+            <w:sz w:val="24"/>
+            <w:szCs w:val="24"/>
+          </w:rPr>
+          <m:t>=8</m:t>
+        </m:r>
+      </m:oMath>
+    </w:p>
+    <w:p>
+      <w:pPr>
+        <w:ind w:left="708" w:firstLine="708"/>
+        <w:rPr>
+          <w:rFonts w:ascii="Times New Roman" w:eastAsiaTheme="minorEastAsia" w:hAnsi="Times New Roman" w:cs="Times New Roman"/>
+          <w:sz w:val="24"/>
+          <w:szCs w:val="24"/>
+        </w:rPr>
+      </w:pPr>
+      <m:oMathPara>
+        <m:oMathParaPr>
+          <m:jc m:val="left"/>
+        </m:oMathParaPr>
+        <m:oMath>
+          <m:r>
+            <w:rPr>
+              <w:rFonts w:ascii="Cambria Math" w:hAnsi="Cambria Math" w:cs="Times New Roman"/>
+              <w:sz w:val="24"/>
+              <w:szCs w:val="24"/>
+            </w:rPr>
+            <w:lastRenderedPageBreak/>
+            <m:t>P</m:t>
+          </m:r>
+          <m:d>
+            <m:dPr>
+              <m:ctrlPr>
+                <w:rPr>
+                  <w:rFonts w:ascii="Cambria Math" w:hAnsi="Cambria Math" w:cs="Times New Roman"/>
+                  <w:i/>
+                  <w:sz w:val="24"/>
+                  <w:szCs w:val="24"/>
+                </w:rPr>
+              </m:ctrlPr>
+            </m:dPr>
+            <m:e>
+              <m:r>
+                <w:rPr>
+                  <w:rFonts w:ascii="Cambria Math" w:hAnsi="Cambria Math" w:cs="Times New Roman"/>
+                  <w:sz w:val="24"/>
+                  <w:szCs w:val="24"/>
+                </w:rPr>
+                <m:t>X=1</m:t>
+              </m:r>
+            </m:e>
+          </m:d>
+          <m:r>
+            <w:rPr>
+              <w:rFonts w:ascii="Cambria Math" w:hAnsi="Cambria Math" w:cs="Times New Roman"/>
+              <w:sz w:val="24"/>
+              <w:szCs w:val="24"/>
+            </w:rPr>
+            <m:t>=</m:t>
+          </m:r>
+          <m:d>
+            <m:dPr>
+              <m:ctrlPr>
+                <w:rPr>
+                  <w:rFonts w:ascii="Cambria Math" w:hAnsi="Cambria Math" w:cs="Times New Roman"/>
+                  <w:i/>
+                  <w:sz w:val="24"/>
+                  <w:szCs w:val="24"/>
+                </w:rPr>
+              </m:ctrlPr>
+            </m:dPr>
+            <m:e>
+              <m:r>
+                <w:rPr>
+                  <w:rFonts w:ascii="Cambria Math" w:hAnsi="Cambria Math" w:cs="Times New Roman"/>
+                  <w:sz w:val="24"/>
+                  <w:szCs w:val="24"/>
+                </w:rPr>
+                <m:t>8</m:t>
+              </m:r>
+            </m:e>
+          </m:d>
+          <m:r>
+            <w:rPr>
+              <w:rFonts w:ascii="Cambria Math" w:hAnsi="Cambria Math" w:cs="Times New Roman"/>
+              <w:sz w:val="24"/>
+              <w:szCs w:val="24"/>
+            </w:rPr>
+            <m:t>0,20·</m:t>
+          </m:r>
+          <m:sSup>
+            <m:sSupPr>
+              <m:ctrlPr>
+                <w:rPr>
+                  <w:rFonts w:ascii="Cambria Math" w:hAnsi="Cambria Math" w:cs="Times New Roman"/>
+                  <w:i/>
+                  <w:sz w:val="24"/>
+                  <w:szCs w:val="24"/>
+                </w:rPr>
+              </m:ctrlPr>
+            </m:sSupPr>
+            <m:e>
+              <m:r>
+                <w:rPr>
+                  <w:rFonts w:ascii="Cambria Math" w:hAnsi="Cambria Math" w:cs="Times New Roman"/>
+                  <w:sz w:val="24"/>
+                  <w:szCs w:val="24"/>
+                </w:rPr>
+                <m:t>0,80</m:t>
+              </m:r>
+            </m:e>
+            <m:sup>
+              <m:r>
+                <w:rPr>
+                  <w:rFonts w:ascii="Cambria Math" w:hAnsi="Cambria Math" w:cs="Times New Roman"/>
+                  <w:sz w:val="24"/>
+                  <w:szCs w:val="24"/>
+                </w:rPr>
+                <m:t>7</m:t>
+              </m:r>
+            </m:sup>
+          </m:sSup>
+        </m:oMath>
+      </m:oMathPara>
+    </w:p>
+    <w:p>
+      <w:pPr>
+        <w:rPr>
+          <w:rFonts w:ascii="Times New Roman" w:hAnsi="Times New Roman" w:cs="Times New Roman"/>
+          <w:sz w:val="24"/>
+          <w:szCs w:val="24"/>
+        </w:rPr>
+      </w:pPr>
+      <w:r>
+        <w:rPr>
+          <w:rFonts w:ascii="Times New Roman" w:hAnsi="Times New Roman" w:cs="Times New Roman"/>
+          <w:sz w:val="24"/>
+          <w:szCs w:val="24"/>
+        </w:rPr>
+        <w:tab/>
+        <w:t xml:space="preserve">P(X = </w:t>
+      </w:r>
+      <w:r>
+        <w:rPr>
+          <w:rFonts w:ascii="Times New Roman" w:hAnsi="Times New Roman" w:cs="Times New Roman"/>
+          <w:sz w:val="24"/>
+          <w:szCs w:val="24"/>
+        </w:rPr>
+        <w:t>1</w:t>
+      </w:r>
+      <w:r>
+        <w:rPr>
+          <w:rFonts w:ascii="Times New Roman" w:hAnsi="Times New Roman" w:cs="Times New Roman"/>
+          <w:sz w:val="24"/>
+          <w:szCs w:val="24"/>
+        </w:rPr>
+        <w:t xml:space="preserve">) = </w:t>
+      </w:r>
+      <w:r>
+        <w:rPr>
+          <w:rFonts w:ascii="Times New Roman" w:hAnsi="Times New Roman" w:cs="Times New Roman"/>
+          <w:sz w:val="24"/>
+          <w:szCs w:val="24"/>
+        </w:rPr>
+        <w:t>8·</w:t>
+      </w:r>
+      <w:r>
+        <w:rPr>
+          <w:rFonts w:ascii="Times New Roman" w:hAnsi="Times New Roman" w:cs="Times New Roman"/>
+          <w:sz w:val="24"/>
+          <w:szCs w:val="24"/>
+        </w:rPr>
+        <w:t>0,</w:t>
+      </w:r>
+      <w:r>
+        <w:rPr>
+          <w:rFonts w:ascii="Times New Roman" w:hAnsi="Times New Roman" w:cs="Times New Roman"/>
+          <w:sz w:val="24"/>
+          <w:szCs w:val="24"/>
+        </w:rPr>
+        <w:t>20·0,2097</w:t>
+      </w:r>
+    </w:p>
+    <w:p>
+      <w:pPr>
+        <w:rPr>
+          <w:rFonts w:ascii="Times New Roman" w:hAnsi="Times New Roman" w:cs="Times New Roman"/>
+          <w:sz w:val="24"/>
+          <w:szCs w:val="24"/>
+        </w:rPr>
+      </w:pPr>
+      <w:r>
+        <w:rPr>
+          <w:rFonts w:ascii="Times New Roman" w:hAnsi="Times New Roman" w:cs="Times New Roman"/>
+          <w:sz w:val="24"/>
+          <w:szCs w:val="24"/>
+        </w:rPr>
+        <w:tab/>
+        <w:t>P(X = 1) =0,3355</w:t>
+      </w:r>
+    </w:p>
+    <w:p>
+      <w:pPr>
+        <w:rPr>
+          <w:rFonts w:ascii="Times New Roman" w:hAnsi="Times New Roman" w:cs="Times New Roman"/>
+          <w:sz w:val="24"/>
+          <w:szCs w:val="24"/>
+        </w:rPr>
+      </w:pPr>
+    </w:p>
+    <w:p>
+      <w:pPr>
+        <w:rPr>
+          <w:rFonts w:ascii="Times New Roman" w:eastAsiaTheme="minorEastAsia" w:hAnsi="Times New Roman" w:cs="Times New Roman"/>
+          <w:sz w:val="24"/>
+          <w:szCs w:val="24"/>
+        </w:rPr>
+      </w:pPr>
+      <w:r>
+        <w:rPr>
+          <w:rFonts w:ascii="Times New Roman" w:hAnsi="Times New Roman" w:cs="Times New Roman"/>
+          <w:sz w:val="24"/>
+          <w:szCs w:val="24"/>
+        </w:rPr>
+        <w:tab/>
+      </w:r>
+      <m:oMath>
+        <m:r>
+          <w:rPr>
+            <w:rFonts w:ascii="Cambria Math" w:hAnsi="Cambria Math" w:cs="Times New Roman"/>
+            <w:sz w:val="24"/>
+            <w:szCs w:val="24"/>
+          </w:rPr>
+          <m:t>P</m:t>
+        </m:r>
+        <m:d>
+          <m:dPr>
+            <m:ctrlPr>
+              <w:rPr>
+                <w:rFonts w:ascii="Cambria Math" w:hAnsi="Cambria Math" w:cs="Times New Roman"/>
+                <w:i/>
+                <w:sz w:val="24"/>
+                <w:szCs w:val="24"/>
+              </w:rPr>
+            </m:ctrlPr>
+          </m:dPr>
+          <m:e>
+            <m:r>
+              <w:rPr>
+                <w:rFonts w:ascii="Cambria Math" w:hAnsi="Cambria Math" w:cs="Times New Roman"/>
+                <w:sz w:val="24"/>
+                <w:szCs w:val="24"/>
+              </w:rPr>
+              <m:t>X=2</m:t>
+            </m:r>
+          </m:e>
+        </m:d>
+        <m:r>
+          <w:rPr>
+            <w:rFonts w:ascii="Cambria Math" w:hAnsi="Cambria Math" w:cs="Times New Roman"/>
+            <w:sz w:val="24"/>
+            <w:szCs w:val="24"/>
+          </w:rPr>
+          <m:t>=</m:t>
+        </m:r>
+        <m:d>
+          <m:dPr>
+            <m:ctrlPr>
+              <w:rPr>
+                <w:rFonts w:ascii="Cambria Math" w:hAnsi="Cambria Math" w:cs="Times New Roman"/>
+                <w:i/>
+                <w:sz w:val="24"/>
+                <w:szCs w:val="24"/>
+              </w:rPr>
+            </m:ctrlPr>
+          </m:dPr>
+          <m:e>
+            <m:eqArr>
+              <m:eqArrPr>
+                <m:ctrlPr>
+                  <w:rPr>
+                    <w:rFonts w:ascii="Cambria Math" w:hAnsi="Cambria Math" w:cs="Times New Roman"/>
+                    <w:i/>
+                    <w:sz w:val="24"/>
+                    <w:szCs w:val="24"/>
+                  </w:rPr>
+                </m:ctrlPr>
+              </m:eqArrPr>
+              <m:e>
+                <m:r>
+                  <w:rPr>
+                    <w:rFonts w:ascii="Cambria Math" w:hAnsi="Cambria Math" w:cs="Times New Roman"/>
+                    <w:sz w:val="24"/>
+                    <w:szCs w:val="24"/>
+                  </w:rPr>
+                  <m:t>8</m:t>
+                </m:r>
+              </m:e>
+              <m:e>
+                <m:r>
+                  <w:rPr>
+                    <w:rFonts w:ascii="Cambria Math" w:hAnsi="Cambria Math" w:cs="Times New Roman"/>
+                    <w:sz w:val="24"/>
+                    <w:szCs w:val="24"/>
+                  </w:rPr>
+                  <m:t>2</m:t>
+                </m:r>
+              </m:e>
+            </m:eqArr>
+          </m:e>
+        </m:d>
+        <m:sSup>
+          <m:sSupPr>
+            <m:ctrlPr>
+              <w:rPr>
+                <w:rFonts w:ascii="Cambria Math" w:hAnsi="Cambria Math" w:cs="Times New Roman"/>
+                <w:i/>
+                <w:sz w:val="24"/>
+                <w:szCs w:val="24"/>
+              </w:rPr>
+            </m:ctrlPr>
+          </m:sSupPr>
+          <m:e>
+            <m:r>
+              <w:rPr>
+                <w:rFonts w:ascii="Cambria Math" w:hAnsi="Cambria Math" w:cs="Times New Roman"/>
+                <w:sz w:val="24"/>
+                <w:szCs w:val="24"/>
+              </w:rPr>
+              <m:t>0,20</m:t>
+            </m:r>
+          </m:e>
+          <m:sup>
+            <m:r>
+              <w:rPr>
+                <w:rFonts w:ascii="Cambria Math" w:hAnsi="Cambria Math" w:cs="Times New Roman"/>
+                <w:sz w:val="24"/>
+                <w:szCs w:val="24"/>
+              </w:rPr>
+              <m:t>2</m:t>
+            </m:r>
+          </m:sup>
+        </m:sSup>
+        <m:r>
+          <w:rPr>
+            <w:rFonts w:ascii="Cambria Math" w:hAnsi="Cambria Math" w:cs="Times New Roman"/>
+            <w:sz w:val="24"/>
+            <w:szCs w:val="24"/>
+          </w:rPr>
+          <m:t>·</m:t>
+        </m:r>
+        <m:sSup>
+          <m:sSupPr>
+            <m:ctrlPr>
+              <w:rPr>
+                <w:rFonts w:ascii="Cambria Math" w:hAnsi="Cambria Math" w:cs="Times New Roman"/>
+                <w:i/>
+                <w:sz w:val="24"/>
+                <w:szCs w:val="24"/>
+              </w:rPr>
+            </m:ctrlPr>
+          </m:sSupPr>
+          <m:e>
+            <m:r>
+              <w:rPr>
+                <w:rFonts w:ascii="Cambria Math" w:hAnsi="Cambria Math" w:cs="Times New Roman"/>
+                <w:sz w:val="24"/>
+                <w:szCs w:val="24"/>
+              </w:rPr>
+              <m:t>0,80</m:t>
+            </m:r>
+          </m:e>
+          <m:sup>
+            <m:r>
+              <w:rPr>
+                <w:rFonts w:ascii="Cambria Math" w:hAnsi="Cambria Math" w:cs="Times New Roman"/>
+                <w:sz w:val="24"/>
+                <w:szCs w:val="24"/>
+              </w:rPr>
+              <m:t>8-2</m:t>
+            </m:r>
+          </m:sup>
+        </m:sSup>
+      </m:oMath>
+      <w:r>
+        <w:rPr>
+          <w:rFonts w:ascii="Times New Roman" w:eastAsiaTheme="minorEastAsia" w:hAnsi="Times New Roman" w:cs="Times New Roman"/>
+          <w:sz w:val="24"/>
+          <w:szCs w:val="24"/>
+        </w:rPr>
+        <w:t xml:space="preserve">          </w:t>
+      </w:r>
+    </w:p>
+    <w:p>
+      <w:pPr>
+        <w:ind w:firstLine="708"/>
+        <w:rPr>
+          <w:rFonts w:ascii="Times New Roman" w:hAnsi="Times New Roman" w:cs="Times New Roman"/>
+          <w:sz w:val="24"/>
+          <w:szCs w:val="24"/>
+        </w:rPr>
+      </w:pPr>
+      <m:oMath>
+        <m:d>
+          <m:dPr>
+            <m:ctrlPr>
+              <w:rPr>
+                <w:rFonts w:ascii="Cambria Math" w:eastAsiaTheme="minorEastAsia" w:hAnsi="Cambria Math" w:cs="Times New Roman"/>
+                <w:i/>
+                <w:sz w:val="24"/>
+                <w:szCs w:val="24"/>
+              </w:rPr>
+            </m:ctrlPr>
+          </m:dPr>
+          <m:e>
+            <m:eqArr>
+              <m:eqArrPr>
+                <m:ctrlPr>
+                  <w:rPr>
+                    <w:rFonts w:ascii="Cambria Math" w:eastAsiaTheme="minorEastAsia" w:hAnsi="Cambria Math" w:cs="Times New Roman"/>
+                    <w:i/>
+                    <w:sz w:val="24"/>
+                    <w:szCs w:val="24"/>
+                  </w:rPr>
+                </m:ctrlPr>
+              </m:eqArrPr>
+              <m:e>
+                <m:r>
+                  <w:rPr>
+                    <w:rFonts w:ascii="Cambria Math" w:eastAsiaTheme="minorEastAsia" w:hAnsi="Cambria Math" w:cs="Times New Roman"/>
+                    <w:sz w:val="24"/>
+                    <w:szCs w:val="24"/>
+                  </w:rPr>
+                  <m:t>8</m:t>
+                </m:r>
+              </m:e>
+              <m:e>
+                <m:r>
+                  <w:rPr>
+                    <w:rFonts w:ascii="Cambria Math" w:eastAsiaTheme="minorEastAsia" w:hAnsi="Cambria Math" w:cs="Times New Roman"/>
+                    <w:sz w:val="24"/>
+                    <w:szCs w:val="24"/>
+                  </w:rPr>
+                  <m:t>2</m:t>
+                </m:r>
+              </m:e>
+            </m:eqArr>
+          </m:e>
+        </m:d>
+        <m:r>
+          <w:rPr>
+            <w:rFonts w:ascii="Cambria Math" w:eastAsiaTheme="minorEastAsia" w:hAnsi="Cambria Math" w:cs="Times New Roman"/>
+            <w:sz w:val="24"/>
+            <w:szCs w:val="24"/>
+          </w:rPr>
+          <m:t>=</m:t>
+        </m:r>
+        <m:f>
+          <m:fPr>
+            <m:ctrlPr>
+              <w:rPr>
+                <w:rFonts w:ascii="Cambria Math" w:eastAsiaTheme="minorEastAsia" w:hAnsi="Cambria Math" w:cs="Times New Roman"/>
+                <w:i/>
+                <w:sz w:val="24"/>
+                <w:szCs w:val="24"/>
+              </w:rPr>
+            </m:ctrlPr>
+          </m:fPr>
+          <m:num>
+            <m:r>
+              <w:rPr>
+                <w:rFonts w:ascii="Cambria Math" w:eastAsiaTheme="minorEastAsia" w:hAnsi="Cambria Math" w:cs="Times New Roman"/>
+                <w:sz w:val="24"/>
+                <w:szCs w:val="24"/>
+              </w:rPr>
+              <m:t>8!</m:t>
+            </m:r>
+          </m:num>
+          <m:den>
+            <m:r>
+              <w:rPr>
+                <w:rFonts w:ascii="Cambria Math" w:eastAsiaTheme="minorEastAsia" w:hAnsi="Cambria Math" w:cs="Times New Roman"/>
+                <w:sz w:val="24"/>
+                <w:szCs w:val="24"/>
+              </w:rPr>
+              <m:t>2!</m:t>
+            </m:r>
+            <m:d>
+              <m:dPr>
+                <m:ctrlPr>
+                  <w:rPr>
+                    <w:rFonts w:ascii="Cambria Math" w:eastAsiaTheme="minorEastAsia" w:hAnsi="Cambria Math" w:cs="Times New Roman"/>
+                    <w:i/>
+                    <w:sz w:val="24"/>
+                    <w:szCs w:val="24"/>
+                  </w:rPr>
+                </m:ctrlPr>
+              </m:dPr>
+              <m:e>
+                <m:r>
+                  <w:rPr>
+                    <w:rFonts w:ascii="Cambria Math" w:eastAsiaTheme="minorEastAsia" w:hAnsi="Cambria Math" w:cs="Times New Roman"/>
+                    <w:sz w:val="24"/>
+                    <w:szCs w:val="24"/>
+                  </w:rPr>
+                  <m:t>8-2</m:t>
+                </m:r>
+              </m:e>
+            </m:d>
+            <m:r>
+              <w:rPr>
+                <w:rFonts w:ascii="Cambria Math" w:eastAsiaTheme="minorEastAsia" w:hAnsi="Cambria Math" w:cs="Times New Roman"/>
+                <w:sz w:val="24"/>
+                <w:szCs w:val="24"/>
+              </w:rPr>
+              <m:t>!</m:t>
+            </m:r>
+          </m:den>
+        </m:f>
+      </m:oMath>
+      <w:r>
+        <w:rPr>
+          <w:rFonts w:ascii="Times New Roman" w:eastAsiaTheme="minorEastAsia" w:hAnsi="Times New Roman" w:cs="Times New Roman"/>
+          <w:sz w:val="24"/>
+          <w:szCs w:val="24"/>
+        </w:rPr>
+        <w:t xml:space="preserve">    </w:t>
+      </w:r>
+      <m:oMath>
+        <m:d>
+          <m:dPr>
+            <m:ctrlPr>
+              <w:rPr>
+                <w:rFonts w:ascii="Cambria Math" w:eastAsiaTheme="minorEastAsia" w:hAnsi="Cambria Math" w:cs="Times New Roman"/>
+                <w:i/>
+                <w:sz w:val="24"/>
+                <w:szCs w:val="24"/>
+              </w:rPr>
+            </m:ctrlPr>
+          </m:dPr>
+          <m:e>
+            <m:eqArr>
+              <m:eqArrPr>
+                <m:ctrlPr>
+                  <w:rPr>
+                    <w:rFonts w:ascii="Cambria Math" w:eastAsiaTheme="minorEastAsia" w:hAnsi="Cambria Math" w:cs="Times New Roman"/>
+                    <w:i/>
+                    <w:sz w:val="24"/>
+                    <w:szCs w:val="24"/>
+                  </w:rPr>
+                </m:ctrlPr>
+              </m:eqArrPr>
+              <m:e>
+                <m:r>
+                  <w:rPr>
+                    <w:rFonts w:ascii="Cambria Math" w:eastAsiaTheme="minorEastAsia" w:hAnsi="Cambria Math" w:cs="Times New Roman"/>
+                    <w:sz w:val="24"/>
+                    <w:szCs w:val="24"/>
+                  </w:rPr>
+                  <m:t>8</m:t>
+                </m:r>
+              </m:e>
+              <m:e>
+                <m:r>
+                  <w:rPr>
+                    <w:rFonts w:ascii="Cambria Math" w:eastAsiaTheme="minorEastAsia" w:hAnsi="Cambria Math" w:cs="Times New Roman"/>
+                    <w:sz w:val="24"/>
+                    <w:szCs w:val="24"/>
+                  </w:rPr>
+                  <m:t>2</m:t>
+                </m:r>
+              </m:e>
+            </m:eqArr>
+          </m:e>
+        </m:d>
+        <m:r>
+          <w:rPr>
+            <w:rFonts w:ascii="Cambria Math" w:eastAsiaTheme="minorEastAsia" w:hAnsi="Cambria Math" w:cs="Times New Roman"/>
+            <w:sz w:val="24"/>
+            <w:szCs w:val="24"/>
+          </w:rPr>
+          <m:t>=</m:t>
+        </m:r>
+        <m:f>
+          <m:fPr>
+            <m:ctrlPr>
+              <w:rPr>
+                <w:rFonts w:ascii="Cambria Math" w:eastAsiaTheme="minorEastAsia" w:hAnsi="Cambria Math" w:cs="Times New Roman"/>
+                <w:i/>
+                <w:sz w:val="24"/>
+                <w:szCs w:val="24"/>
+              </w:rPr>
+            </m:ctrlPr>
+          </m:fPr>
+          <m:num>
+            <m:r>
+              <w:rPr>
+                <w:rFonts w:ascii="Cambria Math" w:eastAsiaTheme="minorEastAsia" w:hAnsi="Cambria Math" w:cs="Times New Roman"/>
+                <w:sz w:val="24"/>
+                <w:szCs w:val="24"/>
+              </w:rPr>
+              <m:t>8!</m:t>
+            </m:r>
+          </m:num>
+          <m:den>
+            <m:r>
+              <w:rPr>
+                <w:rFonts w:ascii="Cambria Math" w:eastAsiaTheme="minorEastAsia" w:hAnsi="Cambria Math" w:cs="Times New Roman"/>
+                <w:sz w:val="24"/>
+                <w:szCs w:val="24"/>
+              </w:rPr>
+              <m:t>2!(6!)</m:t>
+            </m:r>
+          </m:den>
+        </m:f>
+      </m:oMath>
+      <w:r>
+        <w:rPr>
+          <w:rFonts w:ascii="Times New Roman" w:eastAsiaTheme="minorEastAsia" w:hAnsi="Times New Roman" w:cs="Times New Roman"/>
+          <w:sz w:val="24"/>
+          <w:szCs w:val="24"/>
+        </w:rPr>
+        <w:t xml:space="preserve">  </w:t>
+      </w:r>
+      <m:oMath>
+        <m:d>
+          <m:dPr>
+            <m:ctrlPr>
+              <w:rPr>
+                <w:rFonts w:ascii="Cambria Math" w:eastAsiaTheme="minorEastAsia" w:hAnsi="Cambria Math" w:cs="Times New Roman"/>
+                <w:i/>
+                <w:sz w:val="24"/>
+                <w:szCs w:val="24"/>
+              </w:rPr>
+            </m:ctrlPr>
+          </m:dPr>
+          <m:e>
+            <m:r>
+              <w:rPr>
+                <w:rFonts w:ascii="Cambria Math" w:eastAsiaTheme="minorEastAsia" w:hAnsi="Cambria Math" w:cs="Times New Roman"/>
+                <w:sz w:val="24"/>
+                <w:szCs w:val="24"/>
+              </w:rPr>
+              <m:t>2</m:t>
+            </m:r>
+          </m:e>
+        </m:d>
+        <m:r>
+          <w:rPr>
+            <w:rFonts w:ascii="Cambria Math" w:eastAsiaTheme="minorEastAsia" w:hAnsi="Cambria Math" w:cs="Times New Roman"/>
+            <w:sz w:val="24"/>
+            <w:szCs w:val="24"/>
+          </w:rPr>
+          <m:t>=</m:t>
+        </m:r>
+        <m:f>
+          <m:fPr>
+            <m:ctrlPr>
+              <w:rPr>
+                <w:rFonts w:ascii="Cambria Math" w:eastAsiaTheme="minorEastAsia" w:hAnsi="Cambria Math" w:cs="Times New Roman"/>
+                <w:i/>
+                <w:sz w:val="24"/>
+                <w:szCs w:val="24"/>
+              </w:rPr>
+            </m:ctrlPr>
+          </m:fPr>
+          <m:num>
+            <m:r>
+              <w:rPr>
+                <w:rFonts w:ascii="Cambria Math" w:eastAsiaTheme="minorEastAsia" w:hAnsi="Cambria Math" w:cs="Times New Roman"/>
+                <w:sz w:val="24"/>
+                <w:szCs w:val="24"/>
+              </w:rPr>
+              <m:t>8·7</m:t>
+            </m:r>
+          </m:num>
+          <m:den>
+            <m:r>
+              <w:rPr>
+                <w:rFonts w:ascii="Cambria Math" w:eastAsiaTheme="minorEastAsia" w:hAnsi="Cambria Math" w:cs="Times New Roman"/>
+                <w:sz w:val="24"/>
+                <w:szCs w:val="24"/>
+              </w:rPr>
+              <m:t>2·1</m:t>
+            </m:r>
+          </m:den>
+        </m:f>
+        <m:r>
+          <w:rPr>
+            <w:rFonts w:ascii="Cambria Math" w:eastAsiaTheme="minorEastAsia" w:hAnsi="Cambria Math" w:cs="Times New Roman"/>
+            <w:sz w:val="24"/>
+            <w:szCs w:val="24"/>
+          </w:rPr>
+          <m:t>=</m:t>
+        </m:r>
+        <m:f>
+          <m:fPr>
+            <m:ctrlPr>
+              <w:rPr>
+                <w:rFonts w:ascii="Cambria Math" w:eastAsiaTheme="minorEastAsia" w:hAnsi="Cambria Math" w:cs="Times New Roman"/>
+                <w:i/>
+                <w:sz w:val="24"/>
+                <w:szCs w:val="24"/>
+              </w:rPr>
+            </m:ctrlPr>
+          </m:fPr>
+          <m:num>
+            <m:r>
+              <w:rPr>
+                <w:rFonts w:ascii="Cambria Math" w:eastAsiaTheme="minorEastAsia" w:hAnsi="Cambria Math" w:cs="Times New Roman"/>
+                <w:sz w:val="24"/>
+                <w:szCs w:val="24"/>
+              </w:rPr>
+              <m:t>56</m:t>
+            </m:r>
+          </m:num>
+          <m:den>
+            <m:r>
+              <w:rPr>
+                <w:rFonts w:ascii="Cambria Math" w:eastAsiaTheme="minorEastAsia" w:hAnsi="Cambria Math" w:cs="Times New Roman"/>
+                <w:sz w:val="24"/>
+                <w:szCs w:val="24"/>
+              </w:rPr>
+              <m:t>2</m:t>
+            </m:r>
+          </m:den>
+        </m:f>
+        <m:r>
+          <w:rPr>
+            <w:rFonts w:ascii="Cambria Math" w:eastAsiaTheme="minorEastAsia" w:hAnsi="Cambria Math" w:cs="Times New Roman"/>
+            <w:sz w:val="24"/>
+            <w:szCs w:val="24"/>
+          </w:rPr>
+          <m:t>=28</m:t>
+        </m:r>
+      </m:oMath>
+    </w:p>
+    <w:p>
+      <w:pPr>
+        <w:ind w:left="708" w:firstLine="708"/>
+        <w:rPr>
+          <w:rFonts w:ascii="Times New Roman" w:eastAsiaTheme="minorEastAsia" w:hAnsi="Times New Roman" w:cs="Times New Roman"/>
+          <w:sz w:val="24"/>
+          <w:szCs w:val="24"/>
+        </w:rPr>
+      </w:pPr>
+      <m:oMathPara>
+        <m:oMathParaPr>
+          <m:jc m:val="left"/>
+        </m:oMathParaPr>
+        <m:oMath>
+          <m:r>
+            <w:rPr>
+              <w:rFonts w:ascii="Cambria Math" w:hAnsi="Cambria Math" w:cs="Times New Roman"/>
+              <w:sz w:val="24"/>
+              <w:szCs w:val="24"/>
+            </w:rPr>
+            <m:t>P</m:t>
+          </m:r>
+          <m:d>
+            <m:dPr>
+              <m:ctrlPr>
+                <w:rPr>
+                  <w:rFonts w:ascii="Cambria Math" w:hAnsi="Cambria Math" w:cs="Times New Roman"/>
+                  <w:i/>
+                  <w:sz w:val="24"/>
+                  <w:szCs w:val="24"/>
+                </w:rPr>
+              </m:ctrlPr>
+            </m:dPr>
+            <m:e>
+              <m:r>
+                <w:rPr>
+                  <w:rFonts w:ascii="Cambria Math" w:hAnsi="Cambria Math" w:cs="Times New Roman"/>
+                  <w:sz w:val="24"/>
+                  <w:szCs w:val="24"/>
+                </w:rPr>
+                <m:t>X=2</m:t>
+              </m:r>
+            </m:e>
+          </m:d>
+          <m:r>
+            <w:rPr>
+              <w:rFonts w:ascii="Cambria Math" w:hAnsi="Cambria Math" w:cs="Times New Roman"/>
+              <w:sz w:val="24"/>
+              <w:szCs w:val="24"/>
+            </w:rPr>
+            <m:t>=</m:t>
+          </m:r>
+          <m:d>
+            <m:dPr>
+              <m:ctrlPr>
+                <w:rPr>
+                  <w:rFonts w:ascii="Cambria Math" w:hAnsi="Cambria Math" w:cs="Times New Roman"/>
+                  <w:i/>
+                  <w:sz w:val="24"/>
+                  <w:szCs w:val="24"/>
+                </w:rPr>
+              </m:ctrlPr>
+            </m:dPr>
+            <m:e>
+              <m:r>
+                <w:rPr>
+                  <w:rFonts w:ascii="Cambria Math" w:hAnsi="Cambria Math" w:cs="Times New Roman"/>
+                  <w:sz w:val="24"/>
+                  <w:szCs w:val="24"/>
+                </w:rPr>
+                <m:t>28</m:t>
+              </m:r>
+            </m:e>
+          </m:d>
+          <m:r>
+            <w:rPr>
+              <w:rFonts w:ascii="Cambria Math" w:hAnsi="Cambria Math" w:cs="Times New Roman"/>
+              <w:sz w:val="24"/>
+              <w:szCs w:val="24"/>
+            </w:rPr>
+            <m:t>0,04·</m:t>
+          </m:r>
+          <m:sSup>
+            <m:sSupPr>
+              <m:ctrlPr>
+                <w:rPr>
+                  <w:rFonts w:ascii="Cambria Math" w:hAnsi="Cambria Math" w:cs="Times New Roman"/>
+                  <w:i/>
+                  <w:sz w:val="24"/>
+                  <w:szCs w:val="24"/>
+                </w:rPr>
+              </m:ctrlPr>
+            </m:sSupPr>
+            <m:e>
+              <m:r>
+                <w:rPr>
+                  <w:rFonts w:ascii="Cambria Math" w:hAnsi="Cambria Math" w:cs="Times New Roman"/>
+                  <w:sz w:val="24"/>
+                  <w:szCs w:val="24"/>
+                </w:rPr>
+                <m:t>0,80</m:t>
+              </m:r>
+            </m:e>
+            <m:sup>
+              <m:r>
+                <w:rPr>
+                  <w:rFonts w:ascii="Cambria Math" w:hAnsi="Cambria Math" w:cs="Times New Roman"/>
+                  <w:sz w:val="24"/>
+                  <w:szCs w:val="24"/>
+                </w:rPr>
+                <m:t>6</m:t>
+              </m:r>
+            </m:sup>
+          </m:sSup>
+        </m:oMath>
+      </m:oMathPara>
+    </w:p>
+    <w:p>
+      <w:pPr>
+        <w:rPr>
+          <w:rFonts w:ascii="Times New Roman" w:eastAsiaTheme="minorEastAsia" w:hAnsi="Times New Roman" w:cs="Times New Roman"/>
+          <w:sz w:val="24"/>
+          <w:szCs w:val="24"/>
+        </w:rPr>
+      </w:pPr>
+      <w:r>
+        <w:rPr>
+          <w:rFonts w:ascii="Times New Roman" w:eastAsiaTheme="minorEastAsia" w:hAnsi="Times New Roman" w:cs="Times New Roman"/>
+          <w:sz w:val="24"/>
+          <w:szCs w:val="24"/>
+        </w:rPr>
+        <w:tab/>
+      </w:r>
+      <m:oMath>
+        <m:r>
+          <w:rPr>
+            <w:rFonts w:ascii="Cambria Math" w:eastAsiaTheme="minorEastAsia" w:hAnsi="Cambria Math" w:cs="Times New Roman"/>
+            <w:sz w:val="24"/>
+            <w:szCs w:val="24"/>
+          </w:rPr>
+          <m:t>P</m:t>
+        </m:r>
+        <m:d>
+          <m:dPr>
+            <m:ctrlPr>
+              <w:rPr>
+                <w:rFonts w:ascii="Cambria Math" w:hAnsi="Cambria Math" w:cs="Times New Roman"/>
+                <w:i/>
+                <w:sz w:val="24"/>
+                <w:szCs w:val="24"/>
+              </w:rPr>
+            </m:ctrlPr>
+          </m:dPr>
+          <m:e>
+            <m:r>
+              <w:rPr>
+                <w:rFonts w:ascii="Cambria Math" w:hAnsi="Cambria Math" w:cs="Times New Roman"/>
+                <w:sz w:val="24"/>
+                <w:szCs w:val="24"/>
+              </w:rPr>
+              <m:t>X=2</m:t>
+            </m:r>
+          </m:e>
+        </m:d>
+        <m:r>
+          <w:rPr>
+            <w:rFonts w:ascii="Cambria Math" w:hAnsi="Cambria Math" w:cs="Times New Roman"/>
+            <w:sz w:val="24"/>
+            <w:szCs w:val="24"/>
+          </w:rPr>
+          <m:t>=28·0,04·0,2621</m:t>
+        </m:r>
+      </m:oMath>
+    </w:p>
+    <w:p>
+      <w:pPr>
+        <w:rPr>
+          <w:rFonts w:ascii="Times New Roman" w:hAnsi="Times New Roman" w:cs="Times New Roman"/>
+          <w:sz w:val="24"/>
+          <w:szCs w:val="24"/>
+        </w:rPr>
+      </w:pPr>
+      <w:r>
+        <w:rPr>
+          <w:rFonts w:ascii="Times New Roman" w:hAnsi="Times New Roman" w:cs="Times New Roman"/>
+          <w:sz w:val="24"/>
+          <w:szCs w:val="24"/>
+        </w:rPr>
+        <w:tab/>
+        <w:t xml:space="preserve">P(X = </w:t>
+      </w:r>
+      <w:r>
+        <w:rPr>
+          <w:rFonts w:ascii="Times New Roman" w:hAnsi="Times New Roman" w:cs="Times New Roman"/>
+          <w:sz w:val="24"/>
+          <w:szCs w:val="24"/>
+        </w:rPr>
+        <w:t>2</w:t>
+      </w:r>
+      <w:r>
+        <w:rPr>
+          <w:rFonts w:ascii="Times New Roman" w:hAnsi="Times New Roman" w:cs="Times New Roman"/>
+          <w:sz w:val="24"/>
+          <w:szCs w:val="24"/>
+        </w:rPr>
+        <w:t>) =0,</w:t>
+      </w:r>
+      <w:r>
+        <w:rPr>
+          <w:rFonts w:ascii="Times New Roman" w:hAnsi="Times New Roman" w:cs="Times New Roman"/>
+          <w:sz w:val="24"/>
+          <w:szCs w:val="24"/>
+        </w:rPr>
+        <w:t>2936</w:t>
+      </w:r>
+    </w:p>
+    <w:p>
+      <w:pPr>
+        <w:rPr>
+          <w:rFonts w:ascii="Times New Roman" w:hAnsi="Times New Roman" w:cs="Times New Roman"/>
+          <w:sz w:val="24"/>
+          <w:szCs w:val="24"/>
+        </w:rPr>
+      </w:pPr>
+    </w:p>
+    <w:p>
+      <w:pPr>
+        <w:rPr>
+          <w:rFonts w:ascii="Times New Roman" w:hAnsi="Times New Roman" w:cs="Times New Roman"/>
+          <w:sz w:val="24"/>
+          <w:szCs w:val="24"/>
+        </w:rPr>
+      </w:pPr>
+      <w:r>
+        <w:rPr>
+          <w:rFonts w:ascii="Times New Roman" w:hAnsi="Times New Roman" w:cs="Times New Roman"/>
+          <w:sz w:val="24"/>
+          <w:szCs w:val="24"/>
+        </w:rPr>
+        <w:tab/>
+        <w:t xml:space="preserve">P(X </w:t>
+      </w:r>
+      <w:r>
+        <w:rPr>
+          <w:rFonts w:ascii="Times New Roman" w:hAnsi="Times New Roman" w:cs="Times New Roman"/>
+          <w:sz w:val="24"/>
+          <w:szCs w:val="24"/>
+        </w:rPr>
+        <w:t>≤</w:t>
+      </w:r>
+      <w:r>
+        <w:rPr>
+          <w:rFonts w:ascii="Times New Roman" w:hAnsi="Times New Roman" w:cs="Times New Roman"/>
+          <w:sz w:val="24"/>
+          <w:szCs w:val="24"/>
+        </w:rPr>
+        <w:t xml:space="preserve"> </w:t>
+      </w:r>
+      <w:r>
+        <w:rPr>
+          <w:rFonts w:ascii="Times New Roman" w:hAnsi="Times New Roman" w:cs="Times New Roman"/>
+          <w:sz w:val="24"/>
+          <w:szCs w:val="24"/>
+        </w:rPr>
+        <w:t>2</w:t>
+      </w:r>
+      <w:r>
+        <w:rPr>
+          <w:rFonts w:ascii="Times New Roman" w:hAnsi="Times New Roman" w:cs="Times New Roman"/>
+          <w:sz w:val="24"/>
+          <w:szCs w:val="24"/>
+        </w:rPr>
+        <w:t>) = 0,1678 + 0,3355 + 0,2936</w:t>
+      </w:r>
+    </w:p>
+    <w:p>
+      <w:pPr>
+        <w:rPr>
+          <w:rFonts w:ascii="Times New Roman" w:hAnsi="Times New Roman" w:cs="Times New Roman"/>
+          <w:sz w:val="24"/>
+          <w:szCs w:val="24"/>
+        </w:rPr>
+      </w:pPr>
+      <w:r>
+        <w:rPr>
+          <w:rFonts w:ascii="Times New Roman" w:hAnsi="Times New Roman" w:cs="Times New Roman"/>
+          <w:sz w:val="24"/>
+          <w:szCs w:val="24"/>
+        </w:rPr>
+        <w:tab/>
+        <w:t xml:space="preserve">P(X </w:t>
+      </w:r>
+      <w:r>
+        <w:rPr>
+          <w:rFonts w:ascii="Times New Roman" w:hAnsi="Times New Roman" w:cs="Times New Roman"/>
+          <w:sz w:val="24"/>
+          <w:szCs w:val="24"/>
+        </w:rPr>
+        <w:t>≤</w:t>
+      </w:r>
+      <w:r>
+        <w:rPr>
+          <w:rFonts w:ascii="Times New Roman" w:hAnsi="Times New Roman" w:cs="Times New Roman"/>
+          <w:sz w:val="24"/>
+          <w:szCs w:val="24"/>
+        </w:rPr>
+        <w:t xml:space="preserve"> </w:t>
+      </w:r>
+      <w:r>
+        <w:rPr>
+          <w:rFonts w:ascii="Times New Roman" w:hAnsi="Times New Roman" w:cs="Times New Roman"/>
+          <w:sz w:val="24"/>
+          <w:szCs w:val="24"/>
+        </w:rPr>
+        <w:t>2</w:t>
+      </w:r>
+      <w:r>
+        <w:rPr>
+          <w:rFonts w:ascii="Times New Roman" w:hAnsi="Times New Roman" w:cs="Times New Roman"/>
+          <w:sz w:val="24"/>
+          <w:szCs w:val="24"/>
+        </w:rPr>
+        <w:t>) = 0,797 · 100 = 79,7%</w:t>
+      </w:r>
+    </w:p>
+    <w:p>
+      <w:pPr>
+        <w:rPr>
+          <w:rFonts w:ascii="Times New Roman" w:hAnsi="Times New Roman" w:cs="Times New Roman"/>
+          <w:sz w:val="24"/>
+          <w:szCs w:val="24"/>
+        </w:rPr>
+      </w:pPr>
+      <w:r>
+        <w:rPr>
+          <w:rFonts w:ascii="Times New Roman" w:hAnsi="Times New Roman" w:cs="Times New Roman"/>
+          <w:sz w:val="24"/>
+          <w:szCs w:val="24"/>
+        </w:rPr>
+        <w:t>La probabilidad de que un estudiante que adivina al azar en 8 preguntas con 20% de chance de acertar obtenga como máximo 2 respuestas correctas es del 79,7%</w:t>
+      </w:r>
+      <w:r>
+        <w:rPr>
+          <w:rFonts w:ascii="Times New Roman" w:hAnsi="Times New Roman" w:cs="Times New Roman"/>
+          <w:sz w:val="24"/>
+          <w:szCs w:val="24"/>
+        </w:rPr>
+        <w:t>.</w:t>
       </w:r>
     </w:p>
     <w:p>
@@ -3474,7 +5741,6 @@
             <w:sz w:val="24"/>
             <w:szCs w:val="24"/>
           </w:rPr>
-          <w:lastRenderedPageBreak/>
           <m:t>P</m:t>
         </m:r>
         <m:d>
@@ -3783,21 +6049,29 @@
         </w:rPr>
         <w:t xml:space="preserve"> en reuniones o clases es del 14,69%</w:t>
       </w:r>
-    </w:p>
-    <w:p>
-      <w:pPr>
-        <w:rPr>
-          <w:rFonts w:ascii="Times New Roman" w:hAnsi="Times New Roman" w:cs="Times New Roman"/>
-          <w:sz w:val="24"/>
-          <w:szCs w:val="24"/>
-        </w:rPr>
-      </w:pPr>
-      <w:r>
-        <w:rPr>
-          <w:rFonts w:ascii="Times New Roman" w:hAnsi="Times New Roman" w:cs="Times New Roman"/>
-          <w:sz w:val="24"/>
-          <w:szCs w:val="24"/>
-        </w:rPr>
+      <w:r>
+        <w:rPr>
+          <w:sz w:val="24"/>
+          <w:szCs w:val="24"/>
+        </w:rPr>
+        <w:t>.</w:t>
+      </w:r>
+    </w:p>
+    <w:p>
+      <w:pPr>
+        <w:rPr>
+          <w:rFonts w:ascii="Times New Roman" w:hAnsi="Times New Roman" w:cs="Times New Roman"/>
+          <w:sz w:val="24"/>
+          <w:szCs w:val="24"/>
+        </w:rPr>
+      </w:pPr>
+      <w:r>
+        <w:rPr>
+          <w:rFonts w:ascii="Times New Roman" w:hAnsi="Times New Roman" w:cs="Times New Roman"/>
+          <w:sz w:val="24"/>
+          <w:szCs w:val="24"/>
+        </w:rPr>
+        <w:lastRenderedPageBreak/>
         <w:t>26</w:t>
       </w:r>
       <w:r>
@@ -4013,15 +6287,7 @@
                   <w:sz w:val="24"/>
                   <w:szCs w:val="24"/>
                 </w:rPr>
-                <m:t>X=</m:t>
-              </m:r>
-              <m:r>
-                <w:rPr>
-                  <w:rFonts w:ascii="Cambria Math" w:hAnsi="Cambria Math" w:cs="Times New Roman"/>
-                  <w:sz w:val="24"/>
-                  <w:szCs w:val="24"/>
-                </w:rPr>
-                <m:t>19</m:t>
+                <m:t>X=19</m:t>
               </m:r>
             </m:e>
           </m:d>
@@ -4097,15 +6363,7 @@
                   <w:sz w:val="24"/>
                   <w:szCs w:val="24"/>
                 </w:rPr>
-                <m:t>0,</m:t>
-              </m:r>
-              <m:r>
-                <w:rPr>
-                  <w:rFonts w:ascii="Cambria Math" w:hAnsi="Cambria Math" w:cs="Times New Roman"/>
-                  <w:sz w:val="24"/>
-                  <w:szCs w:val="24"/>
-                </w:rPr>
-                <m:t>79</m:t>
+                <m:t>0,79</m:t>
               </m:r>
             </m:e>
             <m:sup>
@@ -4145,15 +6403,7 @@
                   <w:sz w:val="24"/>
                   <w:szCs w:val="24"/>
                 </w:rPr>
-                <m:t>0,</m:t>
-              </m:r>
-              <m:r>
-                <w:rPr>
-                  <w:rFonts w:ascii="Cambria Math" w:hAnsi="Cambria Math" w:cs="Times New Roman"/>
-                  <w:sz w:val="24"/>
-                  <w:szCs w:val="24"/>
-                </w:rPr>
-                <m:t>21</m:t>
+                <m:t>0,21</m:t>
               </m:r>
             </m:e>
             <m:sup>
@@ -4163,23 +6413,7 @@
                   <w:sz w:val="24"/>
                   <w:szCs w:val="24"/>
                 </w:rPr>
-                <m:t>20</m:t>
-              </m:r>
-              <m:r>
-                <w:rPr>
-                  <w:rFonts w:ascii="Cambria Math" w:hAnsi="Cambria Math" w:cs="Times New Roman"/>
-                  <w:sz w:val="24"/>
-                  <w:szCs w:val="24"/>
-                </w:rPr>
-                <m:t>-</m:t>
-              </m:r>
-              <m:r>
-                <w:rPr>
-                  <w:rFonts w:ascii="Cambria Math" w:hAnsi="Cambria Math" w:cs="Times New Roman"/>
-                  <w:sz w:val="24"/>
-                  <w:szCs w:val="24"/>
-                </w:rPr>
-                <m:t>19</m:t>
+                <m:t>20-19</m:t>
               </m:r>
             </m:sup>
           </m:sSup>
@@ -4268,15 +6502,7 @@
                 <w:sz w:val="24"/>
                 <w:szCs w:val="24"/>
               </w:rPr>
-              <m:t>20</m:t>
-            </m:r>
-            <m:r>
-              <w:rPr>
-                <w:rFonts w:ascii="Cambria Math" w:eastAsiaTheme="minorEastAsia" w:hAnsi="Cambria Math" w:cs="Times New Roman"/>
-                <w:sz w:val="24"/>
-                <w:szCs w:val="24"/>
-              </w:rPr>
-              <m:t>!</m:t>
+              <m:t>20!</m:t>
             </m:r>
           </m:num>
           <m:den>
@@ -4286,15 +6512,7 @@
                 <w:sz w:val="24"/>
                 <w:szCs w:val="24"/>
               </w:rPr>
-              <m:t>19</m:t>
-            </m:r>
-            <m:r>
-              <w:rPr>
-                <w:rFonts w:ascii="Cambria Math" w:eastAsiaTheme="minorEastAsia" w:hAnsi="Cambria Math" w:cs="Times New Roman"/>
-                <w:sz w:val="24"/>
-                <w:szCs w:val="24"/>
-              </w:rPr>
-              <m:t>!</m:t>
+              <m:t>19!</m:t>
             </m:r>
             <m:d>
               <m:dPr>
@@ -4314,23 +6532,7 @@
                     <w:sz w:val="24"/>
                     <w:szCs w:val="24"/>
                   </w:rPr>
-                  <m:t>20</m:t>
-                </m:r>
-                <m:r>
-                  <w:rPr>
-                    <w:rFonts w:ascii="Cambria Math" w:eastAsiaTheme="minorEastAsia" w:hAnsi="Cambria Math" w:cs="Times New Roman"/>
-                    <w:sz w:val="24"/>
-                    <w:szCs w:val="24"/>
-                  </w:rPr>
-                  <m:t>-</m:t>
-                </m:r>
-                <m:r>
-                  <w:rPr>
-                    <w:rFonts w:ascii="Cambria Math" w:eastAsiaTheme="minorEastAsia" w:hAnsi="Cambria Math" w:cs="Times New Roman"/>
-                    <w:sz w:val="24"/>
-                    <w:szCs w:val="24"/>
-                  </w:rPr>
-                  <m:t>19</m:t>
+                  <m:t>20-19</m:t>
                 </m:r>
               </m:e>
             </m:d>
@@ -4426,15 +6628,7 @@
                 <w:sz w:val="24"/>
                 <w:szCs w:val="24"/>
               </w:rPr>
-              <m:t>20</m:t>
-            </m:r>
-            <m:r>
-              <w:rPr>
-                <w:rFonts w:ascii="Cambria Math" w:eastAsiaTheme="minorEastAsia" w:hAnsi="Cambria Math" w:cs="Times New Roman"/>
-                <w:sz w:val="24"/>
-                <w:szCs w:val="24"/>
-              </w:rPr>
-              <m:t>!</m:t>
+              <m:t>20!</m:t>
             </m:r>
           </m:num>
           <m:den>
@@ -4444,31 +6638,7 @@
                 <w:sz w:val="24"/>
                 <w:szCs w:val="24"/>
               </w:rPr>
-              <m:t>19</m:t>
-            </m:r>
-            <m:r>
-              <w:rPr>
-                <w:rFonts w:ascii="Cambria Math" w:eastAsiaTheme="minorEastAsia" w:hAnsi="Cambria Math" w:cs="Times New Roman"/>
-                <w:sz w:val="24"/>
-                <w:szCs w:val="24"/>
-              </w:rPr>
-              <m:t>!</m:t>
-            </m:r>
-            <m:r>
-              <w:rPr>
-                <w:rFonts w:ascii="Cambria Math" w:eastAsiaTheme="minorEastAsia" w:hAnsi="Cambria Math" w:cs="Times New Roman"/>
-                <w:sz w:val="24"/>
-                <w:szCs w:val="24"/>
-              </w:rPr>
-              <m:t>1</m:t>
-            </m:r>
-            <m:r>
-              <w:rPr>
-                <w:rFonts w:ascii="Cambria Math" w:eastAsiaTheme="minorEastAsia" w:hAnsi="Cambria Math" w:cs="Times New Roman"/>
-                <w:sz w:val="24"/>
-                <w:szCs w:val="24"/>
-              </w:rPr>
-              <m:t>!</m:t>
+              <m:t>19!1!</m:t>
             </m:r>
           </m:den>
         </m:f>
@@ -4652,15 +6822,7 @@
             <w:sz w:val="24"/>
             <w:szCs w:val="24"/>
           </w:rPr>
-          <m:t>=</m:t>
-        </m:r>
-        <m:r>
-          <w:rPr>
-            <w:rFonts w:ascii="Cambria Math" w:eastAsiaTheme="minorEastAsia" w:hAnsi="Cambria Math" w:cs="Times New Roman"/>
-            <w:sz w:val="24"/>
-            <w:szCs w:val="24"/>
-          </w:rPr>
-          <m:t>20</m:t>
+          <m:t>=20</m:t>
         </m:r>
       </m:oMath>
     </w:p>
@@ -4669,166 +6831,6 @@
         <w:ind w:firstLine="708"/>
         <w:rPr>
           <w:rFonts w:ascii="Times New Roman" w:eastAsiaTheme="minorEastAsia" w:hAnsi="Times New Roman" w:cs="Times New Roman"/>
-          <w:sz w:val="24"/>
-          <w:szCs w:val="24"/>
-        </w:rPr>
-      </w:pPr>
-      <m:oMath>
-        <m:r>
-          <w:rPr>
-            <w:rFonts w:ascii="Cambria Math" w:hAnsi="Cambria Math" w:cs="Times New Roman"/>
-            <w:sz w:val="24"/>
-            <w:szCs w:val="24"/>
-          </w:rPr>
-          <m:t>P</m:t>
-        </m:r>
-        <m:d>
-          <m:dPr>
-            <m:ctrlPr>
-              <w:rPr>
-                <w:rFonts w:ascii="Cambria Math" w:hAnsi="Cambria Math" w:cs="Times New Roman"/>
-                <w:i/>
-                <w:sz w:val="24"/>
-                <w:szCs w:val="24"/>
-              </w:rPr>
-            </m:ctrlPr>
-          </m:dPr>
-          <m:e>
-            <m:r>
-              <w:rPr>
-                <w:rFonts w:ascii="Cambria Math" w:hAnsi="Cambria Math" w:cs="Times New Roman"/>
-                <w:sz w:val="24"/>
-                <w:szCs w:val="24"/>
-              </w:rPr>
-              <m:t>X=</m:t>
-            </m:r>
-            <m:r>
-              <w:rPr>
-                <w:rFonts w:ascii="Cambria Math" w:hAnsi="Cambria Math" w:cs="Times New Roman"/>
-                <w:sz w:val="24"/>
-                <w:szCs w:val="24"/>
-              </w:rPr>
-              <m:t>19</m:t>
-            </m:r>
-          </m:e>
-        </m:d>
-        <m:r>
-          <w:rPr>
-            <w:rFonts w:ascii="Cambria Math" w:hAnsi="Cambria Math" w:cs="Times New Roman"/>
-            <w:sz w:val="24"/>
-            <w:szCs w:val="24"/>
-          </w:rPr>
-          <m:t>=</m:t>
-        </m:r>
-        <m:d>
-          <m:dPr>
-            <m:ctrlPr>
-              <w:rPr>
-                <w:rFonts w:ascii="Cambria Math" w:hAnsi="Cambria Math" w:cs="Times New Roman"/>
-                <w:i/>
-                <w:sz w:val="24"/>
-                <w:szCs w:val="24"/>
-              </w:rPr>
-            </m:ctrlPr>
-          </m:dPr>
-          <m:e>
-            <m:r>
-              <w:rPr>
-                <w:rFonts w:ascii="Cambria Math" w:hAnsi="Cambria Math" w:cs="Times New Roman"/>
-                <w:sz w:val="24"/>
-                <w:szCs w:val="24"/>
-              </w:rPr>
-              <m:t>2</m:t>
-            </m:r>
-            <m:r>
-              <w:rPr>
-                <w:rFonts w:ascii="Cambria Math" w:hAnsi="Cambria Math" w:cs="Times New Roman"/>
-                <w:sz w:val="24"/>
-                <w:szCs w:val="24"/>
-              </w:rPr>
-              <m:t>0</m:t>
-            </m:r>
-          </m:e>
-        </m:d>
-        <m:r>
-          <w:rPr>
-            <w:rFonts w:ascii="Cambria Math" w:hAnsi="Cambria Math" w:cs="Times New Roman"/>
-            <w:sz w:val="24"/>
-            <w:szCs w:val="24"/>
-          </w:rPr>
-          <m:t>0,0113475</m:t>
-        </m:r>
-        <m:r>
-          <w:rPr>
-            <w:rFonts w:ascii="Cambria Math" w:hAnsi="Cambria Math" w:cs="Times New Roman"/>
-            <w:sz w:val="24"/>
-            <w:szCs w:val="24"/>
-          </w:rPr>
-          <m:t>·</m:t>
-        </m:r>
-        <m:sSup>
-          <m:sSupPr>
-            <m:ctrlPr>
-              <w:rPr>
-                <w:rFonts w:ascii="Cambria Math" w:hAnsi="Cambria Math" w:cs="Times New Roman"/>
-                <w:i/>
-                <w:sz w:val="24"/>
-                <w:szCs w:val="24"/>
-              </w:rPr>
-            </m:ctrlPr>
-          </m:sSupPr>
-          <m:e>
-            <m:r>
-              <w:rPr>
-                <w:rFonts w:ascii="Cambria Math" w:hAnsi="Cambria Math" w:cs="Times New Roman"/>
-                <w:sz w:val="24"/>
-                <w:szCs w:val="24"/>
-              </w:rPr>
-              <m:t>0,</m:t>
-            </m:r>
-            <m:r>
-              <w:rPr>
-                <w:rFonts w:ascii="Cambria Math" w:hAnsi="Cambria Math" w:cs="Times New Roman"/>
-                <w:sz w:val="24"/>
-                <w:szCs w:val="24"/>
-              </w:rPr>
-              <m:t>21</m:t>
-            </m:r>
-          </m:e>
-          <m:sup>
-            <m:r>
-              <w:rPr>
-                <w:rFonts w:ascii="Cambria Math" w:hAnsi="Cambria Math" w:cs="Times New Roman"/>
-                <w:sz w:val="24"/>
-                <w:szCs w:val="24"/>
-              </w:rPr>
-              <m:t>1</m:t>
-            </m:r>
-          </m:sup>
-        </m:sSup>
-      </m:oMath>
-      <w:r>
-        <w:rPr>
-          <w:rFonts w:ascii="Times New Roman" w:eastAsiaTheme="minorEastAsia" w:hAnsi="Times New Roman" w:cs="Times New Roman"/>
-          <w:sz w:val="24"/>
-          <w:szCs w:val="24"/>
-        </w:rPr>
-        <w:t xml:space="preserve"> </w:t>
-      </w:r>
-      <w:r>
-        <w:rPr>
-          <w:rFonts w:ascii="Times New Roman" w:eastAsiaTheme="minorEastAsia" w:hAnsi="Times New Roman" w:cs="Times New Roman"/>
-          <w:sz w:val="24"/>
-          <w:szCs w:val="24"/>
-        </w:rPr>
-        <w:t xml:space="preserve"> </w:t>
-      </w:r>
-    </w:p>
-    <w:p>
-      <w:pPr>
-        <w:ind w:firstLine="708"/>
-        <w:rPr>
-          <w:rFonts w:ascii="Times New Roman" w:hAnsi="Times New Roman" w:cs="Times New Roman"/>
           <w:sz w:val="24"/>
           <w:szCs w:val="24"/>
         </w:rPr>
@@ -4923,7 +6925,16 @@
               <m:t>0,21</m:t>
             </m:r>
           </m:e>
-          <m:sup/>
+          <m:sup>
+            <m:r>
+              <w:rPr>
+                <w:rFonts w:ascii="Cambria Math" w:hAnsi="Cambria Math" w:cs="Times New Roman"/>
+                <w:sz w:val="24"/>
+                <w:szCs w:val="24"/>
+              </w:rPr>
+              <m:t>1</m:t>
+            </m:r>
+          </m:sup>
         </m:sSup>
       </m:oMath>
       <w:r>
@@ -4932,25 +6943,18 @@
           <w:sz w:val="24"/>
           <w:szCs w:val="24"/>
         </w:rPr>
-        <w:t xml:space="preserve">   </w:t>
-      </w:r>
-    </w:p>
-    <w:p>
-      <w:pPr>
-        <w:rPr>
-          <w:rFonts w:ascii="Times New Roman" w:eastAsiaTheme="minorEastAsia" w:hAnsi="Times New Roman" w:cs="Times New Roman"/>
-          <w:sz w:val="24"/>
-          <w:szCs w:val="24"/>
-        </w:rPr>
-      </w:pPr>
-      <w:r>
-        <w:rPr>
-          <w:rFonts w:ascii="Times New Roman" w:hAnsi="Times New Roman" w:cs="Times New Roman"/>
-          <w:sz w:val="24"/>
-          <w:szCs w:val="24"/>
-        </w:rPr>
-        <w:tab/>
-      </w:r>
+        <w:t xml:space="preserve">  </w:t>
+      </w:r>
+    </w:p>
+    <w:p>
+      <w:pPr>
+        <w:ind w:firstLine="708"/>
+        <w:rPr>
+          <w:rFonts w:ascii="Times New Roman" w:hAnsi="Times New Roman" w:cs="Times New Roman"/>
+          <w:sz w:val="24"/>
+          <w:szCs w:val="24"/>
+        </w:rPr>
+      </w:pPr>
       <m:oMath>
         <m:r>
           <w:rPr>
@@ -4990,29 +6994,123 @@
           </w:rPr>
           <m:t>=</m:t>
         </m:r>
+        <m:d>
+          <m:dPr>
+            <m:ctrlPr>
+              <w:rPr>
+                <w:rFonts w:ascii="Cambria Math" w:hAnsi="Cambria Math" w:cs="Times New Roman"/>
+                <w:i/>
+                <w:sz w:val="24"/>
+                <w:szCs w:val="24"/>
+              </w:rPr>
+            </m:ctrlPr>
+          </m:dPr>
+          <m:e>
+            <m:r>
+              <w:rPr>
+                <w:rFonts w:ascii="Cambria Math" w:hAnsi="Cambria Math" w:cs="Times New Roman"/>
+                <w:sz w:val="24"/>
+                <w:szCs w:val="24"/>
+              </w:rPr>
+              <m:t>20</m:t>
+            </m:r>
+          </m:e>
+        </m:d>
         <m:r>
           <w:rPr>
             <w:rFonts w:ascii="Cambria Math" w:hAnsi="Cambria Math" w:cs="Times New Roman"/>
             <w:sz w:val="24"/>
             <w:szCs w:val="24"/>
           </w:rPr>
-          <m:t>20·</m:t>
+          <m:t>0,0113475·</m:t>
         </m:r>
+        <m:sSup>
+          <m:sSupPr>
+            <m:ctrlPr>
+              <w:rPr>
+                <w:rFonts w:ascii="Cambria Math" w:hAnsi="Cambria Math" w:cs="Times New Roman"/>
+                <w:i/>
+                <w:sz w:val="24"/>
+                <w:szCs w:val="24"/>
+              </w:rPr>
+            </m:ctrlPr>
+          </m:sSupPr>
+          <m:e>
+            <m:r>
+              <w:rPr>
+                <w:rFonts w:ascii="Cambria Math" w:hAnsi="Cambria Math" w:cs="Times New Roman"/>
+                <w:sz w:val="24"/>
+                <w:szCs w:val="24"/>
+              </w:rPr>
+              <m:t>0,21</m:t>
+            </m:r>
+          </m:e>
+          <m:sup/>
+        </m:sSup>
+      </m:oMath>
+      <w:r>
+        <w:rPr>
+          <w:rFonts w:ascii="Times New Roman" w:eastAsiaTheme="minorEastAsia" w:hAnsi="Times New Roman" w:cs="Times New Roman"/>
+          <w:sz w:val="24"/>
+          <w:szCs w:val="24"/>
+        </w:rPr>
+        <w:t xml:space="preserve">   </w:t>
+      </w:r>
+    </w:p>
+    <w:p>
+      <w:pPr>
+        <w:rPr>
+          <w:rFonts w:ascii="Times New Roman" w:eastAsiaTheme="minorEastAsia" w:hAnsi="Times New Roman" w:cs="Times New Roman"/>
+          <w:sz w:val="24"/>
+          <w:szCs w:val="24"/>
+        </w:rPr>
+      </w:pPr>
+      <w:r>
+        <w:rPr>
+          <w:rFonts w:ascii="Times New Roman" w:hAnsi="Times New Roman" w:cs="Times New Roman"/>
+          <w:sz w:val="24"/>
+          <w:szCs w:val="24"/>
+        </w:rPr>
+        <w:tab/>
+      </w:r>
+      <m:oMath>
         <m:r>
           <w:rPr>
             <w:rFonts w:ascii="Cambria Math" w:hAnsi="Cambria Math" w:cs="Times New Roman"/>
             <w:sz w:val="24"/>
             <w:szCs w:val="24"/>
           </w:rPr>
-          <m:t>0,0</m:t>
+          <m:t>P</m:t>
         </m:r>
+        <m:d>
+          <m:dPr>
+            <m:ctrlPr>
+              <w:rPr>
+                <w:rFonts w:ascii="Cambria Math" w:hAnsi="Cambria Math" w:cs="Times New Roman"/>
+                <w:i/>
+                <w:sz w:val="24"/>
+                <w:szCs w:val="24"/>
+              </w:rPr>
+            </m:ctrlPr>
+          </m:dPr>
+          <m:e>
+            <m:r>
+              <w:rPr>
+                <w:rFonts w:ascii="Cambria Math" w:hAnsi="Cambria Math" w:cs="Times New Roman"/>
+                <w:sz w:val="24"/>
+                <w:szCs w:val="24"/>
+              </w:rPr>
+              <m:t>X=19</m:t>
+            </m:r>
+          </m:e>
+        </m:d>
         <m:r>
           <w:rPr>
             <w:rFonts w:ascii="Cambria Math" w:hAnsi="Cambria Math" w:cs="Times New Roman"/>
             <w:sz w:val="24"/>
             <w:szCs w:val="24"/>
           </w:rPr>
-          <m:t>023830</m:t>
+          <m:t>=20·0,0023830</m:t>
         </m:r>
       </m:oMath>
     </w:p>
@@ -5092,15 +7190,7 @@
                   <w:sz w:val="24"/>
                   <w:szCs w:val="24"/>
                 </w:rPr>
-                <m:t>X=</m:t>
-              </m:r>
-              <m:r>
-                <w:rPr>
-                  <w:rFonts w:ascii="Cambria Math" w:hAnsi="Cambria Math" w:cs="Times New Roman"/>
-                  <w:sz w:val="24"/>
-                  <w:szCs w:val="24"/>
-                </w:rPr>
-                <m:t>20</m:t>
+                <m:t>X=20</m:t>
               </m:r>
             </m:e>
           </m:d>
@@ -5226,15 +7316,7 @@
                   <w:sz w:val="24"/>
                   <w:szCs w:val="24"/>
                 </w:rPr>
-                <m:t>20-</m:t>
-              </m:r>
-              <m:r>
-                <w:rPr>
-                  <w:rFonts w:ascii="Cambria Math" w:hAnsi="Cambria Math" w:cs="Times New Roman"/>
-                  <w:sz w:val="24"/>
-                  <w:szCs w:val="24"/>
-                </w:rPr>
-                <m:t>20</m:t>
+                <m:t>20-20</m:t>
               </m:r>
             </m:sup>
           </m:sSup>
@@ -5471,23 +7553,7 @@
               <w:sz w:val="24"/>
               <w:szCs w:val="24"/>
             </w:rPr>
-            <m:t>0,0089645</m:t>
-          </m:r>
-          <m:r>
-            <w:rPr>
-              <w:rFonts w:ascii="Cambria Math" w:hAnsi="Cambria Math" w:cs="Times New Roman"/>
-              <w:sz w:val="24"/>
-              <w:szCs w:val="24"/>
-            </w:rPr>
-            <m:t>·</m:t>
-          </m:r>
-          <m:r>
-            <w:rPr>
-              <w:rFonts w:ascii="Cambria Math" w:hAnsi="Cambria Math" w:cs="Times New Roman"/>
-              <w:sz w:val="24"/>
-              <w:szCs w:val="24"/>
-            </w:rPr>
-            <m:t>1</m:t>
+            <m:t>0,0089645·1</m:t>
           </m:r>
         </m:oMath>
       </m:oMathPara>
@@ -5543,23 +7609,7 @@
               <w:sz w:val="24"/>
               <w:szCs w:val="24"/>
             </w:rPr>
-            <m:t>=</m:t>
-          </m:r>
-          <m:r>
-            <w:rPr>
-              <w:rFonts w:ascii="Cambria Math" w:hAnsi="Cambria Math" w:cs="Times New Roman"/>
-              <w:sz w:val="24"/>
-              <w:szCs w:val="24"/>
-            </w:rPr>
-            <m:t>1·</m:t>
-          </m:r>
-          <m:r>
-            <w:rPr>
-              <w:rFonts w:ascii="Cambria Math" w:hAnsi="Cambria Math" w:cs="Times New Roman"/>
-              <w:sz w:val="24"/>
-              <w:szCs w:val="24"/>
-            </w:rPr>
-            <m:t>0,0089645</m:t>
+            <m:t>=1·0,0089645</m:t>
           </m:r>
         </m:oMath>
       </m:oMathPara>
@@ -5685,13 +7735,6 @@
           <w:szCs w:val="24"/>
         </w:rPr>
         <w:tab/>
-      </w:r>
-      <w:r>
-        <w:rPr>
-          <w:rFonts w:ascii="Times New Roman" w:eastAsiaTheme="minorEastAsia" w:hAnsi="Times New Roman" w:cs="Times New Roman"/>
-          <w:sz w:val="24"/>
-          <w:szCs w:val="24"/>
-        </w:rPr>
         <w:t xml:space="preserve">P(X </w:t>
       </w:r>
       <w:r>
@@ -5708,15 +7751,7 @@
           <w:sz w:val="24"/>
           <w:szCs w:val="24"/>
         </w:rPr>
-        <w:t xml:space="preserve"> 19) = 0,0</w:t>
-      </w:r>
-      <w:r>
-        <w:rPr>
-          <w:rFonts w:ascii="Times New Roman" w:eastAsiaTheme="minorEastAsia" w:hAnsi="Times New Roman" w:cs="Times New Roman"/>
-          <w:sz w:val="24"/>
-          <w:szCs w:val="24"/>
-        </w:rPr>
-        <w:t>5662 · 100 = 5,662%</w:t>
+        <w:t xml:space="preserve"> 19) = 0,05662 · 100 = 5,662%</w:t>
       </w:r>
     </w:p>
     <w:p>
@@ -5743,6 +7778,14 @@
         </w:rPr>
         <w:t xml:space="preserve"> 5,66% por lo cual 19 adultos no representan un numero significativamente alto</w:t>
       </w:r>
+      <w:r>
+        <w:rPr>
+          <w:rFonts w:ascii="Times New Roman" w:eastAsiaTheme="minorEastAsia" w:hAnsi="Times New Roman" w:cs="Times New Roman"/>
+          <w:sz w:val="24"/>
+          <w:szCs w:val="24"/>
+        </w:rPr>
+        <w:t>.</w:t>
+      </w:r>
     </w:p>
     <w:p>
       <w:pPr>
@@ -5768,6 +7811,538 @@
         </w:rPr>
         <w:t xml:space="preserve"> Datos conocidos: p = 0,75</w:t>
       </w:r>
+      <w:r>
+        <w:rPr>
+          <w:rFonts w:ascii="Times New Roman" w:hAnsi="Times New Roman" w:cs="Times New Roman"/>
+          <w:sz w:val="24"/>
+          <w:szCs w:val="24"/>
+        </w:rPr>
+        <w:t xml:space="preserve"> n = 10</w:t>
+      </w:r>
+    </w:p>
+    <w:p>
+      <w:pPr>
+        <w:pStyle w:val="Prrafodelista"/>
+        <w:numPr>
+          <w:ilvl w:val="0"/>
+          <w:numId w:val="9"/>
+        </w:numPr>
+        <w:rPr>
+          <w:rFonts w:ascii="Times New Roman" w:hAnsi="Times New Roman" w:cs="Times New Roman"/>
+          <w:sz w:val="24"/>
+          <w:szCs w:val="24"/>
+        </w:rPr>
+      </w:pPr>
+      <w:r>
+        <w:rPr>
+          <w:rFonts w:ascii="Times New Roman" w:hAnsi="Times New Roman" w:cs="Times New Roman"/>
+          <w:sz w:val="24"/>
+          <w:szCs w:val="24"/>
+        </w:rPr>
+        <w:t xml:space="preserve">Media: </w:t>
+      </w:r>
+      <w:r>
+        <w:rPr>
+          <w:rFonts w:ascii="Times New Roman" w:hAnsi="Times New Roman" w:cs="Times New Roman"/>
+          <w:sz w:val="24"/>
+          <w:szCs w:val="24"/>
+        </w:rPr>
+        <w:t>μ</w:t>
+      </w:r>
+      <w:r>
+        <w:rPr>
+          <w:rFonts w:ascii="Times New Roman" w:hAnsi="Times New Roman" w:cs="Times New Roman"/>
+          <w:sz w:val="24"/>
+          <w:szCs w:val="24"/>
+        </w:rPr>
+        <w:t xml:space="preserve"> </w:t>
+      </w:r>
+      <w:r>
+        <w:rPr>
+          <w:rFonts w:ascii="Times New Roman" w:hAnsi="Times New Roman" w:cs="Times New Roman"/>
+          <w:sz w:val="24"/>
+          <w:szCs w:val="24"/>
+        </w:rPr>
+        <w:t>=</w:t>
+      </w:r>
+      <w:r>
+        <w:rPr>
+          <w:rFonts w:ascii="Times New Roman" w:hAnsi="Times New Roman" w:cs="Times New Roman"/>
+          <w:sz w:val="24"/>
+          <w:szCs w:val="24"/>
+        </w:rPr>
+        <w:t xml:space="preserve"> </w:t>
+      </w:r>
+      <w:r>
+        <w:rPr>
+          <w:rFonts w:ascii="Times New Roman" w:hAnsi="Times New Roman" w:cs="Times New Roman"/>
+          <w:sz w:val="24"/>
+          <w:szCs w:val="24"/>
+        </w:rPr>
+        <w:t>n</w:t>
+      </w:r>
+      <w:r>
+        <w:rPr>
+          <w:rFonts w:ascii="Times New Roman" w:hAnsi="Times New Roman" w:cs="Times New Roman"/>
+          <w:sz w:val="24"/>
+          <w:szCs w:val="24"/>
+        </w:rPr>
+        <w:t xml:space="preserve"> </w:t>
+      </w:r>
+      <w:r>
+        <w:rPr>
+          <w:rFonts w:ascii="Cambria Math" w:hAnsi="Cambria Math" w:cs="Cambria Math"/>
+          <w:sz w:val="24"/>
+          <w:szCs w:val="24"/>
+        </w:rPr>
+        <w:t>⋅</w:t>
+      </w:r>
+      <w:r>
+        <w:rPr>
+          <w:rFonts w:ascii="Cambria Math" w:hAnsi="Cambria Math" w:cs="Cambria Math"/>
+          <w:sz w:val="24"/>
+          <w:szCs w:val="24"/>
+        </w:rPr>
+        <w:t xml:space="preserve"> </w:t>
+      </w:r>
+      <w:r>
+        <w:rPr>
+          <w:rFonts w:ascii="Times New Roman" w:hAnsi="Times New Roman" w:cs="Times New Roman"/>
+          <w:sz w:val="24"/>
+          <w:szCs w:val="24"/>
+        </w:rPr>
+        <w:t>p</w:t>
+      </w:r>
+      <w:r>
+        <w:rPr>
+          <w:rFonts w:ascii="Times New Roman" w:hAnsi="Times New Roman" w:cs="Times New Roman"/>
+          <w:sz w:val="24"/>
+          <w:szCs w:val="24"/>
+        </w:rPr>
+        <w:t xml:space="preserve">  μ = 10·0,75 = 7,5</w:t>
+      </w:r>
+    </w:p>
+    <w:p>
+      <w:pPr>
+        <w:pStyle w:val="Prrafodelista"/>
+        <w:ind w:left="1068"/>
+        <w:rPr>
+          <w:rFonts w:ascii="Times New Roman" w:eastAsiaTheme="minorEastAsia" w:hAnsi="Times New Roman" w:cs="Times New Roman"/>
+          <w:sz w:val="24"/>
+          <w:szCs w:val="24"/>
+        </w:rPr>
+      </w:pPr>
+      <w:r>
+        <w:rPr>
+          <w:rFonts w:ascii="Times New Roman" w:hAnsi="Times New Roman" w:cs="Times New Roman"/>
+          <w:sz w:val="24"/>
+          <w:szCs w:val="24"/>
+        </w:rPr>
+        <w:t xml:space="preserve">Desviación estándar: </w:t>
+      </w:r>
+      <w:r>
+        <w:rPr>
+          <w:rFonts w:ascii="Times New Roman" w:hAnsi="Times New Roman" w:cs="Times New Roman"/>
+          <w:sz w:val="24"/>
+          <w:szCs w:val="24"/>
+        </w:rPr>
+        <w:t>σ</w:t>
+      </w:r>
+      <w:r>
+        <w:rPr>
+          <w:rFonts w:ascii="Times New Roman" w:hAnsi="Times New Roman" w:cs="Times New Roman"/>
+          <w:sz w:val="24"/>
+          <w:szCs w:val="24"/>
+        </w:rPr>
+        <w:t xml:space="preserve"> </w:t>
+      </w:r>
+      <w:r>
+        <w:rPr>
+          <w:rFonts w:ascii="Times New Roman" w:hAnsi="Times New Roman" w:cs="Times New Roman"/>
+          <w:sz w:val="24"/>
+          <w:szCs w:val="24"/>
+        </w:rPr>
+        <w:t>=</w:t>
+      </w:r>
+      <w:r>
+        <w:rPr>
+          <w:rFonts w:ascii="Times New Roman" w:hAnsi="Times New Roman" w:cs="Times New Roman"/>
+          <w:sz w:val="24"/>
+          <w:szCs w:val="24"/>
+        </w:rPr>
+        <w:t xml:space="preserve"> </w:t>
+      </w:r>
+      <m:oMath>
+        <m:rad>
+          <m:radPr>
+            <m:degHide m:val="1"/>
+            <m:ctrlPr>
+              <w:rPr>
+                <w:rFonts w:ascii="Cambria Math" w:hAnsi="Cambria Math" w:cs="Times New Roman"/>
+                <w:i/>
+                <w:sz w:val="24"/>
+                <w:szCs w:val="24"/>
+              </w:rPr>
+            </m:ctrlPr>
+          </m:radPr>
+          <m:deg/>
+          <m:e>
+            <m:r>
+              <w:rPr>
+                <w:rFonts w:ascii="Cambria Math" w:hAnsi="Cambria Math" w:cs="Times New Roman"/>
+                <w:sz w:val="24"/>
+                <w:szCs w:val="24"/>
+              </w:rPr>
+              <m:t>n·p(1-p)</m:t>
+            </m:r>
+          </m:e>
+        </m:rad>
+      </m:oMath>
+      <w:r>
+        <w:rPr>
+          <w:rFonts w:ascii="Times New Roman" w:eastAsiaTheme="minorEastAsia" w:hAnsi="Times New Roman" w:cs="Times New Roman"/>
+          <w:sz w:val="24"/>
+          <w:szCs w:val="24"/>
+        </w:rPr>
+        <w:t xml:space="preserve">  </w:t>
+      </w:r>
+    </w:p>
+    <w:p>
+      <w:pPr>
+        <w:pStyle w:val="Prrafodelista"/>
+        <w:ind w:left="1068"/>
+        <w:rPr>
+          <w:rFonts w:ascii="Times New Roman" w:eastAsiaTheme="minorEastAsia" w:hAnsi="Times New Roman" w:cs="Times New Roman"/>
+          <w:sz w:val="24"/>
+          <w:szCs w:val="24"/>
+        </w:rPr>
+      </w:pPr>
+      <m:oMathPara>
+        <m:oMathParaPr>
+          <m:jc m:val="left"/>
+        </m:oMathParaPr>
+        <m:oMath>
+          <m:r>
+            <w:rPr>
+              <w:rFonts w:ascii="Cambria Math" w:hAnsi="Cambria Math" w:cs="Times New Roman"/>
+              <w:sz w:val="24"/>
+              <w:szCs w:val="24"/>
+            </w:rPr>
+            <m:t>σ=</m:t>
+          </m:r>
+          <m:rad>
+            <m:radPr>
+              <m:degHide m:val="1"/>
+              <m:ctrlPr>
+                <w:rPr>
+                  <w:rFonts w:ascii="Cambria Math" w:hAnsi="Cambria Math" w:cs="Times New Roman"/>
+                  <w:i/>
+                  <w:sz w:val="24"/>
+                  <w:szCs w:val="24"/>
+                </w:rPr>
+              </m:ctrlPr>
+            </m:radPr>
+            <m:deg/>
+            <m:e>
+              <m:r>
+                <w:rPr>
+                  <w:rFonts w:ascii="Cambria Math" w:hAnsi="Cambria Math" w:cs="Times New Roman"/>
+                  <w:sz w:val="24"/>
+                  <w:szCs w:val="24"/>
+                </w:rPr>
+                <m:t>10·0,75(1-0,75)</m:t>
+              </m:r>
+            </m:e>
+          </m:rad>
+        </m:oMath>
+      </m:oMathPara>
+    </w:p>
+    <w:p>
+      <w:pPr>
+        <w:pStyle w:val="Prrafodelista"/>
+        <w:ind w:left="1068"/>
+        <w:rPr>
+          <w:rFonts w:ascii="Times New Roman" w:eastAsiaTheme="minorEastAsia" w:hAnsi="Times New Roman" w:cs="Times New Roman"/>
+          <w:sz w:val="24"/>
+          <w:szCs w:val="24"/>
+        </w:rPr>
+      </w:pPr>
+      <m:oMathPara>
+        <m:oMathParaPr>
+          <m:jc m:val="left"/>
+        </m:oMathParaPr>
+        <m:oMath>
+          <m:r>
+            <w:rPr>
+              <w:rFonts w:ascii="Cambria Math" w:hAnsi="Cambria Math" w:cs="Times New Roman"/>
+              <w:sz w:val="24"/>
+              <w:szCs w:val="24"/>
+            </w:rPr>
+            <m:t>σ=</m:t>
+          </m:r>
+          <m:rad>
+            <m:radPr>
+              <m:degHide m:val="1"/>
+              <m:ctrlPr>
+                <w:rPr>
+                  <w:rFonts w:ascii="Cambria Math" w:hAnsi="Cambria Math" w:cs="Times New Roman"/>
+                  <w:i/>
+                  <w:sz w:val="24"/>
+                  <w:szCs w:val="24"/>
+                </w:rPr>
+              </m:ctrlPr>
+            </m:radPr>
+            <m:deg/>
+            <m:e>
+              <m:r>
+                <w:rPr>
+                  <w:rFonts w:ascii="Cambria Math" w:hAnsi="Cambria Math" w:cs="Times New Roman"/>
+                  <w:sz w:val="24"/>
+                  <w:szCs w:val="24"/>
+                </w:rPr>
+                <m:t>10·0,75·0,25</m:t>
+              </m:r>
+            </m:e>
+          </m:rad>
+        </m:oMath>
+      </m:oMathPara>
+    </w:p>
+    <w:p>
+      <w:pPr>
+        <w:pStyle w:val="Prrafodelista"/>
+        <w:ind w:left="1068"/>
+        <w:rPr>
+          <w:rFonts w:ascii="Times New Roman" w:eastAsiaTheme="minorEastAsia" w:hAnsi="Times New Roman" w:cs="Times New Roman"/>
+          <w:sz w:val="24"/>
+          <w:szCs w:val="24"/>
+        </w:rPr>
+      </w:pPr>
+      <m:oMathPara>
+        <m:oMathParaPr>
+          <m:jc m:val="left"/>
+        </m:oMathParaPr>
+        <m:oMath>
+          <m:r>
+            <w:rPr>
+              <w:rFonts w:ascii="Cambria Math" w:hAnsi="Cambria Math" w:cs="Times New Roman"/>
+              <w:sz w:val="24"/>
+              <w:szCs w:val="24"/>
+            </w:rPr>
+            <m:t>σ=</m:t>
+          </m:r>
+          <m:rad>
+            <m:radPr>
+              <m:degHide m:val="1"/>
+              <m:ctrlPr>
+                <w:rPr>
+                  <w:rFonts w:ascii="Cambria Math" w:hAnsi="Cambria Math" w:cs="Times New Roman"/>
+                  <w:i/>
+                  <w:sz w:val="24"/>
+                  <w:szCs w:val="24"/>
+                </w:rPr>
+              </m:ctrlPr>
+            </m:radPr>
+            <m:deg/>
+            <m:e>
+              <m:r>
+                <w:rPr>
+                  <w:rFonts w:ascii="Cambria Math" w:hAnsi="Cambria Math" w:cs="Times New Roman"/>
+                  <w:sz w:val="24"/>
+                  <w:szCs w:val="24"/>
+                </w:rPr>
+                <m:t>1,875</m:t>
+              </m:r>
+            </m:e>
+          </m:rad>
+        </m:oMath>
+      </m:oMathPara>
+    </w:p>
+    <w:p>
+      <w:pPr>
+        <w:pStyle w:val="Prrafodelista"/>
+        <w:ind w:left="1068"/>
+        <w:rPr>
+          <w:rFonts w:ascii="Times New Roman" w:hAnsi="Times New Roman" w:cs="Times New Roman"/>
+          <w:sz w:val="24"/>
+          <w:szCs w:val="24"/>
+        </w:rPr>
+      </w:pPr>
+      <w:r>
+        <w:rPr>
+          <w:rFonts w:ascii="Times New Roman" w:hAnsi="Times New Roman" w:cs="Times New Roman"/>
+          <w:sz w:val="24"/>
+          <w:szCs w:val="24"/>
+        </w:rPr>
+        <w:t>σ</w:t>
+      </w:r>
+      <w:r>
+        <w:rPr>
+          <w:rFonts w:ascii="Times New Roman" w:hAnsi="Times New Roman" w:cs="Times New Roman"/>
+          <w:sz w:val="24"/>
+          <w:szCs w:val="24"/>
+        </w:rPr>
+        <w:t xml:space="preserve"> </w:t>
+      </w:r>
+      <w:r>
+        <w:rPr>
+          <w:rFonts w:ascii="Times New Roman" w:hAnsi="Times New Roman" w:cs="Times New Roman"/>
+          <w:sz w:val="24"/>
+          <w:szCs w:val="24"/>
+        </w:rPr>
+        <w:t>=</w:t>
+      </w:r>
+      <w:r>
+        <w:rPr>
+          <w:rFonts w:ascii="Times New Roman" w:hAnsi="Times New Roman" w:cs="Times New Roman"/>
+          <w:sz w:val="24"/>
+          <w:szCs w:val="24"/>
+        </w:rPr>
+        <w:t xml:space="preserve"> 1,369</w:t>
+      </w:r>
+    </w:p>
+    <w:p>
+      <w:pPr>
+        <w:pStyle w:val="Prrafodelista"/>
+        <w:numPr>
+          <w:ilvl w:val="0"/>
+          <w:numId w:val="9"/>
+        </w:numPr>
+        <w:rPr>
+          <w:rFonts w:ascii="Times New Roman" w:hAnsi="Times New Roman" w:cs="Times New Roman"/>
+          <w:sz w:val="24"/>
+          <w:szCs w:val="24"/>
+        </w:rPr>
+      </w:pPr>
+      <w:r>
+        <w:rPr>
+          <w:rFonts w:ascii="Times New Roman" w:hAnsi="Times New Roman" w:cs="Times New Roman"/>
+          <w:sz w:val="24"/>
+          <w:szCs w:val="24"/>
+        </w:rPr>
+        <w:t xml:space="preserve">Significativamente bajos: </w:t>
+      </w:r>
+      <w:r>
+        <w:rPr>
+          <w:rFonts w:ascii="Times New Roman" w:hAnsi="Times New Roman" w:cs="Times New Roman"/>
+          <w:sz w:val="24"/>
+          <w:szCs w:val="24"/>
+        </w:rPr>
+        <w:t>μ−2σ</w:t>
+      </w:r>
+      <w:r>
+        <w:rPr>
+          <w:rFonts w:ascii="Times New Roman" w:hAnsi="Times New Roman" w:cs="Times New Roman"/>
+          <w:sz w:val="24"/>
+          <w:szCs w:val="24"/>
+        </w:rPr>
+        <w:t xml:space="preserve"> = 7,5</w:t>
+      </w:r>
+      <w:r>
+        <w:rPr>
+          <w:rFonts w:ascii="Times New Roman" w:hAnsi="Times New Roman" w:cs="Times New Roman"/>
+          <w:sz w:val="24"/>
+          <w:szCs w:val="24"/>
+        </w:rPr>
+        <w:t xml:space="preserve"> – 2(1,369) = 4,762</w:t>
+      </w:r>
+    </w:p>
+    <w:p>
+      <w:pPr>
+        <w:pStyle w:val="Prrafodelista"/>
+        <w:ind w:left="1068"/>
+        <w:rPr>
+          <w:rFonts w:ascii="Times New Roman" w:hAnsi="Times New Roman" w:cs="Times New Roman"/>
+          <w:sz w:val="24"/>
+          <w:szCs w:val="24"/>
+        </w:rPr>
+      </w:pPr>
+      <w:r>
+        <w:rPr>
+          <w:rFonts w:ascii="Times New Roman" w:hAnsi="Times New Roman" w:cs="Times New Roman"/>
+          <w:sz w:val="24"/>
+          <w:szCs w:val="24"/>
+        </w:rPr>
+        <w:t xml:space="preserve">Significativamente altos: </w:t>
+      </w:r>
+      <w:r>
+        <w:rPr>
+          <w:rFonts w:ascii="Times New Roman" w:hAnsi="Times New Roman" w:cs="Times New Roman"/>
+          <w:sz w:val="24"/>
+          <w:szCs w:val="24"/>
+        </w:rPr>
+        <w:t>μ</w:t>
+      </w:r>
+      <w:r>
+        <w:rPr>
+          <w:rFonts w:ascii="Times New Roman" w:hAnsi="Times New Roman" w:cs="Times New Roman"/>
+          <w:sz w:val="24"/>
+          <w:szCs w:val="24"/>
+        </w:rPr>
+        <w:t>+</w:t>
+      </w:r>
+      <w:r>
+        <w:rPr>
+          <w:rFonts w:ascii="Times New Roman" w:hAnsi="Times New Roman" w:cs="Times New Roman"/>
+          <w:sz w:val="24"/>
+          <w:szCs w:val="24"/>
+        </w:rPr>
+        <w:t>2σ</w:t>
+      </w:r>
+      <w:r>
+        <w:rPr>
+          <w:rFonts w:ascii="Times New Roman" w:hAnsi="Times New Roman" w:cs="Times New Roman"/>
+          <w:sz w:val="24"/>
+          <w:szCs w:val="24"/>
+        </w:rPr>
+        <w:t xml:space="preserve"> = 7,5 + 2(1,369) = 10,238</w:t>
+      </w:r>
+    </w:p>
+    <w:p>
+      <w:pPr>
+        <w:pStyle w:val="Prrafodelista"/>
+        <w:numPr>
+          <w:ilvl w:val="0"/>
+          <w:numId w:val="9"/>
+        </w:numPr>
+        <w:rPr>
+          <w:rFonts w:ascii="Times New Roman" w:hAnsi="Times New Roman" w:cs="Times New Roman"/>
+          <w:sz w:val="24"/>
+          <w:szCs w:val="24"/>
+        </w:rPr>
+      </w:pPr>
+      <w:r>
+        <w:rPr>
+          <w:rFonts w:ascii="Times New Roman" w:hAnsi="Times New Roman" w:cs="Times New Roman"/>
+          <w:sz w:val="24"/>
+          <w:szCs w:val="24"/>
+        </w:rPr>
+        <w:lastRenderedPageBreak/>
+        <w:t>El resultado de 9 chicharos verdes e</w:t>
+      </w:r>
+      <w:r>
+        <w:rPr>
+          <w:rFonts w:ascii="Times New Roman" w:hAnsi="Times New Roman" w:cs="Times New Roman"/>
+          <w:sz w:val="24"/>
+          <w:szCs w:val="24"/>
+        </w:rPr>
+        <w:t>stá</w:t>
+      </w:r>
+      <w:r>
+        <w:rPr>
+          <w:rFonts w:ascii="Times New Roman" w:hAnsi="Times New Roman" w:cs="Times New Roman"/>
+          <w:sz w:val="24"/>
+          <w:szCs w:val="24"/>
+        </w:rPr>
+        <w:t xml:space="preserve"> por encima de la media (7,5), pero no alcanza el valor de 10 que es a partir del que se marca como significativamente alto, por lo tanto 9 no es un valor significativamente alto</w:t>
+      </w:r>
+      <w:r>
+        <w:rPr>
+          <w:rFonts w:ascii="Times New Roman" w:hAnsi="Times New Roman" w:cs="Times New Roman"/>
+          <w:sz w:val="24"/>
+          <w:szCs w:val="24"/>
+        </w:rPr>
+        <w:t>.</w:t>
+      </w:r>
     </w:p>
     <w:p>
       <w:pPr>
@@ -5785,9 +8360,1644 @@
         </w:rPr>
         <w:t>35</w:t>
       </w:r>
-    </w:p>
-    <w:p>
-      <w:pPr>
+      <w:r>
+        <w:rPr>
+          <w:rFonts w:ascii="Times New Roman" w:hAnsi="Times New Roman" w:cs="Times New Roman"/>
+          <w:sz w:val="24"/>
+          <w:szCs w:val="24"/>
+        </w:rPr>
+        <w:t xml:space="preserve"> Datos conocidos: p = 0,03 n = 40</w:t>
+      </w:r>
+    </w:p>
+    <w:p>
+      <w:pPr>
+        <w:rPr>
+          <w:rFonts w:ascii="Times New Roman" w:hAnsi="Times New Roman" w:cs="Times New Roman"/>
+          <w:sz w:val="24"/>
+          <w:szCs w:val="24"/>
+        </w:rPr>
+      </w:pPr>
+      <w:r>
+        <w:rPr>
+          <w:rFonts w:ascii="Times New Roman" w:hAnsi="Times New Roman" w:cs="Times New Roman"/>
+          <w:sz w:val="24"/>
+          <w:szCs w:val="24"/>
+        </w:rPr>
+        <w:tab/>
+        <w:t xml:space="preserve">q = 1 – p = </w:t>
+      </w:r>
+      <w:r>
+        <w:rPr>
+          <w:rFonts w:ascii="Times New Roman" w:hAnsi="Times New Roman" w:cs="Times New Roman"/>
+          <w:sz w:val="24"/>
+          <w:szCs w:val="24"/>
+        </w:rPr>
+        <w:t>1 – 0,03 = 0,97</w:t>
+      </w:r>
+    </w:p>
+    <w:p>
+      <w:pPr>
+        <w:rPr>
+          <w:rFonts w:ascii="Times New Roman" w:hAnsi="Times New Roman" w:cs="Times New Roman"/>
+          <w:sz w:val="24"/>
+          <w:szCs w:val="24"/>
+        </w:rPr>
+      </w:pPr>
+      <w:r>
+        <w:rPr>
+          <w:rFonts w:ascii="Times New Roman" w:hAnsi="Times New Roman" w:cs="Times New Roman"/>
+          <w:sz w:val="24"/>
+          <w:szCs w:val="24"/>
+        </w:rPr>
+        <w:tab/>
+      </w:r>
+      <w:r>
+        <w:rPr>
+          <w:rFonts w:ascii="Times New Roman" w:hAnsi="Times New Roman" w:cs="Times New Roman"/>
+          <w:sz w:val="24"/>
+          <w:szCs w:val="24"/>
+        </w:rPr>
+        <w:t xml:space="preserve">P(X </w:t>
+      </w:r>
+      <w:r>
+        <w:rPr>
+          <w:rFonts w:ascii="Times New Roman" w:hAnsi="Times New Roman" w:cs="Times New Roman"/>
+          <w:sz w:val="24"/>
+          <w:szCs w:val="24"/>
+        </w:rPr>
+        <w:t>≤</w:t>
+      </w:r>
+      <w:r>
+        <w:rPr>
+          <w:rFonts w:ascii="Times New Roman" w:hAnsi="Times New Roman" w:cs="Times New Roman"/>
+          <w:sz w:val="24"/>
+          <w:szCs w:val="24"/>
+        </w:rPr>
+        <w:t xml:space="preserve"> </w:t>
+      </w:r>
+      <w:r>
+        <w:rPr>
+          <w:rFonts w:ascii="Times New Roman" w:hAnsi="Times New Roman" w:cs="Times New Roman"/>
+          <w:sz w:val="24"/>
+          <w:szCs w:val="24"/>
+        </w:rPr>
+        <w:t>1</w:t>
+      </w:r>
+      <w:r>
+        <w:rPr>
+          <w:rFonts w:ascii="Times New Roman" w:hAnsi="Times New Roman" w:cs="Times New Roman"/>
+          <w:sz w:val="24"/>
+          <w:szCs w:val="24"/>
+        </w:rPr>
+        <w:t xml:space="preserve">) = P(X = 0) + P(X = 1) </w:t>
+      </w:r>
+    </w:p>
+    <w:p>
+      <w:pPr>
+        <w:rPr>
+          <w:rFonts w:ascii="Times New Roman" w:eastAsiaTheme="minorEastAsia" w:hAnsi="Times New Roman" w:cs="Times New Roman"/>
+          <w:sz w:val="24"/>
+          <w:szCs w:val="24"/>
+        </w:rPr>
+      </w:pPr>
+      <w:r>
+        <w:rPr>
+          <w:rFonts w:ascii="Times New Roman" w:hAnsi="Times New Roman" w:cs="Times New Roman"/>
+          <w:sz w:val="24"/>
+          <w:szCs w:val="24"/>
+        </w:rPr>
+        <w:tab/>
+      </w:r>
+      <m:oMath>
+        <m:r>
+          <w:rPr>
+            <w:rFonts w:ascii="Cambria Math" w:hAnsi="Cambria Math" w:cs="Times New Roman"/>
+            <w:sz w:val="24"/>
+            <w:szCs w:val="24"/>
+          </w:rPr>
+          <m:t>P</m:t>
+        </m:r>
+        <m:d>
+          <m:dPr>
+            <m:ctrlPr>
+              <w:rPr>
+                <w:rFonts w:ascii="Cambria Math" w:hAnsi="Cambria Math" w:cs="Times New Roman"/>
+                <w:i/>
+                <w:sz w:val="24"/>
+                <w:szCs w:val="24"/>
+              </w:rPr>
+            </m:ctrlPr>
+          </m:dPr>
+          <m:e>
+            <m:r>
+              <w:rPr>
+                <w:rFonts w:ascii="Cambria Math" w:hAnsi="Cambria Math" w:cs="Times New Roman"/>
+                <w:sz w:val="24"/>
+                <w:szCs w:val="24"/>
+              </w:rPr>
+              <m:t>X=0</m:t>
+            </m:r>
+          </m:e>
+        </m:d>
+        <m:r>
+          <w:rPr>
+            <w:rFonts w:ascii="Cambria Math" w:hAnsi="Cambria Math" w:cs="Times New Roman"/>
+            <w:sz w:val="24"/>
+            <w:szCs w:val="24"/>
+          </w:rPr>
+          <m:t>=</m:t>
+        </m:r>
+        <m:d>
+          <m:dPr>
+            <m:ctrlPr>
+              <w:rPr>
+                <w:rFonts w:ascii="Cambria Math" w:hAnsi="Cambria Math" w:cs="Times New Roman"/>
+                <w:i/>
+                <w:sz w:val="24"/>
+                <w:szCs w:val="24"/>
+              </w:rPr>
+            </m:ctrlPr>
+          </m:dPr>
+          <m:e>
+            <m:eqArr>
+              <m:eqArrPr>
+                <m:ctrlPr>
+                  <w:rPr>
+                    <w:rFonts w:ascii="Cambria Math" w:hAnsi="Cambria Math" w:cs="Times New Roman"/>
+                    <w:i/>
+                    <w:sz w:val="24"/>
+                    <w:szCs w:val="24"/>
+                  </w:rPr>
+                </m:ctrlPr>
+              </m:eqArrPr>
+              <m:e>
+                <m:r>
+                  <w:rPr>
+                    <w:rFonts w:ascii="Cambria Math" w:hAnsi="Cambria Math" w:cs="Times New Roman"/>
+                    <w:sz w:val="24"/>
+                    <w:szCs w:val="24"/>
+                  </w:rPr>
+                  <m:t>40</m:t>
+                </m:r>
+              </m:e>
+              <m:e>
+                <m:r>
+                  <w:rPr>
+                    <w:rFonts w:ascii="Cambria Math" w:hAnsi="Cambria Math" w:cs="Times New Roman"/>
+                    <w:sz w:val="24"/>
+                    <w:szCs w:val="24"/>
+                  </w:rPr>
+                  <m:t>0</m:t>
+                </m:r>
+              </m:e>
+            </m:eqArr>
+          </m:e>
+        </m:d>
+        <m:sSup>
+          <m:sSupPr>
+            <m:ctrlPr>
+              <w:rPr>
+                <w:rFonts w:ascii="Cambria Math" w:hAnsi="Cambria Math" w:cs="Times New Roman"/>
+                <w:i/>
+                <w:sz w:val="24"/>
+                <w:szCs w:val="24"/>
+              </w:rPr>
+            </m:ctrlPr>
+          </m:sSupPr>
+          <m:e>
+            <m:r>
+              <w:rPr>
+                <w:rFonts w:ascii="Cambria Math" w:hAnsi="Cambria Math" w:cs="Times New Roman"/>
+                <w:sz w:val="24"/>
+                <w:szCs w:val="24"/>
+              </w:rPr>
+              <m:t>0,0</m:t>
+            </m:r>
+            <m:r>
+              <w:rPr>
+                <w:rFonts w:ascii="Cambria Math" w:hAnsi="Cambria Math" w:cs="Times New Roman"/>
+                <w:sz w:val="24"/>
+                <w:szCs w:val="24"/>
+              </w:rPr>
+              <m:t>3</m:t>
+            </m:r>
+          </m:e>
+          <m:sup>
+            <m:r>
+              <w:rPr>
+                <w:rFonts w:ascii="Cambria Math" w:hAnsi="Cambria Math" w:cs="Times New Roman"/>
+                <w:sz w:val="24"/>
+                <w:szCs w:val="24"/>
+              </w:rPr>
+              <m:t>0</m:t>
+            </m:r>
+          </m:sup>
+        </m:sSup>
+        <m:r>
+          <w:rPr>
+            <w:rFonts w:ascii="Cambria Math" w:hAnsi="Cambria Math" w:cs="Times New Roman"/>
+            <w:sz w:val="24"/>
+            <w:szCs w:val="24"/>
+          </w:rPr>
+          <m:t>·</m:t>
+        </m:r>
+        <m:sSup>
+          <m:sSupPr>
+            <m:ctrlPr>
+              <w:rPr>
+                <w:rFonts w:ascii="Cambria Math" w:hAnsi="Cambria Math" w:cs="Times New Roman"/>
+                <w:i/>
+                <w:sz w:val="24"/>
+                <w:szCs w:val="24"/>
+              </w:rPr>
+            </m:ctrlPr>
+          </m:sSupPr>
+          <m:e>
+            <m:r>
+              <w:rPr>
+                <w:rFonts w:ascii="Cambria Math" w:hAnsi="Cambria Math" w:cs="Times New Roman"/>
+                <w:sz w:val="24"/>
+                <w:szCs w:val="24"/>
+              </w:rPr>
+              <m:t>0,</m:t>
+            </m:r>
+            <m:r>
+              <w:rPr>
+                <w:rFonts w:ascii="Cambria Math" w:hAnsi="Cambria Math" w:cs="Times New Roman"/>
+                <w:sz w:val="24"/>
+                <w:szCs w:val="24"/>
+              </w:rPr>
+              <m:t>97</m:t>
+            </m:r>
+          </m:e>
+          <m:sup>
+            <m:r>
+              <w:rPr>
+                <w:rFonts w:ascii="Cambria Math" w:hAnsi="Cambria Math" w:cs="Times New Roman"/>
+                <w:sz w:val="24"/>
+                <w:szCs w:val="24"/>
+              </w:rPr>
+              <m:t>40</m:t>
+            </m:r>
+            <m:r>
+              <w:rPr>
+                <w:rFonts w:ascii="Cambria Math" w:hAnsi="Cambria Math" w:cs="Times New Roman"/>
+                <w:sz w:val="24"/>
+                <w:szCs w:val="24"/>
+              </w:rPr>
+              <m:t>-0</m:t>
+            </m:r>
+          </m:sup>
+        </m:sSup>
+      </m:oMath>
+      <w:r>
+        <w:rPr>
+          <w:rFonts w:ascii="Times New Roman" w:eastAsiaTheme="minorEastAsia" w:hAnsi="Times New Roman" w:cs="Times New Roman"/>
+          <w:sz w:val="24"/>
+          <w:szCs w:val="24"/>
+        </w:rPr>
+        <w:t xml:space="preserve">          </w:t>
+      </w:r>
+    </w:p>
+    <w:p>
+      <w:pPr>
+        <w:ind w:firstLine="708"/>
+        <w:rPr>
+          <w:rFonts w:ascii="Times New Roman" w:hAnsi="Times New Roman" w:cs="Times New Roman"/>
+          <w:sz w:val="24"/>
+          <w:szCs w:val="24"/>
+        </w:rPr>
+      </w:pPr>
+      <m:oMath>
+        <m:d>
+          <m:dPr>
+            <m:ctrlPr>
+              <w:rPr>
+                <w:rFonts w:ascii="Cambria Math" w:eastAsiaTheme="minorEastAsia" w:hAnsi="Cambria Math" w:cs="Times New Roman"/>
+                <w:i/>
+                <w:sz w:val="24"/>
+                <w:szCs w:val="24"/>
+              </w:rPr>
+            </m:ctrlPr>
+          </m:dPr>
+          <m:e>
+            <m:eqArr>
+              <m:eqArrPr>
+                <m:ctrlPr>
+                  <w:rPr>
+                    <w:rFonts w:ascii="Cambria Math" w:eastAsiaTheme="minorEastAsia" w:hAnsi="Cambria Math" w:cs="Times New Roman"/>
+                    <w:i/>
+                    <w:sz w:val="24"/>
+                    <w:szCs w:val="24"/>
+                  </w:rPr>
+                </m:ctrlPr>
+              </m:eqArrPr>
+              <m:e>
+                <m:r>
+                  <w:rPr>
+                    <w:rFonts w:ascii="Cambria Math" w:eastAsiaTheme="minorEastAsia" w:hAnsi="Cambria Math" w:cs="Times New Roman"/>
+                    <w:sz w:val="24"/>
+                    <w:szCs w:val="24"/>
+                  </w:rPr>
+                  <m:t>40</m:t>
+                </m:r>
+              </m:e>
+              <m:e>
+                <m:r>
+                  <w:rPr>
+                    <w:rFonts w:ascii="Cambria Math" w:eastAsiaTheme="minorEastAsia" w:hAnsi="Cambria Math" w:cs="Times New Roman"/>
+                    <w:sz w:val="24"/>
+                    <w:szCs w:val="24"/>
+                  </w:rPr>
+                  <m:t>0</m:t>
+                </m:r>
+              </m:e>
+            </m:eqArr>
+          </m:e>
+        </m:d>
+        <m:r>
+          <w:rPr>
+            <w:rFonts w:ascii="Cambria Math" w:eastAsiaTheme="minorEastAsia" w:hAnsi="Cambria Math" w:cs="Times New Roman"/>
+            <w:sz w:val="24"/>
+            <w:szCs w:val="24"/>
+          </w:rPr>
+          <m:t>=</m:t>
+        </m:r>
+        <m:f>
+          <m:fPr>
+            <m:ctrlPr>
+              <w:rPr>
+                <w:rFonts w:ascii="Cambria Math" w:eastAsiaTheme="minorEastAsia" w:hAnsi="Cambria Math" w:cs="Times New Roman"/>
+                <w:i/>
+                <w:sz w:val="24"/>
+                <w:szCs w:val="24"/>
+              </w:rPr>
+            </m:ctrlPr>
+          </m:fPr>
+          <m:num>
+            <m:r>
+              <w:rPr>
+                <w:rFonts w:ascii="Cambria Math" w:eastAsiaTheme="minorEastAsia" w:hAnsi="Cambria Math" w:cs="Times New Roman"/>
+                <w:sz w:val="24"/>
+                <w:szCs w:val="24"/>
+              </w:rPr>
+              <m:t>40</m:t>
+            </m:r>
+            <m:r>
+              <w:rPr>
+                <w:rFonts w:ascii="Cambria Math" w:eastAsiaTheme="minorEastAsia" w:hAnsi="Cambria Math" w:cs="Times New Roman"/>
+                <w:sz w:val="24"/>
+                <w:szCs w:val="24"/>
+              </w:rPr>
+              <m:t>!</m:t>
+            </m:r>
+          </m:num>
+          <m:den>
+            <m:r>
+              <w:rPr>
+                <w:rFonts w:ascii="Cambria Math" w:eastAsiaTheme="minorEastAsia" w:hAnsi="Cambria Math" w:cs="Times New Roman"/>
+                <w:sz w:val="24"/>
+                <w:szCs w:val="24"/>
+              </w:rPr>
+              <m:t>0!</m:t>
+            </m:r>
+            <m:d>
+              <m:dPr>
+                <m:ctrlPr>
+                  <w:rPr>
+                    <w:rFonts w:ascii="Cambria Math" w:eastAsiaTheme="minorEastAsia" w:hAnsi="Cambria Math" w:cs="Times New Roman"/>
+                    <w:i/>
+                    <w:sz w:val="24"/>
+                    <w:szCs w:val="24"/>
+                  </w:rPr>
+                </m:ctrlPr>
+              </m:dPr>
+              <m:e>
+                <m:r>
+                  <w:rPr>
+                    <w:rFonts w:ascii="Cambria Math" w:eastAsiaTheme="minorEastAsia" w:hAnsi="Cambria Math" w:cs="Times New Roman"/>
+                    <w:sz w:val="24"/>
+                    <w:szCs w:val="24"/>
+                  </w:rPr>
+                  <m:t>40</m:t>
+                </m:r>
+                <m:r>
+                  <w:rPr>
+                    <w:rFonts w:ascii="Cambria Math" w:eastAsiaTheme="minorEastAsia" w:hAnsi="Cambria Math" w:cs="Times New Roman"/>
+                    <w:sz w:val="24"/>
+                    <w:szCs w:val="24"/>
+                  </w:rPr>
+                  <m:t>-0</m:t>
+                </m:r>
+              </m:e>
+            </m:d>
+            <m:r>
+              <w:rPr>
+                <w:rFonts w:ascii="Cambria Math" w:eastAsiaTheme="minorEastAsia" w:hAnsi="Cambria Math" w:cs="Times New Roman"/>
+                <w:sz w:val="24"/>
+                <w:szCs w:val="24"/>
+              </w:rPr>
+              <m:t>!</m:t>
+            </m:r>
+          </m:den>
+        </m:f>
+      </m:oMath>
+      <w:r>
+        <w:rPr>
+          <w:rFonts w:ascii="Times New Roman" w:eastAsiaTheme="minorEastAsia" w:hAnsi="Times New Roman" w:cs="Times New Roman"/>
+          <w:sz w:val="24"/>
+          <w:szCs w:val="24"/>
+        </w:rPr>
+        <w:t xml:space="preserve">    </w:t>
+      </w:r>
+      <m:oMath>
+        <m:d>
+          <m:dPr>
+            <m:ctrlPr>
+              <w:rPr>
+                <w:rFonts w:ascii="Cambria Math" w:eastAsiaTheme="minorEastAsia" w:hAnsi="Cambria Math" w:cs="Times New Roman"/>
+                <w:i/>
+                <w:sz w:val="24"/>
+                <w:szCs w:val="24"/>
+              </w:rPr>
+            </m:ctrlPr>
+          </m:dPr>
+          <m:e>
+            <m:eqArr>
+              <m:eqArrPr>
+                <m:ctrlPr>
+                  <w:rPr>
+                    <w:rFonts w:ascii="Cambria Math" w:eastAsiaTheme="minorEastAsia" w:hAnsi="Cambria Math" w:cs="Times New Roman"/>
+                    <w:i/>
+                    <w:sz w:val="24"/>
+                    <w:szCs w:val="24"/>
+                  </w:rPr>
+                </m:ctrlPr>
+              </m:eqArrPr>
+              <m:e>
+                <m:r>
+                  <w:rPr>
+                    <w:rFonts w:ascii="Cambria Math" w:eastAsiaTheme="minorEastAsia" w:hAnsi="Cambria Math" w:cs="Times New Roman"/>
+                    <w:sz w:val="24"/>
+                    <w:szCs w:val="24"/>
+                  </w:rPr>
+                  <m:t>40</m:t>
+                </m:r>
+              </m:e>
+              <m:e>
+                <m:r>
+                  <w:rPr>
+                    <w:rFonts w:ascii="Cambria Math" w:eastAsiaTheme="minorEastAsia" w:hAnsi="Cambria Math" w:cs="Times New Roman"/>
+                    <w:sz w:val="24"/>
+                    <w:szCs w:val="24"/>
+                  </w:rPr>
+                  <m:t>0</m:t>
+                </m:r>
+              </m:e>
+            </m:eqArr>
+          </m:e>
+        </m:d>
+        <m:r>
+          <w:rPr>
+            <w:rFonts w:ascii="Cambria Math" w:eastAsiaTheme="minorEastAsia" w:hAnsi="Cambria Math" w:cs="Times New Roman"/>
+            <w:sz w:val="24"/>
+            <w:szCs w:val="24"/>
+          </w:rPr>
+          <m:t>=</m:t>
+        </m:r>
+        <m:f>
+          <m:fPr>
+            <m:ctrlPr>
+              <w:rPr>
+                <w:rFonts w:ascii="Cambria Math" w:eastAsiaTheme="minorEastAsia" w:hAnsi="Cambria Math" w:cs="Times New Roman"/>
+                <w:i/>
+                <w:sz w:val="24"/>
+                <w:szCs w:val="24"/>
+              </w:rPr>
+            </m:ctrlPr>
+          </m:fPr>
+          <m:num>
+            <m:r>
+              <w:rPr>
+                <w:rFonts w:ascii="Cambria Math" w:eastAsiaTheme="minorEastAsia" w:hAnsi="Cambria Math" w:cs="Times New Roman"/>
+                <w:sz w:val="24"/>
+                <w:szCs w:val="24"/>
+              </w:rPr>
+              <m:t>40</m:t>
+            </m:r>
+            <m:r>
+              <w:rPr>
+                <w:rFonts w:ascii="Cambria Math" w:eastAsiaTheme="minorEastAsia" w:hAnsi="Cambria Math" w:cs="Times New Roman"/>
+                <w:sz w:val="24"/>
+                <w:szCs w:val="24"/>
+              </w:rPr>
+              <m:t>!</m:t>
+            </m:r>
+          </m:num>
+          <m:den>
+            <m:r>
+              <w:rPr>
+                <w:rFonts w:ascii="Cambria Math" w:eastAsiaTheme="minorEastAsia" w:hAnsi="Cambria Math" w:cs="Times New Roman"/>
+                <w:sz w:val="24"/>
+                <w:szCs w:val="24"/>
+              </w:rPr>
+              <m:t>40</m:t>
+            </m:r>
+            <m:r>
+              <w:rPr>
+                <w:rFonts w:ascii="Cambria Math" w:eastAsiaTheme="minorEastAsia" w:hAnsi="Cambria Math" w:cs="Times New Roman"/>
+                <w:sz w:val="24"/>
+                <w:szCs w:val="24"/>
+              </w:rPr>
+              <m:t>!</m:t>
+            </m:r>
+          </m:den>
+        </m:f>
+        <m:r>
+          <w:rPr>
+            <w:rFonts w:ascii="Cambria Math" w:eastAsiaTheme="minorEastAsia" w:hAnsi="Cambria Math" w:cs="Times New Roman"/>
+            <w:sz w:val="24"/>
+            <w:szCs w:val="24"/>
+          </w:rPr>
+          <m:t>=1</m:t>
+        </m:r>
+      </m:oMath>
+    </w:p>
+    <w:p>
+      <w:pPr>
+        <w:ind w:left="708" w:firstLine="708"/>
+        <w:rPr>
+          <w:rFonts w:ascii="Times New Roman" w:eastAsiaTheme="minorEastAsia" w:hAnsi="Times New Roman" w:cs="Times New Roman"/>
+          <w:sz w:val="24"/>
+          <w:szCs w:val="24"/>
+        </w:rPr>
+      </w:pPr>
+      <m:oMathPara>
+        <m:oMathParaPr>
+          <m:jc m:val="left"/>
+        </m:oMathParaPr>
+        <m:oMath>
+          <m:r>
+            <w:rPr>
+              <w:rFonts w:ascii="Cambria Math" w:hAnsi="Cambria Math" w:cs="Times New Roman"/>
+              <w:sz w:val="24"/>
+              <w:szCs w:val="24"/>
+            </w:rPr>
+            <m:t>P</m:t>
+          </m:r>
+          <m:d>
+            <m:dPr>
+              <m:ctrlPr>
+                <w:rPr>
+                  <w:rFonts w:ascii="Cambria Math" w:hAnsi="Cambria Math" w:cs="Times New Roman"/>
+                  <w:i/>
+                  <w:sz w:val="24"/>
+                  <w:szCs w:val="24"/>
+                </w:rPr>
+              </m:ctrlPr>
+            </m:dPr>
+            <m:e>
+              <m:r>
+                <w:rPr>
+                  <w:rFonts w:ascii="Cambria Math" w:hAnsi="Cambria Math" w:cs="Times New Roman"/>
+                  <w:sz w:val="24"/>
+                  <w:szCs w:val="24"/>
+                </w:rPr>
+                <m:t>X=0</m:t>
+              </m:r>
+            </m:e>
+          </m:d>
+          <m:r>
+            <w:rPr>
+              <w:rFonts w:ascii="Cambria Math" w:hAnsi="Cambria Math" w:cs="Times New Roman"/>
+              <w:sz w:val="24"/>
+              <w:szCs w:val="24"/>
+            </w:rPr>
+            <m:t>=</m:t>
+          </m:r>
+          <m:d>
+            <m:dPr>
+              <m:ctrlPr>
+                <w:rPr>
+                  <w:rFonts w:ascii="Cambria Math" w:hAnsi="Cambria Math" w:cs="Times New Roman"/>
+                  <w:i/>
+                  <w:sz w:val="24"/>
+                  <w:szCs w:val="24"/>
+                </w:rPr>
+              </m:ctrlPr>
+            </m:dPr>
+            <m:e>
+              <m:r>
+                <w:rPr>
+                  <w:rFonts w:ascii="Cambria Math" w:hAnsi="Cambria Math" w:cs="Times New Roman"/>
+                  <w:sz w:val="24"/>
+                  <w:szCs w:val="24"/>
+                </w:rPr>
+                <m:t>1</m:t>
+              </m:r>
+            </m:e>
+          </m:d>
+          <m:r>
+            <w:rPr>
+              <w:rFonts w:ascii="Cambria Math" w:hAnsi="Cambria Math" w:cs="Times New Roman"/>
+              <w:sz w:val="24"/>
+              <w:szCs w:val="24"/>
+            </w:rPr>
+            <m:t>1·</m:t>
+          </m:r>
+          <m:r>
+            <w:rPr>
+              <w:rFonts w:ascii="Cambria Math" w:hAnsi="Cambria Math" w:cs="Times New Roman"/>
+              <w:sz w:val="24"/>
+              <w:szCs w:val="24"/>
+            </w:rPr>
+            <m:t>0,2957</m:t>
+          </m:r>
+        </m:oMath>
+      </m:oMathPara>
+    </w:p>
+    <w:p>
+      <w:pPr>
+        <w:rPr>
+          <w:rFonts w:ascii="Times New Roman" w:hAnsi="Times New Roman" w:cs="Times New Roman"/>
+          <w:sz w:val="24"/>
+          <w:szCs w:val="24"/>
+        </w:rPr>
+      </w:pPr>
+      <w:r>
+        <w:rPr>
+          <w:rFonts w:ascii="Times New Roman" w:hAnsi="Times New Roman" w:cs="Times New Roman"/>
+          <w:sz w:val="24"/>
+          <w:szCs w:val="24"/>
+        </w:rPr>
+        <w:tab/>
+        <w:t>P(X = 0) = 1·0,</w:t>
+      </w:r>
+      <w:r>
+        <w:rPr>
+          <w:rFonts w:ascii="Times New Roman" w:hAnsi="Times New Roman" w:cs="Times New Roman"/>
+          <w:sz w:val="24"/>
+          <w:szCs w:val="24"/>
+        </w:rPr>
+        <w:t>2957</w:t>
+      </w:r>
+    </w:p>
+    <w:p>
+      <w:pPr>
+        <w:rPr>
+          <w:rFonts w:ascii="Times New Roman" w:hAnsi="Times New Roman" w:cs="Times New Roman"/>
+          <w:sz w:val="24"/>
+          <w:szCs w:val="24"/>
+        </w:rPr>
+      </w:pPr>
+      <w:r>
+        <w:rPr>
+          <w:rFonts w:ascii="Times New Roman" w:hAnsi="Times New Roman" w:cs="Times New Roman"/>
+          <w:sz w:val="24"/>
+          <w:szCs w:val="24"/>
+        </w:rPr>
+        <w:tab/>
+        <w:t>P(X = 0) =0,</w:t>
+      </w:r>
+      <w:r>
+        <w:rPr>
+          <w:rFonts w:ascii="Times New Roman" w:hAnsi="Times New Roman" w:cs="Times New Roman"/>
+          <w:sz w:val="24"/>
+          <w:szCs w:val="24"/>
+        </w:rPr>
+        <w:t>2957</w:t>
+      </w:r>
+    </w:p>
+    <w:p>
+      <w:pPr>
+        <w:rPr>
+          <w:rFonts w:ascii="Times New Roman" w:hAnsi="Times New Roman" w:cs="Times New Roman"/>
+          <w:sz w:val="24"/>
+          <w:szCs w:val="24"/>
+        </w:rPr>
+      </w:pPr>
+    </w:p>
+    <w:p>
+      <w:pPr>
+        <w:rPr>
+          <w:rFonts w:ascii="Times New Roman" w:eastAsiaTheme="minorEastAsia" w:hAnsi="Times New Roman" w:cs="Times New Roman"/>
+          <w:sz w:val="24"/>
+          <w:szCs w:val="24"/>
+        </w:rPr>
+      </w:pPr>
+      <w:r>
+        <w:rPr>
+          <w:rFonts w:ascii="Times New Roman" w:hAnsi="Times New Roman" w:cs="Times New Roman"/>
+          <w:sz w:val="24"/>
+          <w:szCs w:val="24"/>
+        </w:rPr>
+        <w:tab/>
+      </w:r>
+      <m:oMath>
+        <m:r>
+          <w:rPr>
+            <w:rFonts w:ascii="Cambria Math" w:hAnsi="Cambria Math" w:cs="Times New Roman"/>
+            <w:sz w:val="24"/>
+            <w:szCs w:val="24"/>
+          </w:rPr>
+          <m:t>P</m:t>
+        </m:r>
+        <m:d>
+          <m:dPr>
+            <m:ctrlPr>
+              <w:rPr>
+                <w:rFonts w:ascii="Cambria Math" w:hAnsi="Cambria Math" w:cs="Times New Roman"/>
+                <w:i/>
+                <w:sz w:val="24"/>
+                <w:szCs w:val="24"/>
+              </w:rPr>
+            </m:ctrlPr>
+          </m:dPr>
+          <m:e>
+            <m:r>
+              <w:rPr>
+                <w:rFonts w:ascii="Cambria Math" w:hAnsi="Cambria Math" w:cs="Times New Roman"/>
+                <w:sz w:val="24"/>
+                <w:szCs w:val="24"/>
+              </w:rPr>
+              <m:t>X=</m:t>
+            </m:r>
+            <m:r>
+              <w:rPr>
+                <w:rFonts w:ascii="Cambria Math" w:hAnsi="Cambria Math" w:cs="Times New Roman"/>
+                <w:sz w:val="24"/>
+                <w:szCs w:val="24"/>
+              </w:rPr>
+              <m:t>1</m:t>
+            </m:r>
+          </m:e>
+        </m:d>
+        <m:r>
+          <w:rPr>
+            <w:rFonts w:ascii="Cambria Math" w:hAnsi="Cambria Math" w:cs="Times New Roman"/>
+            <w:sz w:val="24"/>
+            <w:szCs w:val="24"/>
+          </w:rPr>
+          <m:t>=</m:t>
+        </m:r>
+        <m:d>
+          <m:dPr>
+            <m:ctrlPr>
+              <w:rPr>
+                <w:rFonts w:ascii="Cambria Math" w:hAnsi="Cambria Math" w:cs="Times New Roman"/>
+                <w:i/>
+                <w:sz w:val="24"/>
+                <w:szCs w:val="24"/>
+              </w:rPr>
+            </m:ctrlPr>
+          </m:dPr>
+          <m:e>
+            <m:eqArr>
+              <m:eqArrPr>
+                <m:ctrlPr>
+                  <w:rPr>
+                    <w:rFonts w:ascii="Cambria Math" w:hAnsi="Cambria Math" w:cs="Times New Roman"/>
+                    <w:i/>
+                    <w:sz w:val="24"/>
+                    <w:szCs w:val="24"/>
+                  </w:rPr>
+                </m:ctrlPr>
+              </m:eqArrPr>
+              <m:e>
+                <m:r>
+                  <w:rPr>
+                    <w:rFonts w:ascii="Cambria Math" w:hAnsi="Cambria Math" w:cs="Times New Roman"/>
+                    <w:sz w:val="24"/>
+                    <w:szCs w:val="24"/>
+                  </w:rPr>
+                  <m:t>40</m:t>
+                </m:r>
+              </m:e>
+              <m:e>
+                <m:r>
+                  <w:rPr>
+                    <w:rFonts w:ascii="Cambria Math" w:hAnsi="Cambria Math" w:cs="Times New Roman"/>
+                    <w:sz w:val="24"/>
+                    <w:szCs w:val="24"/>
+                  </w:rPr>
+                  <m:t>1</m:t>
+                </m:r>
+              </m:e>
+            </m:eqArr>
+          </m:e>
+        </m:d>
+        <m:sSup>
+          <m:sSupPr>
+            <m:ctrlPr>
+              <w:rPr>
+                <w:rFonts w:ascii="Cambria Math" w:hAnsi="Cambria Math" w:cs="Times New Roman"/>
+                <w:i/>
+                <w:sz w:val="24"/>
+                <w:szCs w:val="24"/>
+              </w:rPr>
+            </m:ctrlPr>
+          </m:sSupPr>
+          <m:e>
+            <m:r>
+              <w:rPr>
+                <w:rFonts w:ascii="Cambria Math" w:hAnsi="Cambria Math" w:cs="Times New Roman"/>
+                <w:sz w:val="24"/>
+                <w:szCs w:val="24"/>
+              </w:rPr>
+              <m:t>0,03</m:t>
+            </m:r>
+          </m:e>
+          <m:sup>
+            <m:r>
+              <w:rPr>
+                <w:rFonts w:ascii="Cambria Math" w:hAnsi="Cambria Math" w:cs="Times New Roman"/>
+                <w:sz w:val="24"/>
+                <w:szCs w:val="24"/>
+              </w:rPr>
+              <m:t>1</m:t>
+            </m:r>
+          </m:sup>
+        </m:sSup>
+        <m:r>
+          <w:rPr>
+            <w:rFonts w:ascii="Cambria Math" w:hAnsi="Cambria Math" w:cs="Times New Roman"/>
+            <w:sz w:val="24"/>
+            <w:szCs w:val="24"/>
+          </w:rPr>
+          <m:t>·</m:t>
+        </m:r>
+        <m:sSup>
+          <m:sSupPr>
+            <m:ctrlPr>
+              <w:rPr>
+                <w:rFonts w:ascii="Cambria Math" w:hAnsi="Cambria Math" w:cs="Times New Roman"/>
+                <w:i/>
+                <w:sz w:val="24"/>
+                <w:szCs w:val="24"/>
+              </w:rPr>
+            </m:ctrlPr>
+          </m:sSupPr>
+          <m:e>
+            <m:r>
+              <w:rPr>
+                <w:rFonts w:ascii="Cambria Math" w:hAnsi="Cambria Math" w:cs="Times New Roman"/>
+                <w:sz w:val="24"/>
+                <w:szCs w:val="24"/>
+              </w:rPr>
+              <m:t>0,97</m:t>
+            </m:r>
+          </m:e>
+          <m:sup>
+            <m:r>
+              <w:rPr>
+                <w:rFonts w:ascii="Cambria Math" w:hAnsi="Cambria Math" w:cs="Times New Roman"/>
+                <w:sz w:val="24"/>
+                <w:szCs w:val="24"/>
+              </w:rPr>
+              <m:t>40-</m:t>
+            </m:r>
+            <m:r>
+              <w:rPr>
+                <w:rFonts w:ascii="Cambria Math" w:hAnsi="Cambria Math" w:cs="Times New Roman"/>
+                <w:sz w:val="24"/>
+                <w:szCs w:val="24"/>
+              </w:rPr>
+              <m:t>1</m:t>
+            </m:r>
+          </m:sup>
+        </m:sSup>
+      </m:oMath>
+      <w:r>
+        <w:rPr>
+          <w:rFonts w:ascii="Times New Roman" w:eastAsiaTheme="minorEastAsia" w:hAnsi="Times New Roman" w:cs="Times New Roman"/>
+          <w:sz w:val="24"/>
+          <w:szCs w:val="24"/>
+        </w:rPr>
+        <w:t xml:space="preserve">          </w:t>
+      </w:r>
+    </w:p>
+    <w:p>
+      <w:pPr>
+        <w:ind w:firstLine="708"/>
+        <w:rPr>
+          <w:rFonts w:ascii="Times New Roman" w:hAnsi="Times New Roman" w:cs="Times New Roman"/>
+          <w:sz w:val="24"/>
+          <w:szCs w:val="24"/>
+        </w:rPr>
+      </w:pPr>
+      <m:oMath>
+        <m:d>
+          <m:dPr>
+            <m:ctrlPr>
+              <w:rPr>
+                <w:rFonts w:ascii="Cambria Math" w:eastAsiaTheme="minorEastAsia" w:hAnsi="Cambria Math" w:cs="Times New Roman"/>
+                <w:i/>
+                <w:sz w:val="24"/>
+                <w:szCs w:val="24"/>
+              </w:rPr>
+            </m:ctrlPr>
+          </m:dPr>
+          <m:e>
+            <m:eqArr>
+              <m:eqArrPr>
+                <m:ctrlPr>
+                  <w:rPr>
+                    <w:rFonts w:ascii="Cambria Math" w:eastAsiaTheme="minorEastAsia" w:hAnsi="Cambria Math" w:cs="Times New Roman"/>
+                    <w:i/>
+                    <w:sz w:val="24"/>
+                    <w:szCs w:val="24"/>
+                  </w:rPr>
+                </m:ctrlPr>
+              </m:eqArrPr>
+              <m:e>
+                <m:r>
+                  <w:rPr>
+                    <w:rFonts w:ascii="Cambria Math" w:eastAsiaTheme="minorEastAsia" w:hAnsi="Cambria Math" w:cs="Times New Roman"/>
+                    <w:sz w:val="24"/>
+                    <w:szCs w:val="24"/>
+                  </w:rPr>
+                  <m:t>40</m:t>
+                </m:r>
+              </m:e>
+              <m:e>
+                <m:r>
+                  <w:rPr>
+                    <w:rFonts w:ascii="Cambria Math" w:eastAsiaTheme="minorEastAsia" w:hAnsi="Cambria Math" w:cs="Times New Roman"/>
+                    <w:sz w:val="24"/>
+                    <w:szCs w:val="24"/>
+                  </w:rPr>
+                  <m:t>1</m:t>
+                </m:r>
+              </m:e>
+            </m:eqArr>
+          </m:e>
+        </m:d>
+        <m:r>
+          <w:rPr>
+            <w:rFonts w:ascii="Cambria Math" w:eastAsiaTheme="minorEastAsia" w:hAnsi="Cambria Math" w:cs="Times New Roman"/>
+            <w:sz w:val="24"/>
+            <w:szCs w:val="24"/>
+          </w:rPr>
+          <m:t>=</m:t>
+        </m:r>
+        <m:f>
+          <m:fPr>
+            <m:ctrlPr>
+              <w:rPr>
+                <w:rFonts w:ascii="Cambria Math" w:eastAsiaTheme="minorEastAsia" w:hAnsi="Cambria Math" w:cs="Times New Roman"/>
+                <w:i/>
+                <w:sz w:val="24"/>
+                <w:szCs w:val="24"/>
+              </w:rPr>
+            </m:ctrlPr>
+          </m:fPr>
+          <m:num>
+            <m:r>
+              <w:rPr>
+                <w:rFonts w:ascii="Cambria Math" w:eastAsiaTheme="minorEastAsia" w:hAnsi="Cambria Math" w:cs="Times New Roman"/>
+                <w:sz w:val="24"/>
+                <w:szCs w:val="24"/>
+              </w:rPr>
+              <m:t>40!</m:t>
+            </m:r>
+          </m:num>
+          <m:den>
+            <m:r>
+              <w:rPr>
+                <w:rFonts w:ascii="Cambria Math" w:eastAsiaTheme="minorEastAsia" w:hAnsi="Cambria Math" w:cs="Times New Roman"/>
+                <w:sz w:val="24"/>
+                <w:szCs w:val="24"/>
+              </w:rPr>
+              <m:t>1</m:t>
+            </m:r>
+            <m:r>
+              <w:rPr>
+                <w:rFonts w:ascii="Cambria Math" w:eastAsiaTheme="minorEastAsia" w:hAnsi="Cambria Math" w:cs="Times New Roman"/>
+                <w:sz w:val="24"/>
+                <w:szCs w:val="24"/>
+              </w:rPr>
+              <m:t>!</m:t>
+            </m:r>
+            <m:d>
+              <m:dPr>
+                <m:ctrlPr>
+                  <w:rPr>
+                    <w:rFonts w:ascii="Cambria Math" w:eastAsiaTheme="minorEastAsia" w:hAnsi="Cambria Math" w:cs="Times New Roman"/>
+                    <w:i/>
+                    <w:sz w:val="24"/>
+                    <w:szCs w:val="24"/>
+                  </w:rPr>
+                </m:ctrlPr>
+              </m:dPr>
+              <m:e>
+                <m:r>
+                  <w:rPr>
+                    <w:rFonts w:ascii="Cambria Math" w:eastAsiaTheme="minorEastAsia" w:hAnsi="Cambria Math" w:cs="Times New Roman"/>
+                    <w:sz w:val="24"/>
+                    <w:szCs w:val="24"/>
+                  </w:rPr>
+                  <m:t>40-</m:t>
+                </m:r>
+                <m:r>
+                  <w:rPr>
+                    <w:rFonts w:ascii="Cambria Math" w:eastAsiaTheme="minorEastAsia" w:hAnsi="Cambria Math" w:cs="Times New Roman"/>
+                    <w:sz w:val="24"/>
+                    <w:szCs w:val="24"/>
+                  </w:rPr>
+                  <m:t>1</m:t>
+                </m:r>
+              </m:e>
+            </m:d>
+            <m:r>
+              <w:rPr>
+                <w:rFonts w:ascii="Cambria Math" w:eastAsiaTheme="minorEastAsia" w:hAnsi="Cambria Math" w:cs="Times New Roman"/>
+                <w:sz w:val="24"/>
+                <w:szCs w:val="24"/>
+              </w:rPr>
+              <m:t>!</m:t>
+            </m:r>
+          </m:den>
+        </m:f>
+      </m:oMath>
+      <w:r>
+        <w:rPr>
+          <w:rFonts w:ascii="Times New Roman" w:eastAsiaTheme="minorEastAsia" w:hAnsi="Times New Roman" w:cs="Times New Roman"/>
+          <w:sz w:val="24"/>
+          <w:szCs w:val="24"/>
+        </w:rPr>
+        <w:t xml:space="preserve">    </w:t>
+      </w:r>
+      <m:oMath>
+        <m:d>
+          <m:dPr>
+            <m:ctrlPr>
+              <w:rPr>
+                <w:rFonts w:ascii="Cambria Math" w:eastAsiaTheme="minorEastAsia" w:hAnsi="Cambria Math" w:cs="Times New Roman"/>
+                <w:i/>
+                <w:sz w:val="24"/>
+                <w:szCs w:val="24"/>
+              </w:rPr>
+            </m:ctrlPr>
+          </m:dPr>
+          <m:e>
+            <m:eqArr>
+              <m:eqArrPr>
+                <m:ctrlPr>
+                  <w:rPr>
+                    <w:rFonts w:ascii="Cambria Math" w:eastAsiaTheme="minorEastAsia" w:hAnsi="Cambria Math" w:cs="Times New Roman"/>
+                    <w:i/>
+                    <w:sz w:val="24"/>
+                    <w:szCs w:val="24"/>
+                  </w:rPr>
+                </m:ctrlPr>
+              </m:eqArrPr>
+              <m:e>
+                <m:r>
+                  <w:rPr>
+                    <w:rFonts w:ascii="Cambria Math" w:eastAsiaTheme="minorEastAsia" w:hAnsi="Cambria Math" w:cs="Times New Roman"/>
+                    <w:sz w:val="24"/>
+                    <w:szCs w:val="24"/>
+                  </w:rPr>
+                  <m:t>40</m:t>
+                </m:r>
+              </m:e>
+              <m:e>
+                <m:r>
+                  <w:rPr>
+                    <w:rFonts w:ascii="Cambria Math" w:eastAsiaTheme="minorEastAsia" w:hAnsi="Cambria Math" w:cs="Times New Roman"/>
+                    <w:sz w:val="24"/>
+                    <w:szCs w:val="24"/>
+                  </w:rPr>
+                  <m:t>1</m:t>
+                </m:r>
+              </m:e>
+            </m:eqArr>
+          </m:e>
+        </m:d>
+        <m:r>
+          <w:rPr>
+            <w:rFonts w:ascii="Cambria Math" w:eastAsiaTheme="minorEastAsia" w:hAnsi="Cambria Math" w:cs="Times New Roman"/>
+            <w:sz w:val="24"/>
+            <w:szCs w:val="24"/>
+          </w:rPr>
+          <m:t>=</m:t>
+        </m:r>
+        <m:f>
+          <m:fPr>
+            <m:ctrlPr>
+              <w:rPr>
+                <w:rFonts w:ascii="Cambria Math" w:eastAsiaTheme="minorEastAsia" w:hAnsi="Cambria Math" w:cs="Times New Roman"/>
+                <w:i/>
+                <w:sz w:val="24"/>
+                <w:szCs w:val="24"/>
+              </w:rPr>
+            </m:ctrlPr>
+          </m:fPr>
+          <m:num>
+            <m:r>
+              <w:rPr>
+                <w:rFonts w:ascii="Cambria Math" w:eastAsiaTheme="minorEastAsia" w:hAnsi="Cambria Math" w:cs="Times New Roman"/>
+                <w:sz w:val="24"/>
+                <w:szCs w:val="24"/>
+              </w:rPr>
+              <m:t>40</m:t>
+            </m:r>
+            <m:r>
+              <w:rPr>
+                <w:rFonts w:ascii="Cambria Math" w:eastAsiaTheme="minorEastAsia" w:hAnsi="Cambria Math" w:cs="Times New Roman"/>
+                <w:sz w:val="24"/>
+                <w:szCs w:val="24"/>
+              </w:rPr>
+              <m:t>·39</m:t>
+            </m:r>
+            <m:r>
+              <w:rPr>
+                <w:rFonts w:ascii="Cambria Math" w:eastAsiaTheme="minorEastAsia" w:hAnsi="Cambria Math" w:cs="Times New Roman"/>
+                <w:sz w:val="24"/>
+                <w:szCs w:val="24"/>
+              </w:rPr>
+              <m:t>!</m:t>
+            </m:r>
+          </m:num>
+          <m:den>
+            <m:r>
+              <w:rPr>
+                <w:rFonts w:ascii="Cambria Math" w:eastAsiaTheme="minorEastAsia" w:hAnsi="Cambria Math" w:cs="Times New Roman"/>
+                <w:sz w:val="24"/>
+                <w:szCs w:val="24"/>
+              </w:rPr>
+              <m:t>39</m:t>
+            </m:r>
+            <m:r>
+              <w:rPr>
+                <w:rFonts w:ascii="Cambria Math" w:eastAsiaTheme="minorEastAsia" w:hAnsi="Cambria Math" w:cs="Times New Roman"/>
+                <w:sz w:val="24"/>
+                <w:szCs w:val="24"/>
+              </w:rPr>
+              <m:t>!</m:t>
+            </m:r>
+          </m:den>
+        </m:f>
+        <m:r>
+          <w:rPr>
+            <w:rFonts w:ascii="Cambria Math" w:eastAsiaTheme="minorEastAsia" w:hAnsi="Cambria Math" w:cs="Times New Roman"/>
+            <w:sz w:val="24"/>
+            <w:szCs w:val="24"/>
+          </w:rPr>
+          <m:t>=</m:t>
+        </m:r>
+        <m:r>
+          <w:rPr>
+            <w:rFonts w:ascii="Cambria Math" w:eastAsiaTheme="minorEastAsia" w:hAnsi="Cambria Math" w:cs="Times New Roman"/>
+            <w:sz w:val="24"/>
+            <w:szCs w:val="24"/>
+          </w:rPr>
+          <m:t>40</m:t>
+        </m:r>
+      </m:oMath>
+    </w:p>
+    <w:p>
+      <w:pPr>
+        <w:ind w:left="708" w:firstLine="708"/>
+        <w:rPr>
+          <w:rFonts w:ascii="Times New Roman" w:eastAsiaTheme="minorEastAsia" w:hAnsi="Times New Roman" w:cs="Times New Roman"/>
+          <w:sz w:val="24"/>
+          <w:szCs w:val="24"/>
+        </w:rPr>
+      </w:pPr>
+      <m:oMathPara>
+        <m:oMathParaPr>
+          <m:jc m:val="left"/>
+        </m:oMathParaPr>
+        <m:oMath>
+          <m:r>
+            <w:rPr>
+              <w:rFonts w:ascii="Cambria Math" w:hAnsi="Cambria Math" w:cs="Times New Roman"/>
+              <w:sz w:val="24"/>
+              <w:szCs w:val="24"/>
+            </w:rPr>
+            <m:t>P</m:t>
+          </m:r>
+          <m:d>
+            <m:dPr>
+              <m:ctrlPr>
+                <w:rPr>
+                  <w:rFonts w:ascii="Cambria Math" w:hAnsi="Cambria Math" w:cs="Times New Roman"/>
+                  <w:i/>
+                  <w:sz w:val="24"/>
+                  <w:szCs w:val="24"/>
+                </w:rPr>
+              </m:ctrlPr>
+            </m:dPr>
+            <m:e>
+              <m:r>
+                <w:rPr>
+                  <w:rFonts w:ascii="Cambria Math" w:hAnsi="Cambria Math" w:cs="Times New Roman"/>
+                  <w:sz w:val="24"/>
+                  <w:szCs w:val="24"/>
+                </w:rPr>
+                <m:t>X=0</m:t>
+              </m:r>
+            </m:e>
+          </m:d>
+          <m:r>
+            <w:rPr>
+              <w:rFonts w:ascii="Cambria Math" w:hAnsi="Cambria Math" w:cs="Times New Roman"/>
+              <w:sz w:val="24"/>
+              <w:szCs w:val="24"/>
+            </w:rPr>
+            <m:t>=</m:t>
+          </m:r>
+          <m:d>
+            <m:dPr>
+              <m:ctrlPr>
+                <w:rPr>
+                  <w:rFonts w:ascii="Cambria Math" w:hAnsi="Cambria Math" w:cs="Times New Roman"/>
+                  <w:i/>
+                  <w:sz w:val="24"/>
+                  <w:szCs w:val="24"/>
+                </w:rPr>
+              </m:ctrlPr>
+            </m:dPr>
+            <m:e>
+              <m:r>
+                <w:rPr>
+                  <w:rFonts w:ascii="Cambria Math" w:hAnsi="Cambria Math" w:cs="Times New Roman"/>
+                  <w:sz w:val="24"/>
+                  <w:szCs w:val="24"/>
+                </w:rPr>
+                <m:t>40</m:t>
+              </m:r>
+            </m:e>
+          </m:d>
+          <m:r>
+            <w:rPr>
+              <w:rFonts w:ascii="Cambria Math" w:hAnsi="Cambria Math" w:cs="Times New Roman"/>
+              <w:sz w:val="24"/>
+              <w:szCs w:val="24"/>
+            </w:rPr>
+            <m:t>0,03</m:t>
+          </m:r>
+          <m:r>
+            <w:rPr>
+              <w:rFonts w:ascii="Cambria Math" w:hAnsi="Cambria Math" w:cs="Times New Roman"/>
+              <w:sz w:val="24"/>
+              <w:szCs w:val="24"/>
+            </w:rPr>
+            <m:t>·0,</m:t>
+          </m:r>
+          <m:r>
+            <w:rPr>
+              <w:rFonts w:ascii="Cambria Math" w:hAnsi="Cambria Math" w:cs="Times New Roman"/>
+              <w:sz w:val="24"/>
+              <w:szCs w:val="24"/>
+            </w:rPr>
+            <m:t>3048</m:t>
+          </m:r>
+        </m:oMath>
+      </m:oMathPara>
+    </w:p>
+    <w:p>
+      <w:pPr>
+        <w:rPr>
+          <w:rFonts w:ascii="Times New Roman" w:hAnsi="Times New Roman" w:cs="Times New Roman"/>
+          <w:sz w:val="24"/>
+          <w:szCs w:val="24"/>
+        </w:rPr>
+      </w:pPr>
+      <w:r>
+        <w:rPr>
+          <w:rFonts w:ascii="Times New Roman" w:hAnsi="Times New Roman" w:cs="Times New Roman"/>
+          <w:sz w:val="24"/>
+          <w:szCs w:val="24"/>
+        </w:rPr>
+        <w:tab/>
+        <w:t>P(X = 0) = 1</w:t>
+      </w:r>
+      <w:r>
+        <w:rPr>
+          <w:rFonts w:ascii="Times New Roman" w:hAnsi="Times New Roman" w:cs="Times New Roman"/>
+          <w:sz w:val="24"/>
+          <w:szCs w:val="24"/>
+        </w:rPr>
+        <w:t>,2</w:t>
+      </w:r>
+      <w:r>
+        <w:rPr>
+          <w:rFonts w:ascii="Times New Roman" w:hAnsi="Times New Roman" w:cs="Times New Roman"/>
+          <w:sz w:val="24"/>
+          <w:szCs w:val="24"/>
+        </w:rPr>
+        <w:t>·0,</w:t>
+      </w:r>
+      <w:r>
+        <w:rPr>
+          <w:rFonts w:ascii="Times New Roman" w:hAnsi="Times New Roman" w:cs="Times New Roman"/>
+          <w:sz w:val="24"/>
+          <w:szCs w:val="24"/>
+        </w:rPr>
+        <w:t>3048</w:t>
+      </w:r>
+    </w:p>
+    <w:p>
+      <w:pPr>
+        <w:rPr>
+          <w:rFonts w:ascii="Times New Roman" w:hAnsi="Times New Roman" w:cs="Times New Roman"/>
+          <w:sz w:val="24"/>
+          <w:szCs w:val="24"/>
+        </w:rPr>
+      </w:pPr>
+      <w:r>
+        <w:rPr>
+          <w:rFonts w:ascii="Times New Roman" w:hAnsi="Times New Roman" w:cs="Times New Roman"/>
+          <w:sz w:val="24"/>
+          <w:szCs w:val="24"/>
+        </w:rPr>
+        <w:tab/>
+        <w:t>P(X = 0) =0,</w:t>
+      </w:r>
+      <w:r>
+        <w:rPr>
+          <w:rFonts w:ascii="Times New Roman" w:hAnsi="Times New Roman" w:cs="Times New Roman"/>
+          <w:sz w:val="24"/>
+          <w:szCs w:val="24"/>
+        </w:rPr>
+        <w:t>3658</w:t>
+      </w:r>
+    </w:p>
+    <w:p>
+      <w:pPr>
+        <w:rPr>
+          <w:rFonts w:ascii="Times New Roman" w:hAnsi="Times New Roman" w:cs="Times New Roman"/>
+          <w:sz w:val="24"/>
+          <w:szCs w:val="24"/>
+        </w:rPr>
+      </w:pPr>
+    </w:p>
+    <w:p>
+      <w:pPr>
+        <w:rPr>
+          <w:rFonts w:ascii="Times New Roman" w:hAnsi="Times New Roman" w:cs="Times New Roman"/>
+          <w:sz w:val="24"/>
+          <w:szCs w:val="24"/>
+        </w:rPr>
+      </w:pPr>
+      <w:r>
+        <w:rPr>
+          <w:rFonts w:ascii="Times New Roman" w:hAnsi="Times New Roman" w:cs="Times New Roman"/>
+          <w:sz w:val="24"/>
+          <w:szCs w:val="24"/>
+        </w:rPr>
+        <w:tab/>
+      </w:r>
+      <w:r>
+        <w:rPr>
+          <w:rFonts w:ascii="Times New Roman" w:hAnsi="Times New Roman" w:cs="Times New Roman"/>
+          <w:sz w:val="24"/>
+          <w:szCs w:val="24"/>
+        </w:rPr>
+        <w:t xml:space="preserve">P(X </w:t>
+      </w:r>
+      <w:r>
+        <w:rPr>
+          <w:rFonts w:ascii="Times New Roman" w:hAnsi="Times New Roman" w:cs="Times New Roman"/>
+          <w:sz w:val="24"/>
+          <w:szCs w:val="24"/>
+        </w:rPr>
+        <w:t>≤</w:t>
+      </w:r>
+      <w:r>
+        <w:rPr>
+          <w:rFonts w:ascii="Times New Roman" w:hAnsi="Times New Roman" w:cs="Times New Roman"/>
+          <w:sz w:val="24"/>
+          <w:szCs w:val="24"/>
+        </w:rPr>
+        <w:t xml:space="preserve"> </w:t>
+      </w:r>
+      <w:r>
+        <w:rPr>
+          <w:rFonts w:ascii="Times New Roman" w:hAnsi="Times New Roman" w:cs="Times New Roman"/>
+          <w:sz w:val="24"/>
+          <w:szCs w:val="24"/>
+        </w:rPr>
+        <w:t>2</w:t>
+      </w:r>
+      <w:r>
+        <w:rPr>
+          <w:rFonts w:ascii="Times New Roman" w:hAnsi="Times New Roman" w:cs="Times New Roman"/>
+          <w:sz w:val="24"/>
+          <w:szCs w:val="24"/>
+        </w:rPr>
+        <w:t>) = 0,</w:t>
+      </w:r>
+      <w:r>
+        <w:rPr>
+          <w:rFonts w:ascii="Times New Roman" w:hAnsi="Times New Roman" w:cs="Times New Roman"/>
+          <w:sz w:val="24"/>
+          <w:szCs w:val="24"/>
+        </w:rPr>
+        <w:t>2957</w:t>
+      </w:r>
+      <w:r>
+        <w:rPr>
+          <w:rFonts w:ascii="Times New Roman" w:hAnsi="Times New Roman" w:cs="Times New Roman"/>
+          <w:sz w:val="24"/>
+          <w:szCs w:val="24"/>
+        </w:rPr>
+        <w:t xml:space="preserve"> + </w:t>
+      </w:r>
+      <w:r>
+        <w:rPr>
+          <w:rFonts w:ascii="Times New Roman" w:hAnsi="Times New Roman" w:cs="Times New Roman"/>
+          <w:sz w:val="24"/>
+          <w:szCs w:val="24"/>
+        </w:rPr>
+        <w:t>0,3658</w:t>
+      </w:r>
+    </w:p>
+    <w:p>
+      <w:pPr>
+        <w:rPr>
+          <w:rFonts w:ascii="Times New Roman" w:hAnsi="Times New Roman" w:cs="Times New Roman"/>
+          <w:sz w:val="24"/>
+          <w:szCs w:val="24"/>
+        </w:rPr>
+      </w:pPr>
+      <w:r>
+        <w:rPr>
+          <w:rFonts w:ascii="Times New Roman" w:hAnsi="Times New Roman" w:cs="Times New Roman"/>
+          <w:sz w:val="24"/>
+          <w:szCs w:val="24"/>
+        </w:rPr>
+        <w:tab/>
+      </w:r>
+      <w:r>
+        <w:rPr>
+          <w:rFonts w:ascii="Times New Roman" w:hAnsi="Times New Roman" w:cs="Times New Roman"/>
+          <w:sz w:val="24"/>
+          <w:szCs w:val="24"/>
+        </w:rPr>
+        <w:t xml:space="preserve">P(X </w:t>
+      </w:r>
+      <w:r>
+        <w:rPr>
+          <w:rFonts w:ascii="Times New Roman" w:hAnsi="Times New Roman" w:cs="Times New Roman"/>
+          <w:sz w:val="24"/>
+          <w:szCs w:val="24"/>
+        </w:rPr>
+        <w:t>≤</w:t>
+      </w:r>
+      <w:r>
+        <w:rPr>
+          <w:rFonts w:ascii="Times New Roman" w:hAnsi="Times New Roman" w:cs="Times New Roman"/>
+          <w:sz w:val="24"/>
+          <w:szCs w:val="24"/>
+        </w:rPr>
+        <w:t xml:space="preserve"> </w:t>
+      </w:r>
+      <w:r>
+        <w:rPr>
+          <w:rFonts w:ascii="Times New Roman" w:hAnsi="Times New Roman" w:cs="Times New Roman"/>
+          <w:sz w:val="24"/>
+          <w:szCs w:val="24"/>
+        </w:rPr>
+        <w:t>2</w:t>
+      </w:r>
+      <w:r>
+        <w:rPr>
+          <w:rFonts w:ascii="Times New Roman" w:hAnsi="Times New Roman" w:cs="Times New Roman"/>
+          <w:sz w:val="24"/>
+          <w:szCs w:val="24"/>
+        </w:rPr>
+        <w:t>) = 0,</w:t>
+      </w:r>
+      <w:r>
+        <w:rPr>
+          <w:rFonts w:ascii="Times New Roman" w:hAnsi="Times New Roman" w:cs="Times New Roman"/>
+          <w:sz w:val="24"/>
+          <w:szCs w:val="24"/>
+        </w:rPr>
+        <w:t>6615 · 100 = 66,15%</w:t>
+      </w:r>
+    </w:p>
+    <w:p>
+      <w:pPr>
+        <w:rPr>
+          <w:rFonts w:ascii="Times New Roman" w:hAnsi="Times New Roman" w:cs="Times New Roman"/>
+          <w:sz w:val="24"/>
+          <w:szCs w:val="24"/>
+        </w:rPr>
+      </w:pPr>
+      <w:r>
+        <w:rPr>
+          <w:rFonts w:ascii="Times New Roman" w:hAnsi="Times New Roman" w:cs="Times New Roman"/>
+          <w:sz w:val="24"/>
+          <w:szCs w:val="24"/>
+        </w:rPr>
+        <w:tab/>
+      </w:r>
+    </w:p>
+    <w:p>
+      <w:pPr>
+        <w:rPr>
+          <w:rFonts w:ascii="Times New Roman" w:hAnsi="Times New Roman" w:cs="Times New Roman"/>
+          <w:sz w:val="24"/>
+          <w:szCs w:val="24"/>
+        </w:rPr>
+      </w:pPr>
+      <w:r>
+        <w:rPr>
+          <w:rFonts w:ascii="Times New Roman" w:hAnsi="Times New Roman" w:cs="Times New Roman"/>
+          <w:sz w:val="24"/>
+          <w:szCs w:val="24"/>
+        </w:rPr>
+        <w:tab/>
+        <w:t>q = 1 - 0,6615 = 0,3385 · 100 = 33,85%</w:t>
+      </w:r>
+    </w:p>
+    <w:p>
+      <w:pPr>
+        <w:rPr>
+          <w:rFonts w:ascii="Times New Roman" w:hAnsi="Times New Roman" w:cs="Times New Roman"/>
+          <w:sz w:val="24"/>
+          <w:szCs w:val="24"/>
+        </w:rPr>
+      </w:pPr>
+      <w:r>
+        <w:rPr>
+          <w:rFonts w:ascii="Times New Roman" w:hAnsi="Times New Roman" w:cs="Times New Roman"/>
+          <w:sz w:val="24"/>
+          <w:szCs w:val="24"/>
+        </w:rPr>
+        <w:t>La probabilidad de que el envío sea aceptado es del 66,15%, a su vez la probabilidad de rechazo es del 33,85% por lo cual no se puede afirmar que casi todos los pedidos van a ser aceptados, por el contrario, va a haber una cantidad considerable que va a ser rechazada.</w:t>
+      </w:r>
+    </w:p>
+    <w:p>
+      <w:pPr>
+        <w:rPr>
+          <w:rFonts w:ascii="Times New Roman" w:hAnsi="Times New Roman" w:cs="Times New Roman"/>
+          <w:sz w:val="24"/>
+          <w:szCs w:val="24"/>
+        </w:rPr>
+      </w:pPr>
+    </w:p>
+    <w:p>
+      <w:pPr>
+        <w:rPr>
+          <w:rFonts w:ascii="Times New Roman" w:hAnsi="Times New Roman" w:cs="Times New Roman"/>
+          <w:sz w:val="24"/>
+          <w:szCs w:val="24"/>
+        </w:rPr>
+      </w:pPr>
+      <w:r>
+        <w:rPr>
+          <w:rFonts w:ascii="Times New Roman" w:hAnsi="Times New Roman" w:cs="Times New Roman"/>
+          <w:sz w:val="24"/>
+          <w:szCs w:val="24"/>
+        </w:rPr>
+        <w:t>DISTRIBUCIONES POISSON:</w:t>
+      </w:r>
+    </w:p>
+    <w:p>
+      <w:pPr>
+        <w:rPr>
+          <w:rFonts w:ascii="Times New Roman" w:hAnsi="Times New Roman" w:cs="Times New Roman"/>
+          <w:sz w:val="24"/>
+          <w:szCs w:val="24"/>
+        </w:rPr>
+      </w:pPr>
+      <w:r>
+        <w:rPr>
+          <w:rFonts w:ascii="Times New Roman" w:hAnsi="Times New Roman" w:cs="Times New Roman"/>
+          <w:sz w:val="24"/>
+          <w:szCs w:val="24"/>
+        </w:rPr>
+        <w:t>5</w:t>
+      </w:r>
+      <w:r>
+        <w:rPr>
+          <w:rFonts w:ascii="Times New Roman" w:hAnsi="Times New Roman" w:cs="Times New Roman"/>
+          <w:sz w:val="24"/>
+          <w:szCs w:val="24"/>
+        </w:rPr>
+        <w:t xml:space="preserve"> Datos conocidos: </w:t>
+      </w:r>
+      <w:r>
+        <w:rPr>
+          <w:rFonts w:ascii="Times New Roman" w:hAnsi="Times New Roman" w:cs="Times New Roman"/>
+          <w:sz w:val="24"/>
+          <w:szCs w:val="24"/>
+        </w:rPr>
+        <w:t>λ=6.1</w:t>
+      </w:r>
+    </w:p>
+    <w:p>
+      <w:pPr>
+        <w:pStyle w:val="Prrafodelista"/>
+        <w:numPr>
+          <w:ilvl w:val="0"/>
+          <w:numId w:val="10"/>
+        </w:numPr>
         <w:rPr>
           <w:rFonts w:ascii="Times New Roman" w:hAnsi="Times New Roman" w:cs="Times New Roman"/>
           <w:sz w:val="24"/>
@@ -5801,17 +10011,1813 @@
           <w:szCs w:val="24"/>
         </w:rPr>
         <w:lastRenderedPageBreak/>
-        <w:t>DISTRIBUCIONES POISSON:</w:t>
-      </w:r>
-    </w:p>
-    <w:p>
-      <w:pPr>
-        <w:rPr>
-          <w:rFonts w:ascii="Times New Roman" w:hAnsi="Times New Roman" w:cs="Times New Roman"/>
-          <w:sz w:val="24"/>
-          <w:szCs w:val="24"/>
-        </w:rPr>
-      </w:pPr>
+        <w:t>P(x = 5)</w:t>
+      </w:r>
+    </w:p>
+    <w:p>
+      <w:pPr>
+        <w:pStyle w:val="Prrafodelista"/>
+        <w:ind w:left="1065"/>
+        <w:rPr>
+          <w:rFonts w:ascii="Times New Roman" w:hAnsi="Times New Roman" w:cs="Times New Roman"/>
+          <w:sz w:val="24"/>
+          <w:szCs w:val="24"/>
+        </w:rPr>
+      </w:pPr>
+    </w:p>
+    <w:p>
+      <w:pPr>
+        <w:pStyle w:val="Prrafodelista"/>
+        <w:ind w:left="1065"/>
+        <w:rPr>
+          <w:rFonts w:ascii="Times New Roman" w:eastAsiaTheme="minorEastAsia" w:hAnsi="Times New Roman" w:cs="Times New Roman"/>
+          <w:sz w:val="24"/>
+          <w:szCs w:val="24"/>
+        </w:rPr>
+      </w:pPr>
+      <w:r>
+        <w:rPr>
+          <w:rFonts w:ascii="Times New Roman" w:hAnsi="Times New Roman" w:cs="Times New Roman"/>
+          <w:sz w:val="24"/>
+          <w:szCs w:val="24"/>
+        </w:rPr>
+        <w:t>P(</w:t>
+      </w:r>
+      <w:r>
+        <w:rPr>
+          <w:rFonts w:ascii="Times New Roman" w:hAnsi="Times New Roman" w:cs="Times New Roman"/>
+          <w:sz w:val="24"/>
+          <w:szCs w:val="24"/>
+        </w:rPr>
+        <w:t>x</w:t>
+      </w:r>
+      <w:r>
+        <w:rPr>
+          <w:rFonts w:ascii="Times New Roman" w:hAnsi="Times New Roman" w:cs="Times New Roman"/>
+          <w:sz w:val="24"/>
+          <w:szCs w:val="24"/>
+        </w:rPr>
+        <w:t xml:space="preserve">) = </w:t>
+      </w:r>
+      <m:oMath>
+        <m:f>
+          <m:fPr>
+            <m:ctrlPr>
+              <w:rPr>
+                <w:rFonts w:ascii="Cambria Math" w:eastAsiaTheme="minorEastAsia" w:hAnsi="Cambria Math" w:cs="Times New Roman"/>
+                <w:i/>
+                <w:sz w:val="24"/>
+                <w:szCs w:val="24"/>
+              </w:rPr>
+            </m:ctrlPr>
+          </m:fPr>
+          <m:num>
+            <m:sSup>
+              <m:sSupPr>
+                <m:ctrlPr>
+                  <w:rPr>
+                    <w:rFonts w:ascii="Cambria Math" w:hAnsi="Cambria Math" w:cs="Times New Roman"/>
+                    <w:i/>
+                    <w:sz w:val="24"/>
+                    <w:szCs w:val="24"/>
+                  </w:rPr>
+                </m:ctrlPr>
+              </m:sSupPr>
+              <m:e>
+                <m:r>
+                  <w:rPr>
+                    <w:rFonts w:ascii="Cambria Math" w:hAnsi="Cambria Math" w:cs="Times New Roman"/>
+                    <w:sz w:val="24"/>
+                    <w:szCs w:val="24"/>
+                  </w:rPr>
+                  <m:t>e</m:t>
+                </m:r>
+              </m:e>
+              <m:sup>
+                <m:r>
+                  <w:rPr>
+                    <w:rFonts w:ascii="Cambria Math" w:hAnsi="Cambria Math" w:cs="Times New Roman"/>
+                    <w:sz w:val="24"/>
+                    <w:szCs w:val="24"/>
+                  </w:rPr>
+                  <m:t>-</m:t>
+                </m:r>
+                <m:r>
+                  <m:rPr>
+                    <m:sty m:val="p"/>
+                  </m:rPr>
+                  <w:rPr>
+                    <w:rFonts w:ascii="Cambria Math" w:hAnsi="Cambria Math" w:cs="Times New Roman"/>
+                    <w:sz w:val="24"/>
+                    <w:szCs w:val="24"/>
+                  </w:rPr>
+                  <m:t>λ</m:t>
+                </m:r>
+              </m:sup>
+            </m:sSup>
+            <m:sSup>
+              <m:sSupPr>
+                <m:ctrlPr>
+                  <w:rPr>
+                    <w:rFonts w:ascii="Cambria Math" w:hAnsi="Cambria Math" w:cs="Times New Roman"/>
+                    <w:i/>
+                    <w:sz w:val="24"/>
+                    <w:szCs w:val="24"/>
+                  </w:rPr>
+                </m:ctrlPr>
+              </m:sSupPr>
+              <m:e>
+                <m:d>
+                  <m:dPr>
+                    <m:ctrlPr>
+                      <w:rPr>
+                        <w:rFonts w:ascii="Cambria Math" w:hAnsi="Cambria Math" w:cs="Times New Roman"/>
+                        <w:i/>
+                        <w:sz w:val="24"/>
+                        <w:szCs w:val="24"/>
+                      </w:rPr>
+                    </m:ctrlPr>
+                  </m:dPr>
+                  <m:e>
+                    <m:r>
+                      <m:rPr>
+                        <m:sty m:val="p"/>
+                      </m:rPr>
+                      <w:rPr>
+                        <w:rFonts w:ascii="Cambria Math" w:hAnsi="Cambria Math" w:cs="Times New Roman"/>
+                        <w:sz w:val="24"/>
+                        <w:szCs w:val="24"/>
+                      </w:rPr>
+                      <m:t>λ</m:t>
+                    </m:r>
+                  </m:e>
+                </m:d>
+              </m:e>
+              <m:sup>
+                <m:r>
+                  <w:rPr>
+                    <w:rFonts w:ascii="Cambria Math" w:hAnsi="Cambria Math" w:cs="Times New Roman"/>
+                    <w:sz w:val="24"/>
+                    <w:szCs w:val="24"/>
+                  </w:rPr>
+                  <m:t>x</m:t>
+                </m:r>
+              </m:sup>
+            </m:sSup>
+          </m:num>
+          <m:den>
+            <m:r>
+              <w:rPr>
+                <w:rFonts w:ascii="Cambria Math" w:eastAsiaTheme="minorEastAsia" w:hAnsi="Cambria Math" w:cs="Times New Roman"/>
+                <w:sz w:val="24"/>
+                <w:szCs w:val="24"/>
+              </w:rPr>
+              <m:t>x</m:t>
+            </m:r>
+            <m:r>
+              <w:rPr>
+                <w:rFonts w:ascii="Cambria Math" w:eastAsiaTheme="minorEastAsia" w:hAnsi="Cambria Math" w:cs="Times New Roman"/>
+                <w:sz w:val="24"/>
+                <w:szCs w:val="24"/>
+              </w:rPr>
+              <m:t>!</m:t>
+            </m:r>
+          </m:den>
+        </m:f>
+      </m:oMath>
+    </w:p>
+    <w:p>
+      <w:pPr>
+        <w:pStyle w:val="Prrafodelista"/>
+        <w:ind w:left="1065"/>
+        <w:rPr>
+          <w:rFonts w:ascii="Times New Roman" w:eastAsiaTheme="minorEastAsia" w:hAnsi="Times New Roman" w:cs="Times New Roman"/>
+          <w:sz w:val="24"/>
+          <w:szCs w:val="24"/>
+        </w:rPr>
+      </w:pPr>
+    </w:p>
+    <w:p>
+      <w:pPr>
+        <w:pStyle w:val="Prrafodelista"/>
+        <w:ind w:left="1065"/>
+        <w:rPr>
+          <w:rFonts w:ascii="Times New Roman" w:eastAsiaTheme="minorEastAsia" w:hAnsi="Times New Roman" w:cs="Times New Roman"/>
+          <w:sz w:val="24"/>
+          <w:szCs w:val="24"/>
+        </w:rPr>
+      </w:pPr>
+      <w:r>
+        <w:rPr>
+          <w:rFonts w:ascii="Times New Roman" w:hAnsi="Times New Roman" w:cs="Times New Roman"/>
+          <w:sz w:val="24"/>
+          <w:szCs w:val="24"/>
+        </w:rPr>
+        <w:t xml:space="preserve">P(5) = </w:t>
+      </w:r>
+      <m:oMath>
+        <m:f>
+          <m:fPr>
+            <m:ctrlPr>
+              <w:rPr>
+                <w:rFonts w:ascii="Cambria Math" w:eastAsiaTheme="minorEastAsia" w:hAnsi="Cambria Math" w:cs="Times New Roman"/>
+                <w:i/>
+                <w:sz w:val="24"/>
+                <w:szCs w:val="24"/>
+              </w:rPr>
+            </m:ctrlPr>
+          </m:fPr>
+          <m:num>
+            <m:sSup>
+              <m:sSupPr>
+                <m:ctrlPr>
+                  <w:rPr>
+                    <w:rFonts w:ascii="Cambria Math" w:hAnsi="Cambria Math" w:cs="Times New Roman"/>
+                    <w:i/>
+                    <w:sz w:val="24"/>
+                    <w:szCs w:val="24"/>
+                  </w:rPr>
+                </m:ctrlPr>
+              </m:sSupPr>
+              <m:e>
+                <m:r>
+                  <w:rPr>
+                    <w:rFonts w:ascii="Cambria Math" w:hAnsi="Cambria Math" w:cs="Times New Roman"/>
+                    <w:sz w:val="24"/>
+                    <w:szCs w:val="24"/>
+                  </w:rPr>
+                  <m:t>e</m:t>
+                </m:r>
+              </m:e>
+              <m:sup>
+                <m:r>
+                  <w:rPr>
+                    <w:rFonts w:ascii="Cambria Math" w:hAnsi="Cambria Math" w:cs="Times New Roman"/>
+                    <w:sz w:val="24"/>
+                    <w:szCs w:val="24"/>
+                  </w:rPr>
+                  <m:t>-6,1</m:t>
+                </m:r>
+              </m:sup>
+            </m:sSup>
+            <m:sSup>
+              <m:sSupPr>
+                <m:ctrlPr>
+                  <w:rPr>
+                    <w:rFonts w:ascii="Cambria Math" w:hAnsi="Cambria Math" w:cs="Times New Roman"/>
+                    <w:i/>
+                    <w:sz w:val="24"/>
+                    <w:szCs w:val="24"/>
+                  </w:rPr>
+                </m:ctrlPr>
+              </m:sSupPr>
+              <m:e>
+                <m:d>
+                  <m:dPr>
+                    <m:ctrlPr>
+                      <w:rPr>
+                        <w:rFonts w:ascii="Cambria Math" w:hAnsi="Cambria Math" w:cs="Times New Roman"/>
+                        <w:i/>
+                        <w:sz w:val="24"/>
+                        <w:szCs w:val="24"/>
+                      </w:rPr>
+                    </m:ctrlPr>
+                  </m:dPr>
+                  <m:e>
+                    <m:r>
+                      <w:rPr>
+                        <w:rFonts w:ascii="Cambria Math" w:hAnsi="Cambria Math" w:cs="Times New Roman"/>
+                        <w:sz w:val="24"/>
+                        <w:szCs w:val="24"/>
+                      </w:rPr>
+                      <m:t>6,1</m:t>
+                    </m:r>
+                  </m:e>
+                </m:d>
+              </m:e>
+              <m:sup>
+                <m:r>
+                  <w:rPr>
+                    <w:rFonts w:ascii="Cambria Math" w:hAnsi="Cambria Math" w:cs="Times New Roman"/>
+                    <w:sz w:val="24"/>
+                    <w:szCs w:val="24"/>
+                  </w:rPr>
+                  <m:t>5</m:t>
+                </m:r>
+              </m:sup>
+            </m:sSup>
+          </m:num>
+          <m:den>
+            <m:r>
+              <w:rPr>
+                <w:rFonts w:ascii="Cambria Math" w:eastAsiaTheme="minorEastAsia" w:hAnsi="Cambria Math" w:cs="Times New Roman"/>
+                <w:sz w:val="24"/>
+                <w:szCs w:val="24"/>
+              </w:rPr>
+              <m:t>5</m:t>
+            </m:r>
+            <m:r>
+              <w:rPr>
+                <w:rFonts w:ascii="Cambria Math" w:eastAsiaTheme="minorEastAsia" w:hAnsi="Cambria Math" w:cs="Times New Roman"/>
+                <w:sz w:val="24"/>
+                <w:szCs w:val="24"/>
+              </w:rPr>
+              <m:t>!</m:t>
+            </m:r>
+          </m:den>
+        </m:f>
+      </m:oMath>
+    </w:p>
+    <w:p>
+      <w:pPr>
+        <w:pStyle w:val="Prrafodelista"/>
+        <w:ind w:left="1065"/>
+        <w:rPr>
+          <w:rFonts w:ascii="Times New Roman" w:hAnsi="Times New Roman" w:cs="Times New Roman"/>
+          <w:sz w:val="24"/>
+          <w:szCs w:val="24"/>
+        </w:rPr>
+      </w:pPr>
+    </w:p>
+    <w:p>
+      <w:pPr>
+        <w:pStyle w:val="Prrafodelista"/>
+        <w:ind w:left="1065"/>
+        <w:rPr>
+          <w:rFonts w:ascii="Times New Roman" w:eastAsiaTheme="minorEastAsia" w:hAnsi="Times New Roman" w:cs="Times New Roman"/>
+          <w:sz w:val="24"/>
+          <w:szCs w:val="24"/>
+        </w:rPr>
+      </w:pPr>
+      <w:r>
+        <w:rPr>
+          <w:rFonts w:ascii="Times New Roman" w:hAnsi="Times New Roman" w:cs="Times New Roman"/>
+          <w:sz w:val="24"/>
+          <w:szCs w:val="24"/>
+        </w:rPr>
+        <w:t xml:space="preserve">P(5) = </w:t>
+      </w:r>
+      <m:oMath>
+        <m:f>
+          <m:fPr>
+            <m:ctrlPr>
+              <w:rPr>
+                <w:rFonts w:ascii="Cambria Math" w:eastAsiaTheme="minorEastAsia" w:hAnsi="Cambria Math" w:cs="Times New Roman"/>
+                <w:i/>
+                <w:sz w:val="24"/>
+                <w:szCs w:val="24"/>
+              </w:rPr>
+            </m:ctrlPr>
+          </m:fPr>
+          <m:num>
+            <m:r>
+              <w:rPr>
+                <w:rFonts w:ascii="Cambria Math" w:hAnsi="Cambria Math" w:cs="Times New Roman"/>
+                <w:sz w:val="24"/>
+                <w:szCs w:val="24"/>
+              </w:rPr>
+              <m:t>0,0022429</m:t>
+            </m:r>
+            <m:r>
+              <w:rPr>
+                <w:rFonts w:ascii="Cambria Math" w:hAnsi="Cambria Math" w:cs="Times New Roman"/>
+                <w:sz w:val="24"/>
+                <w:szCs w:val="24"/>
+              </w:rPr>
+              <m:t>·</m:t>
+            </m:r>
+            <m:r>
+              <w:rPr>
+                <w:rFonts w:ascii="Cambria Math" w:hAnsi="Cambria Math" w:cs="Times New Roman"/>
+                <w:sz w:val="24"/>
+                <w:szCs w:val="24"/>
+              </w:rPr>
+              <m:t>8445,96301</m:t>
+            </m:r>
+          </m:num>
+          <m:den>
+            <m:r>
+              <w:rPr>
+                <w:rFonts w:ascii="Cambria Math" w:eastAsiaTheme="minorEastAsia" w:hAnsi="Cambria Math" w:cs="Times New Roman"/>
+                <w:sz w:val="24"/>
+                <w:szCs w:val="24"/>
+              </w:rPr>
+              <m:t>120</m:t>
+            </m:r>
+          </m:den>
+        </m:f>
+      </m:oMath>
+    </w:p>
+    <w:p>
+      <w:pPr>
+        <w:pStyle w:val="Prrafodelista"/>
+        <w:ind w:left="1065"/>
+        <w:rPr>
+          <w:rFonts w:ascii="Times New Roman" w:eastAsiaTheme="minorEastAsia" w:hAnsi="Times New Roman" w:cs="Times New Roman"/>
+          <w:sz w:val="24"/>
+          <w:szCs w:val="24"/>
+        </w:rPr>
+      </w:pPr>
+    </w:p>
+    <w:p>
+      <w:pPr>
+        <w:pStyle w:val="Prrafodelista"/>
+        <w:ind w:left="1065"/>
+        <w:rPr>
+          <w:rFonts w:ascii="Times New Roman" w:eastAsiaTheme="minorEastAsia" w:hAnsi="Times New Roman" w:cs="Times New Roman"/>
+          <w:sz w:val="24"/>
+          <w:szCs w:val="24"/>
+        </w:rPr>
+      </w:pPr>
+      <w:r>
+        <w:rPr>
+          <w:rFonts w:ascii="Times New Roman" w:eastAsiaTheme="minorEastAsia" w:hAnsi="Times New Roman" w:cs="Times New Roman"/>
+          <w:sz w:val="24"/>
+          <w:szCs w:val="24"/>
+        </w:rPr>
+        <w:t xml:space="preserve">P(5) = </w:t>
+      </w:r>
+      <m:oMath>
+        <m:f>
+          <m:fPr>
+            <m:ctrlPr>
+              <w:rPr>
+                <w:rFonts w:ascii="Cambria Math" w:eastAsiaTheme="minorEastAsia" w:hAnsi="Cambria Math" w:cs="Times New Roman"/>
+                <w:i/>
+                <w:sz w:val="24"/>
+                <w:szCs w:val="24"/>
+              </w:rPr>
+            </m:ctrlPr>
+          </m:fPr>
+          <m:num>
+            <m:r>
+              <w:rPr>
+                <w:rFonts w:ascii="Cambria Math" w:eastAsiaTheme="minorEastAsia" w:hAnsi="Cambria Math" w:cs="Times New Roman"/>
+                <w:sz w:val="24"/>
+                <w:szCs w:val="24"/>
+              </w:rPr>
+              <m:t>18,944</m:t>
+            </m:r>
+          </m:num>
+          <m:den>
+            <m:r>
+              <w:rPr>
+                <w:rFonts w:ascii="Cambria Math" w:eastAsiaTheme="minorEastAsia" w:hAnsi="Cambria Math" w:cs="Times New Roman"/>
+                <w:sz w:val="24"/>
+                <w:szCs w:val="24"/>
+              </w:rPr>
+              <m:t>120</m:t>
+            </m:r>
+          </m:den>
+        </m:f>
+      </m:oMath>
+    </w:p>
+    <w:p>
+      <w:pPr>
+        <w:pStyle w:val="Prrafodelista"/>
+        <w:ind w:left="1065"/>
+        <w:rPr>
+          <w:rFonts w:ascii="Times New Roman" w:eastAsiaTheme="minorEastAsia" w:hAnsi="Times New Roman" w:cs="Times New Roman"/>
+          <w:sz w:val="24"/>
+          <w:szCs w:val="24"/>
+        </w:rPr>
+      </w:pPr>
+    </w:p>
+    <w:p>
+      <w:pPr>
+        <w:pStyle w:val="Prrafodelista"/>
+        <w:ind w:left="1065"/>
+        <w:rPr>
+          <w:rFonts w:ascii="Times New Roman" w:eastAsiaTheme="minorEastAsia" w:hAnsi="Times New Roman" w:cs="Times New Roman"/>
+          <w:sz w:val="24"/>
+          <w:szCs w:val="24"/>
+        </w:rPr>
+      </w:pPr>
+      <w:r>
+        <w:rPr>
+          <w:rFonts w:ascii="Times New Roman" w:eastAsiaTheme="minorEastAsia" w:hAnsi="Times New Roman" w:cs="Times New Roman"/>
+          <w:sz w:val="24"/>
+          <w:szCs w:val="24"/>
+        </w:rPr>
+        <w:t>P(5) = 0,1579 · 100 = 15,79%</w:t>
+      </w:r>
+    </w:p>
+    <w:p>
+      <w:pPr>
+        <w:rPr>
+          <w:rFonts w:ascii="Times New Roman" w:eastAsiaTheme="minorEastAsia" w:hAnsi="Times New Roman" w:cs="Times New Roman"/>
+          <w:sz w:val="24"/>
+          <w:szCs w:val="24"/>
+        </w:rPr>
+      </w:pPr>
+      <w:r>
+        <w:rPr>
+          <w:rFonts w:ascii="Times New Roman" w:eastAsiaTheme="minorEastAsia" w:hAnsi="Times New Roman" w:cs="Times New Roman"/>
+          <w:sz w:val="24"/>
+          <w:szCs w:val="24"/>
+        </w:rPr>
+        <w:tab/>
+        <w:t>La probabilidad de que en un año haya 5 huracanes es del 15,79%</w:t>
+      </w:r>
+    </w:p>
+    <w:p>
+      <w:pPr>
+        <w:pStyle w:val="Prrafodelista"/>
+        <w:numPr>
+          <w:ilvl w:val="0"/>
+          <w:numId w:val="10"/>
+        </w:numPr>
+        <w:rPr>
+          <w:rFonts w:ascii="Times New Roman" w:eastAsiaTheme="minorEastAsia" w:hAnsi="Times New Roman" w:cs="Times New Roman"/>
+          <w:sz w:val="24"/>
+          <w:szCs w:val="24"/>
+        </w:rPr>
+      </w:pPr>
+      <w:r>
+        <w:rPr>
+          <w:rFonts w:ascii="Times New Roman" w:eastAsiaTheme="minorEastAsia" w:hAnsi="Times New Roman" w:cs="Times New Roman"/>
+          <w:sz w:val="24"/>
+          <w:szCs w:val="24"/>
+        </w:rPr>
+        <w:t>n = 55 P(x) = 0,1579</w:t>
+      </w:r>
+    </w:p>
+    <w:p>
+      <w:pPr>
+        <w:pStyle w:val="Prrafodelista"/>
+        <w:ind w:left="1065"/>
+        <w:rPr>
+          <w:rFonts w:ascii="Times New Roman" w:eastAsiaTheme="minorEastAsia" w:hAnsi="Times New Roman" w:cs="Times New Roman"/>
+          <w:sz w:val="24"/>
+          <w:szCs w:val="24"/>
+        </w:rPr>
+      </w:pPr>
+      <w:r>
+        <w:rPr>
+          <w:rFonts w:ascii="Times New Roman" w:eastAsiaTheme="minorEastAsia" w:hAnsi="Times New Roman" w:cs="Times New Roman"/>
+          <w:sz w:val="24"/>
+          <w:szCs w:val="24"/>
+        </w:rPr>
+        <w:t>E</w:t>
+      </w:r>
+      <w:r>
+        <w:rPr>
+          <w:rFonts w:ascii="Times New Roman" w:eastAsiaTheme="minorEastAsia" w:hAnsi="Times New Roman" w:cs="Times New Roman"/>
+          <w:sz w:val="24"/>
+          <w:szCs w:val="24"/>
+        </w:rPr>
+        <w:t xml:space="preserve"> = nP(x)</w:t>
+      </w:r>
+    </w:p>
+    <w:p>
+      <w:pPr>
+        <w:pStyle w:val="Prrafodelista"/>
+        <w:ind w:left="1065"/>
+        <w:rPr>
+          <w:rFonts w:ascii="Times New Roman" w:eastAsiaTheme="minorEastAsia" w:hAnsi="Times New Roman" w:cs="Times New Roman"/>
+          <w:sz w:val="24"/>
+          <w:szCs w:val="24"/>
+        </w:rPr>
+      </w:pPr>
+      <w:r>
+        <w:rPr>
+          <w:rFonts w:ascii="Times New Roman" w:eastAsiaTheme="minorEastAsia" w:hAnsi="Times New Roman" w:cs="Times New Roman"/>
+          <w:sz w:val="24"/>
+          <w:szCs w:val="24"/>
+        </w:rPr>
+        <w:t>E</w:t>
+      </w:r>
+      <w:r>
+        <w:rPr>
+          <w:rFonts w:ascii="Times New Roman" w:eastAsiaTheme="minorEastAsia" w:hAnsi="Times New Roman" w:cs="Times New Roman"/>
+          <w:sz w:val="24"/>
+          <w:szCs w:val="24"/>
+        </w:rPr>
+        <w:t xml:space="preserve"> = 55(0,1579)</w:t>
+      </w:r>
+    </w:p>
+    <w:p>
+      <w:pPr>
+        <w:pStyle w:val="Prrafodelista"/>
+        <w:ind w:left="1065"/>
+        <w:rPr>
+          <w:rFonts w:ascii="Times New Roman" w:eastAsiaTheme="minorEastAsia" w:hAnsi="Times New Roman" w:cs="Times New Roman"/>
+          <w:sz w:val="24"/>
+          <w:szCs w:val="24"/>
+        </w:rPr>
+      </w:pPr>
+      <w:r>
+        <w:rPr>
+          <w:rFonts w:ascii="Times New Roman" w:eastAsiaTheme="minorEastAsia" w:hAnsi="Times New Roman" w:cs="Times New Roman"/>
+          <w:sz w:val="24"/>
+          <w:szCs w:val="24"/>
+        </w:rPr>
+        <w:t xml:space="preserve">E </w:t>
+      </w:r>
+      <w:r>
+        <w:rPr>
+          <w:rFonts w:ascii="Times New Roman" w:eastAsiaTheme="minorEastAsia" w:hAnsi="Times New Roman" w:cs="Times New Roman"/>
+          <w:sz w:val="24"/>
+          <w:szCs w:val="24"/>
+        </w:rPr>
+        <w:t>= 8,6845</w:t>
+      </w:r>
+    </w:p>
+    <w:p>
+      <w:pPr>
+        <w:rPr>
+          <w:rFonts w:ascii="Times New Roman" w:eastAsiaTheme="minorEastAsia" w:hAnsi="Times New Roman" w:cs="Times New Roman"/>
+          <w:sz w:val="24"/>
+          <w:szCs w:val="24"/>
+        </w:rPr>
+      </w:pPr>
+      <w:r>
+        <w:rPr>
+          <w:rFonts w:ascii="Times New Roman" w:eastAsiaTheme="minorEastAsia" w:hAnsi="Times New Roman" w:cs="Times New Roman"/>
+          <w:sz w:val="24"/>
+          <w:szCs w:val="24"/>
+        </w:rPr>
+        <w:tab/>
+        <w:t>Se espera que haya 5 huracanes aproximadamente en 9 años</w:t>
+      </w:r>
+    </w:p>
+    <w:p>
+      <w:pPr>
+        <w:pStyle w:val="Prrafodelista"/>
+        <w:numPr>
+          <w:ilvl w:val="0"/>
+          <w:numId w:val="10"/>
+        </w:numPr>
+        <w:rPr>
+          <w:rFonts w:ascii="Times New Roman" w:eastAsiaTheme="minorEastAsia" w:hAnsi="Times New Roman" w:cs="Times New Roman"/>
+          <w:sz w:val="24"/>
+          <w:szCs w:val="24"/>
+        </w:rPr>
+      </w:pPr>
+      <w:r>
+        <w:rPr>
+          <w:rFonts w:ascii="Times New Roman" w:eastAsiaTheme="minorEastAsia" w:hAnsi="Times New Roman" w:cs="Times New Roman"/>
+          <w:sz w:val="24"/>
+          <w:szCs w:val="24"/>
+        </w:rPr>
+        <w:t>El inciso b muestra que hubo 8 años con 5 huracanes y a su vez se predijo que eran aproximadamente 9</w:t>
+      </w:r>
+    </w:p>
+    <w:p>
+      <w:pPr>
+        <w:pStyle w:val="Prrafodelista"/>
+        <w:ind w:left="1065"/>
+        <w:rPr>
+          <w:rFonts w:ascii="Times New Roman" w:eastAsiaTheme="minorEastAsia" w:hAnsi="Times New Roman" w:cs="Times New Roman"/>
+          <w:sz w:val="24"/>
+          <w:szCs w:val="24"/>
+        </w:rPr>
+      </w:pPr>
+    </w:p>
+    <w:p>
+      <w:pPr>
+        <w:pStyle w:val="Prrafodelista"/>
+        <w:ind w:left="1065"/>
+        <w:rPr>
+          <w:rFonts w:ascii="Times New Roman" w:eastAsiaTheme="minorEastAsia" w:hAnsi="Times New Roman" w:cs="Times New Roman"/>
+          <w:sz w:val="24"/>
+          <w:szCs w:val="24"/>
+        </w:rPr>
+      </w:pPr>
+      <w:r>
+        <w:rPr>
+          <w:rFonts w:ascii="Times New Roman" w:eastAsiaTheme="minorEastAsia" w:hAnsi="Times New Roman" w:cs="Times New Roman"/>
+          <w:sz w:val="24"/>
+          <w:szCs w:val="24"/>
+        </w:rPr>
+        <w:t>9 – 8 = 1</w:t>
+      </w:r>
+    </w:p>
+    <w:p>
+      <w:pPr>
+        <w:ind w:left="705"/>
+        <w:rPr>
+          <w:rFonts w:ascii="Times New Roman" w:eastAsiaTheme="minorEastAsia" w:hAnsi="Times New Roman" w:cs="Times New Roman"/>
+          <w:sz w:val="24"/>
+          <w:szCs w:val="24"/>
+        </w:rPr>
+      </w:pPr>
+      <w:r>
+        <w:rPr>
+          <w:rFonts w:ascii="Times New Roman" w:eastAsiaTheme="minorEastAsia" w:hAnsi="Times New Roman" w:cs="Times New Roman"/>
+          <w:sz w:val="24"/>
+          <w:szCs w:val="24"/>
+        </w:rPr>
+        <w:t xml:space="preserve">Dado que la diferencia es muy pequeña se puede concluir que la distribución Poisson funciona bien en este caso </w:t>
+      </w:r>
+    </w:p>
+    <w:p>
+      <w:pPr>
+        <w:rPr>
+          <w:rFonts w:ascii="Times New Roman" w:hAnsi="Times New Roman" w:cs="Times New Roman"/>
+          <w:sz w:val="24"/>
+          <w:szCs w:val="24"/>
+        </w:rPr>
+      </w:pPr>
+      <w:r>
+        <w:rPr>
+          <w:rFonts w:ascii="Times New Roman" w:hAnsi="Times New Roman" w:cs="Times New Roman"/>
+          <w:sz w:val="24"/>
+          <w:szCs w:val="24"/>
+        </w:rPr>
+        <w:t>6</w:t>
+      </w:r>
+      <w:r>
+        <w:rPr>
+          <w:rFonts w:ascii="Times New Roman" w:hAnsi="Times New Roman" w:cs="Times New Roman"/>
+          <w:sz w:val="24"/>
+          <w:szCs w:val="24"/>
+        </w:rPr>
+        <w:t xml:space="preserve"> </w:t>
+      </w:r>
+      <w:r>
+        <w:rPr>
+          <w:rFonts w:ascii="Times New Roman" w:hAnsi="Times New Roman" w:cs="Times New Roman"/>
+          <w:sz w:val="24"/>
+          <w:szCs w:val="24"/>
+        </w:rPr>
+        <w:t>Datos conocidos: λ=6.1</w:t>
+      </w:r>
+    </w:p>
+    <w:p>
+      <w:pPr>
+        <w:pStyle w:val="Prrafodelista"/>
+        <w:numPr>
+          <w:ilvl w:val="0"/>
+          <w:numId w:val="11"/>
+        </w:numPr>
+        <w:rPr>
+          <w:rFonts w:ascii="Times New Roman" w:hAnsi="Times New Roman" w:cs="Times New Roman"/>
+          <w:sz w:val="24"/>
+          <w:szCs w:val="24"/>
+        </w:rPr>
+      </w:pPr>
+      <w:r>
+        <w:rPr>
+          <w:rFonts w:ascii="Times New Roman" w:hAnsi="Times New Roman" w:cs="Times New Roman"/>
+          <w:sz w:val="24"/>
+          <w:szCs w:val="24"/>
+        </w:rPr>
+        <w:t xml:space="preserve">P(x = </w:t>
+      </w:r>
+      <w:r>
+        <w:rPr>
+          <w:rFonts w:ascii="Times New Roman" w:hAnsi="Times New Roman" w:cs="Times New Roman"/>
+          <w:sz w:val="24"/>
+          <w:szCs w:val="24"/>
+        </w:rPr>
+        <w:t>0</w:t>
+      </w:r>
+      <w:r>
+        <w:rPr>
+          <w:rFonts w:ascii="Times New Roman" w:hAnsi="Times New Roman" w:cs="Times New Roman"/>
+          <w:sz w:val="24"/>
+          <w:szCs w:val="24"/>
+        </w:rPr>
+        <w:t>)</w:t>
+      </w:r>
+    </w:p>
+    <w:p>
+      <w:pPr>
+        <w:ind w:left="357" w:firstLine="708"/>
+        <w:rPr>
+          <w:rFonts w:ascii="Times New Roman" w:eastAsiaTheme="minorEastAsia" w:hAnsi="Times New Roman" w:cs="Times New Roman"/>
+          <w:sz w:val="24"/>
+          <w:szCs w:val="24"/>
+        </w:rPr>
+      </w:pPr>
+      <w:r>
+        <w:rPr>
+          <w:rFonts w:ascii="Times New Roman" w:hAnsi="Times New Roman" w:cs="Times New Roman"/>
+          <w:sz w:val="24"/>
+          <w:szCs w:val="24"/>
+        </w:rPr>
+        <w:t>P(</w:t>
+      </w:r>
+      <w:r>
+        <w:rPr>
+          <w:rFonts w:ascii="Times New Roman" w:hAnsi="Times New Roman" w:cs="Times New Roman"/>
+          <w:sz w:val="24"/>
+          <w:szCs w:val="24"/>
+        </w:rPr>
+        <w:t>0</w:t>
+      </w:r>
+      <w:r>
+        <w:rPr>
+          <w:rFonts w:ascii="Times New Roman" w:hAnsi="Times New Roman" w:cs="Times New Roman"/>
+          <w:sz w:val="24"/>
+          <w:szCs w:val="24"/>
+        </w:rPr>
+        <w:t xml:space="preserve">) = </w:t>
+      </w:r>
+      <m:oMath>
+        <m:f>
+          <m:fPr>
+            <m:ctrlPr>
+              <w:rPr>
+                <w:rFonts w:ascii="Cambria Math" w:eastAsiaTheme="minorEastAsia" w:hAnsi="Cambria Math" w:cs="Times New Roman"/>
+                <w:i/>
+                <w:sz w:val="24"/>
+                <w:szCs w:val="24"/>
+              </w:rPr>
+            </m:ctrlPr>
+          </m:fPr>
+          <m:num>
+            <m:sSup>
+              <m:sSupPr>
+                <m:ctrlPr>
+                  <w:rPr>
+                    <w:rFonts w:ascii="Cambria Math" w:hAnsi="Cambria Math" w:cs="Times New Roman"/>
+                    <w:i/>
+                    <w:sz w:val="24"/>
+                    <w:szCs w:val="24"/>
+                  </w:rPr>
+                </m:ctrlPr>
+              </m:sSupPr>
+              <m:e>
+                <m:r>
+                  <w:rPr>
+                    <w:rFonts w:ascii="Cambria Math" w:hAnsi="Cambria Math" w:cs="Times New Roman"/>
+                    <w:sz w:val="24"/>
+                    <w:szCs w:val="24"/>
+                  </w:rPr>
+                  <m:t>e</m:t>
+                </m:r>
+              </m:e>
+              <m:sup>
+                <m:r>
+                  <w:rPr>
+                    <w:rFonts w:ascii="Cambria Math" w:hAnsi="Cambria Math" w:cs="Times New Roman"/>
+                    <w:sz w:val="24"/>
+                    <w:szCs w:val="24"/>
+                  </w:rPr>
+                  <m:t>-6,1</m:t>
+                </m:r>
+              </m:sup>
+            </m:sSup>
+            <m:sSup>
+              <m:sSupPr>
+                <m:ctrlPr>
+                  <w:rPr>
+                    <w:rFonts w:ascii="Cambria Math" w:hAnsi="Cambria Math" w:cs="Times New Roman"/>
+                    <w:i/>
+                    <w:sz w:val="24"/>
+                    <w:szCs w:val="24"/>
+                  </w:rPr>
+                </m:ctrlPr>
+              </m:sSupPr>
+              <m:e>
+                <m:d>
+                  <m:dPr>
+                    <m:ctrlPr>
+                      <w:rPr>
+                        <w:rFonts w:ascii="Cambria Math" w:hAnsi="Cambria Math" w:cs="Times New Roman"/>
+                        <w:i/>
+                        <w:sz w:val="24"/>
+                        <w:szCs w:val="24"/>
+                      </w:rPr>
+                    </m:ctrlPr>
+                  </m:dPr>
+                  <m:e>
+                    <m:r>
+                      <w:rPr>
+                        <w:rFonts w:ascii="Cambria Math" w:hAnsi="Cambria Math" w:cs="Times New Roman"/>
+                        <w:sz w:val="24"/>
+                        <w:szCs w:val="24"/>
+                      </w:rPr>
+                      <m:t>6,1</m:t>
+                    </m:r>
+                  </m:e>
+                </m:d>
+              </m:e>
+              <m:sup>
+                <m:r>
+                  <w:rPr>
+                    <w:rFonts w:ascii="Cambria Math" w:hAnsi="Cambria Math" w:cs="Times New Roman"/>
+                    <w:sz w:val="24"/>
+                    <w:szCs w:val="24"/>
+                  </w:rPr>
+                  <m:t>0</m:t>
+                </m:r>
+              </m:sup>
+            </m:sSup>
+          </m:num>
+          <m:den>
+            <m:r>
+              <w:rPr>
+                <w:rFonts w:ascii="Cambria Math" w:eastAsiaTheme="minorEastAsia" w:hAnsi="Cambria Math" w:cs="Times New Roman"/>
+                <w:sz w:val="24"/>
+                <w:szCs w:val="24"/>
+              </w:rPr>
+              <m:t>0</m:t>
+            </m:r>
+            <m:r>
+              <w:rPr>
+                <w:rFonts w:ascii="Cambria Math" w:eastAsiaTheme="minorEastAsia" w:hAnsi="Cambria Math" w:cs="Times New Roman"/>
+                <w:sz w:val="24"/>
+                <w:szCs w:val="24"/>
+              </w:rPr>
+              <m:t>!</m:t>
+            </m:r>
+          </m:den>
+        </m:f>
+      </m:oMath>
+    </w:p>
+    <w:p>
+      <w:pPr>
+        <w:ind w:left="357" w:firstLine="708"/>
+        <w:rPr>
+          <w:rFonts w:ascii="Times New Roman" w:eastAsiaTheme="minorEastAsia" w:hAnsi="Times New Roman" w:cs="Times New Roman"/>
+          <w:sz w:val="24"/>
+          <w:szCs w:val="24"/>
+        </w:rPr>
+      </w:pPr>
+      <w:r>
+        <w:rPr>
+          <w:rFonts w:ascii="Times New Roman" w:hAnsi="Times New Roman" w:cs="Times New Roman"/>
+          <w:sz w:val="24"/>
+          <w:szCs w:val="24"/>
+        </w:rPr>
+        <w:t>P(</w:t>
+      </w:r>
+      <w:r>
+        <w:rPr>
+          <w:rFonts w:ascii="Times New Roman" w:hAnsi="Times New Roman" w:cs="Times New Roman"/>
+          <w:sz w:val="24"/>
+          <w:szCs w:val="24"/>
+        </w:rPr>
+        <w:t>0</w:t>
+      </w:r>
+      <w:r>
+        <w:rPr>
+          <w:rFonts w:ascii="Times New Roman" w:hAnsi="Times New Roman" w:cs="Times New Roman"/>
+          <w:sz w:val="24"/>
+          <w:szCs w:val="24"/>
+        </w:rPr>
+        <w:t xml:space="preserve">) = </w:t>
+      </w:r>
+      <m:oMath>
+        <m:f>
+          <m:fPr>
+            <m:ctrlPr>
+              <w:rPr>
+                <w:rFonts w:ascii="Cambria Math" w:eastAsiaTheme="minorEastAsia" w:hAnsi="Cambria Math" w:cs="Times New Roman"/>
+                <w:i/>
+                <w:sz w:val="24"/>
+                <w:szCs w:val="24"/>
+              </w:rPr>
+            </m:ctrlPr>
+          </m:fPr>
+          <m:num>
+            <m:r>
+              <w:rPr>
+                <w:rFonts w:ascii="Cambria Math" w:hAnsi="Cambria Math" w:cs="Times New Roman"/>
+                <w:sz w:val="24"/>
+                <w:szCs w:val="24"/>
+              </w:rPr>
+              <m:t>0,0022429·1</m:t>
+            </m:r>
+          </m:num>
+          <m:den>
+            <m:r>
+              <w:rPr>
+                <w:rFonts w:ascii="Cambria Math" w:eastAsiaTheme="minorEastAsia" w:hAnsi="Cambria Math" w:cs="Times New Roman"/>
+                <w:sz w:val="24"/>
+                <w:szCs w:val="24"/>
+              </w:rPr>
+              <m:t>1</m:t>
+            </m:r>
+          </m:den>
+        </m:f>
+      </m:oMath>
+    </w:p>
+    <w:p>
+      <w:pPr>
+        <w:ind w:left="357" w:firstLine="708"/>
+        <w:rPr>
+          <w:rFonts w:ascii="Times New Roman" w:eastAsiaTheme="minorEastAsia" w:hAnsi="Times New Roman" w:cs="Times New Roman"/>
+          <w:sz w:val="24"/>
+          <w:szCs w:val="24"/>
+        </w:rPr>
+      </w:pPr>
+      <w:r>
+        <w:rPr>
+          <w:rFonts w:ascii="Times New Roman" w:eastAsiaTheme="minorEastAsia" w:hAnsi="Times New Roman" w:cs="Times New Roman"/>
+          <w:sz w:val="24"/>
+          <w:szCs w:val="24"/>
+        </w:rPr>
+        <w:t>P(</w:t>
+      </w:r>
+      <w:r>
+        <w:rPr>
+          <w:rFonts w:ascii="Times New Roman" w:eastAsiaTheme="minorEastAsia" w:hAnsi="Times New Roman" w:cs="Times New Roman"/>
+          <w:sz w:val="24"/>
+          <w:szCs w:val="24"/>
+        </w:rPr>
+        <w:t>0</w:t>
+      </w:r>
+      <w:r>
+        <w:rPr>
+          <w:rFonts w:ascii="Times New Roman" w:eastAsiaTheme="minorEastAsia" w:hAnsi="Times New Roman" w:cs="Times New Roman"/>
+          <w:sz w:val="24"/>
+          <w:szCs w:val="24"/>
+        </w:rPr>
+        <w:t>) = 0,</w:t>
+      </w:r>
+      <w:r>
+        <w:rPr>
+          <w:rFonts w:ascii="Times New Roman" w:eastAsiaTheme="minorEastAsia" w:hAnsi="Times New Roman" w:cs="Times New Roman"/>
+          <w:sz w:val="24"/>
+          <w:szCs w:val="24"/>
+        </w:rPr>
+        <w:t>0022429</w:t>
+      </w:r>
+      <w:r>
+        <w:rPr>
+          <w:rFonts w:ascii="Times New Roman" w:eastAsiaTheme="minorEastAsia" w:hAnsi="Times New Roman" w:cs="Times New Roman"/>
+          <w:sz w:val="24"/>
+          <w:szCs w:val="24"/>
+        </w:rPr>
+        <w:t xml:space="preserve"> · 100 = </w:t>
+      </w:r>
+      <w:r>
+        <w:rPr>
+          <w:rFonts w:ascii="Times New Roman" w:eastAsiaTheme="minorEastAsia" w:hAnsi="Times New Roman" w:cs="Times New Roman"/>
+          <w:sz w:val="24"/>
+          <w:szCs w:val="24"/>
+        </w:rPr>
+        <w:t>0,224</w:t>
+      </w:r>
+      <w:r>
+        <w:rPr>
+          <w:rFonts w:ascii="Times New Roman" w:eastAsiaTheme="minorEastAsia" w:hAnsi="Times New Roman" w:cs="Times New Roman"/>
+          <w:sz w:val="24"/>
+          <w:szCs w:val="24"/>
+        </w:rPr>
+        <w:t>%</w:t>
+      </w:r>
+    </w:p>
+    <w:p>
+      <w:pPr>
+        <w:rPr>
+          <w:rFonts w:ascii="Times New Roman" w:eastAsiaTheme="minorEastAsia" w:hAnsi="Times New Roman" w:cs="Times New Roman"/>
+          <w:sz w:val="24"/>
+          <w:szCs w:val="24"/>
+        </w:rPr>
+      </w:pPr>
+      <w:r>
+        <w:rPr>
+          <w:rFonts w:ascii="Times New Roman" w:eastAsiaTheme="minorEastAsia" w:hAnsi="Times New Roman" w:cs="Times New Roman"/>
+          <w:sz w:val="24"/>
+          <w:szCs w:val="24"/>
+        </w:rPr>
+        <w:tab/>
+      </w:r>
+      <w:r>
+        <w:rPr>
+          <w:rFonts w:ascii="Times New Roman" w:eastAsiaTheme="minorEastAsia" w:hAnsi="Times New Roman" w:cs="Times New Roman"/>
+          <w:sz w:val="24"/>
+          <w:szCs w:val="24"/>
+        </w:rPr>
+        <w:t>La probabilidad de que en un año</w:t>
+      </w:r>
+      <w:r>
+        <w:rPr>
+          <w:rFonts w:ascii="Times New Roman" w:eastAsiaTheme="minorEastAsia" w:hAnsi="Times New Roman" w:cs="Times New Roman"/>
+          <w:sz w:val="24"/>
+          <w:szCs w:val="24"/>
+        </w:rPr>
+        <w:t xml:space="preserve"> no</w:t>
+      </w:r>
+      <w:r>
+        <w:rPr>
+          <w:rFonts w:ascii="Times New Roman" w:eastAsiaTheme="minorEastAsia" w:hAnsi="Times New Roman" w:cs="Times New Roman"/>
+          <w:sz w:val="24"/>
+          <w:szCs w:val="24"/>
+        </w:rPr>
+        <w:t xml:space="preserve"> </w:t>
+      </w:r>
+      <w:r>
+        <w:rPr>
+          <w:rFonts w:ascii="Times New Roman" w:eastAsiaTheme="minorEastAsia" w:hAnsi="Times New Roman" w:cs="Times New Roman"/>
+          <w:sz w:val="24"/>
+          <w:szCs w:val="24"/>
+        </w:rPr>
+        <w:t>se formen</w:t>
+      </w:r>
+      <w:r>
+        <w:rPr>
+          <w:rFonts w:ascii="Times New Roman" w:eastAsiaTheme="minorEastAsia" w:hAnsi="Times New Roman" w:cs="Times New Roman"/>
+          <w:sz w:val="24"/>
+          <w:szCs w:val="24"/>
+        </w:rPr>
+        <w:t xml:space="preserve"> huracanes es del </w:t>
+      </w:r>
+      <w:r>
+        <w:rPr>
+          <w:rFonts w:ascii="Times New Roman" w:eastAsiaTheme="minorEastAsia" w:hAnsi="Times New Roman" w:cs="Times New Roman"/>
+          <w:sz w:val="24"/>
+          <w:szCs w:val="24"/>
+        </w:rPr>
+        <w:t>0</w:t>
+      </w:r>
+      <w:r>
+        <w:rPr>
+          <w:rFonts w:ascii="Times New Roman" w:eastAsiaTheme="minorEastAsia" w:hAnsi="Times New Roman" w:cs="Times New Roman"/>
+          <w:sz w:val="24"/>
+          <w:szCs w:val="24"/>
+        </w:rPr>
+        <w:t>,</w:t>
+      </w:r>
+      <w:r>
+        <w:rPr>
+          <w:rFonts w:ascii="Times New Roman" w:eastAsiaTheme="minorEastAsia" w:hAnsi="Times New Roman" w:cs="Times New Roman"/>
+          <w:sz w:val="24"/>
+          <w:szCs w:val="24"/>
+        </w:rPr>
+        <w:t>224</w:t>
+      </w:r>
+      <w:r>
+        <w:rPr>
+          <w:rFonts w:ascii="Times New Roman" w:eastAsiaTheme="minorEastAsia" w:hAnsi="Times New Roman" w:cs="Times New Roman"/>
+          <w:sz w:val="24"/>
+          <w:szCs w:val="24"/>
+        </w:rPr>
+        <w:t>%</w:t>
+      </w:r>
+    </w:p>
+    <w:p>
+      <w:pPr>
+        <w:pStyle w:val="Prrafodelista"/>
+        <w:numPr>
+          <w:ilvl w:val="0"/>
+          <w:numId w:val="11"/>
+        </w:numPr>
+        <w:rPr>
+          <w:rFonts w:ascii="Times New Roman" w:eastAsiaTheme="minorEastAsia" w:hAnsi="Times New Roman" w:cs="Times New Roman"/>
+          <w:sz w:val="24"/>
+          <w:szCs w:val="24"/>
+        </w:rPr>
+      </w:pPr>
+      <w:r>
+        <w:rPr>
+          <w:rFonts w:ascii="Times New Roman" w:eastAsiaTheme="minorEastAsia" w:hAnsi="Times New Roman" w:cs="Times New Roman"/>
+          <w:sz w:val="24"/>
+          <w:szCs w:val="24"/>
+        </w:rPr>
+        <w:t>E = 55(</w:t>
+      </w:r>
+      <w:r>
+        <w:rPr>
+          <w:rFonts w:ascii="Times New Roman" w:eastAsiaTheme="minorEastAsia" w:hAnsi="Times New Roman" w:cs="Times New Roman"/>
+          <w:sz w:val="24"/>
+          <w:szCs w:val="24"/>
+        </w:rPr>
+        <w:t>0,0022429</w:t>
+      </w:r>
+      <w:r>
+        <w:rPr>
+          <w:rFonts w:ascii="Times New Roman" w:eastAsiaTheme="minorEastAsia" w:hAnsi="Times New Roman" w:cs="Times New Roman"/>
+          <w:sz w:val="24"/>
+          <w:szCs w:val="24"/>
+        </w:rPr>
+        <w:t>)</w:t>
+      </w:r>
+    </w:p>
+    <w:p>
+      <w:pPr>
+        <w:pStyle w:val="Prrafodelista"/>
+        <w:ind w:left="1065"/>
+        <w:rPr>
+          <w:rFonts w:ascii="Times New Roman" w:eastAsiaTheme="minorEastAsia" w:hAnsi="Times New Roman" w:cs="Times New Roman"/>
+          <w:sz w:val="24"/>
+          <w:szCs w:val="24"/>
+        </w:rPr>
+      </w:pPr>
+      <w:r>
+        <w:rPr>
+          <w:rFonts w:ascii="Times New Roman" w:eastAsiaTheme="minorEastAsia" w:hAnsi="Times New Roman" w:cs="Times New Roman"/>
+          <w:sz w:val="24"/>
+          <w:szCs w:val="24"/>
+        </w:rPr>
+        <w:t>E = 0,12336</w:t>
+      </w:r>
+    </w:p>
+    <w:p>
+      <w:pPr>
+        <w:rPr>
+          <w:rFonts w:ascii="Times New Roman" w:eastAsiaTheme="minorEastAsia" w:hAnsi="Times New Roman" w:cs="Times New Roman"/>
+          <w:sz w:val="24"/>
+          <w:szCs w:val="24"/>
+        </w:rPr>
+      </w:pPr>
+      <w:r>
+        <w:rPr>
+          <w:rFonts w:ascii="Times New Roman" w:eastAsiaTheme="minorEastAsia" w:hAnsi="Times New Roman" w:cs="Times New Roman"/>
+          <w:sz w:val="24"/>
+          <w:szCs w:val="24"/>
+        </w:rPr>
+        <w:tab/>
+        <w:t>Se espera que no haya huracanes en menos de un año durante un periodo de 55 años</w:t>
+      </w:r>
+    </w:p>
+    <w:p>
+      <w:pPr>
+        <w:pStyle w:val="Prrafodelista"/>
+        <w:numPr>
+          <w:ilvl w:val="0"/>
+          <w:numId w:val="11"/>
+        </w:numPr>
+        <w:rPr>
+          <w:rFonts w:ascii="Times New Roman" w:eastAsiaTheme="minorEastAsia" w:hAnsi="Times New Roman" w:cs="Times New Roman"/>
+          <w:sz w:val="24"/>
+          <w:szCs w:val="24"/>
+        </w:rPr>
+      </w:pPr>
+      <w:r>
+        <w:rPr>
+          <w:rFonts w:ascii="Times New Roman" w:eastAsiaTheme="minorEastAsia" w:hAnsi="Times New Roman" w:cs="Times New Roman"/>
+          <w:sz w:val="24"/>
+          <w:szCs w:val="24"/>
+        </w:rPr>
+        <w:lastRenderedPageBreak/>
+        <w:t xml:space="preserve">El inciso b </w:t>
+      </w:r>
+      <w:r>
+        <w:rPr>
+          <w:rFonts w:ascii="Times New Roman" w:eastAsiaTheme="minorEastAsia" w:hAnsi="Times New Roman" w:cs="Times New Roman"/>
+          <w:sz w:val="24"/>
+          <w:szCs w:val="24"/>
+        </w:rPr>
+        <w:t>predijo 0,12 años sin huracanes en un periodo de 55 años, mientras que el valor exactamente fue de 0 años, dado que la diferencia es de 0,12 años, la cual es muy mínima, se puede afirmar que la distribución Poisson funciona bien en este caso</w:t>
+      </w:r>
+    </w:p>
+    <w:p>
+      <w:pPr>
+        <w:pStyle w:val="Prrafodelista"/>
+        <w:ind w:left="1065" w:firstLine="351"/>
+        <w:rPr>
+          <w:rFonts w:ascii="Times New Roman" w:eastAsiaTheme="minorEastAsia" w:hAnsi="Times New Roman" w:cs="Times New Roman"/>
+          <w:sz w:val="24"/>
+          <w:szCs w:val="24"/>
+        </w:rPr>
+      </w:pPr>
+    </w:p>
+    <w:p>
+      <w:pPr>
+        <w:rPr>
+          <w:rFonts w:ascii="Times New Roman" w:eastAsiaTheme="minorEastAsia" w:hAnsi="Times New Roman" w:cs="Times New Roman"/>
+          <w:sz w:val="24"/>
+          <w:szCs w:val="24"/>
+        </w:rPr>
+      </w:pPr>
+      <w:r>
+        <w:rPr>
+          <w:rFonts w:ascii="Times New Roman" w:hAnsi="Times New Roman" w:cs="Times New Roman"/>
+          <w:sz w:val="24"/>
+          <w:szCs w:val="24"/>
+        </w:rPr>
+        <w:t>9</w:t>
+      </w:r>
+      <w:r>
+        <w:rPr>
+          <w:rFonts w:ascii="Times New Roman" w:hAnsi="Times New Roman" w:cs="Times New Roman"/>
+          <w:sz w:val="24"/>
+          <w:szCs w:val="24"/>
+        </w:rPr>
+        <w:t xml:space="preserve"> </w:t>
+      </w:r>
+      <w:r>
+        <w:rPr>
+          <w:rFonts w:ascii="Times New Roman" w:hAnsi="Times New Roman" w:cs="Times New Roman"/>
+          <w:sz w:val="24"/>
+          <w:szCs w:val="24"/>
+        </w:rPr>
+        <w:t>λ</w:t>
+      </w:r>
+      <w:r>
+        <w:rPr>
+          <w:rFonts w:ascii="Times New Roman" w:hAnsi="Times New Roman" w:cs="Times New Roman"/>
+          <w:sz w:val="24"/>
+          <w:szCs w:val="24"/>
+        </w:rPr>
+        <w:t xml:space="preserve"> </w:t>
+      </w:r>
+      <w:r>
+        <w:rPr>
+          <w:rFonts w:ascii="Times New Roman" w:hAnsi="Times New Roman" w:cs="Times New Roman"/>
+          <w:sz w:val="24"/>
+          <w:szCs w:val="24"/>
+        </w:rPr>
+        <w:t>=</w:t>
+      </w:r>
+      <w:r>
+        <w:rPr>
+          <w:rFonts w:ascii="Times New Roman" w:hAnsi="Times New Roman" w:cs="Times New Roman"/>
+          <w:sz w:val="24"/>
+          <w:szCs w:val="24"/>
+        </w:rPr>
+        <w:t xml:space="preserve"> </w:t>
+      </w:r>
+      <m:oMath>
+        <m:f>
+          <m:fPr>
+            <m:ctrlPr>
+              <w:rPr>
+                <w:rFonts w:ascii="Cambria Math" w:hAnsi="Cambria Math" w:cs="Times New Roman"/>
+                <w:i/>
+                <w:sz w:val="24"/>
+                <w:szCs w:val="24"/>
+              </w:rPr>
+            </m:ctrlPr>
+          </m:fPr>
+          <m:num>
+            <m:r>
+              <w:rPr>
+                <w:rFonts w:ascii="Cambria Math" w:hAnsi="Cambria Math" w:cs="Times New Roman"/>
+                <w:sz w:val="24"/>
+                <w:szCs w:val="24"/>
+              </w:rPr>
+              <m:t>4221</m:t>
+            </m:r>
+          </m:num>
+          <m:den>
+            <m:r>
+              <w:rPr>
+                <w:rFonts w:ascii="Cambria Math" w:hAnsi="Cambria Math" w:cs="Times New Roman"/>
+                <w:sz w:val="24"/>
+                <w:szCs w:val="24"/>
+              </w:rPr>
+              <m:t>365</m:t>
+            </m:r>
+          </m:den>
+        </m:f>
+      </m:oMath>
+      <w:r>
+        <w:rPr>
+          <w:rFonts w:ascii="Times New Roman" w:eastAsiaTheme="minorEastAsia" w:hAnsi="Times New Roman" w:cs="Times New Roman"/>
+          <w:sz w:val="24"/>
+          <w:szCs w:val="24"/>
+        </w:rPr>
+        <w:t xml:space="preserve">  </w:t>
+      </w:r>
+      <w:r>
+        <w:rPr>
+          <w:rFonts w:ascii="Times New Roman" w:eastAsiaTheme="minorEastAsia" w:hAnsi="Times New Roman" w:cs="Times New Roman"/>
+          <w:sz w:val="24"/>
+          <w:szCs w:val="24"/>
+        </w:rPr>
+        <w:t>=</w:t>
+      </w:r>
+      <w:r>
+        <w:rPr>
+          <w:rFonts w:ascii="Times New Roman" w:eastAsiaTheme="minorEastAsia" w:hAnsi="Times New Roman" w:cs="Times New Roman"/>
+          <w:sz w:val="24"/>
+          <w:szCs w:val="24"/>
+        </w:rPr>
+        <w:t xml:space="preserve"> 11,5644</w:t>
+      </w:r>
+    </w:p>
+    <w:p>
+      <w:pPr>
+        <w:ind w:left="708"/>
+        <w:rPr>
+          <w:rFonts w:ascii="Times New Roman" w:eastAsiaTheme="minorEastAsia" w:hAnsi="Times New Roman" w:cs="Times New Roman"/>
+          <w:sz w:val="24"/>
+          <w:szCs w:val="24"/>
+        </w:rPr>
+      </w:pPr>
+      <w:r>
+        <w:rPr>
+          <w:rFonts w:ascii="Times New Roman" w:eastAsiaTheme="minorEastAsia" w:hAnsi="Times New Roman" w:cs="Times New Roman"/>
+          <w:sz w:val="24"/>
+          <w:szCs w:val="24"/>
+        </w:rPr>
+        <w:t xml:space="preserve">En promedio nacen aproximadamente 11,56 bebés por día </w:t>
+      </w:r>
+    </w:p>
+    <w:p>
+      <w:pPr>
+        <w:ind w:left="708"/>
+        <w:rPr>
+          <w:rFonts w:ascii="Times New Roman" w:eastAsiaTheme="minorEastAsia" w:hAnsi="Times New Roman" w:cs="Times New Roman"/>
+          <w:sz w:val="24"/>
+          <w:szCs w:val="24"/>
+        </w:rPr>
+      </w:pPr>
+      <w:r>
+        <w:rPr>
+          <w:rFonts w:ascii="Times New Roman" w:eastAsiaTheme="minorEastAsia" w:hAnsi="Times New Roman" w:cs="Times New Roman"/>
+          <w:sz w:val="24"/>
+          <w:szCs w:val="24"/>
+        </w:rPr>
+        <w:t>P(x = 15)</w:t>
+      </w:r>
+    </w:p>
+    <w:p>
+      <w:pPr>
+        <w:ind w:firstLine="708"/>
+        <w:rPr>
+          <w:rFonts w:ascii="Times New Roman" w:eastAsiaTheme="minorEastAsia" w:hAnsi="Times New Roman" w:cs="Times New Roman"/>
+          <w:sz w:val="24"/>
+          <w:szCs w:val="24"/>
+        </w:rPr>
+      </w:pPr>
+      <w:r>
+        <w:rPr>
+          <w:rFonts w:ascii="Times New Roman" w:hAnsi="Times New Roman" w:cs="Times New Roman"/>
+          <w:sz w:val="24"/>
+          <w:szCs w:val="24"/>
+        </w:rPr>
+        <w:t>P(</w:t>
+      </w:r>
+      <w:r>
+        <w:rPr>
+          <w:rFonts w:ascii="Times New Roman" w:hAnsi="Times New Roman" w:cs="Times New Roman"/>
+          <w:sz w:val="24"/>
+          <w:szCs w:val="24"/>
+        </w:rPr>
+        <w:t>15</w:t>
+      </w:r>
+      <w:r>
+        <w:rPr>
+          <w:rFonts w:ascii="Times New Roman" w:hAnsi="Times New Roman" w:cs="Times New Roman"/>
+          <w:sz w:val="24"/>
+          <w:szCs w:val="24"/>
+        </w:rPr>
+        <w:t xml:space="preserve">) = </w:t>
+      </w:r>
+      <m:oMath>
+        <m:f>
+          <m:fPr>
+            <m:ctrlPr>
+              <w:rPr>
+                <w:rFonts w:ascii="Cambria Math" w:eastAsiaTheme="minorEastAsia" w:hAnsi="Cambria Math" w:cs="Times New Roman"/>
+                <w:i/>
+                <w:sz w:val="24"/>
+                <w:szCs w:val="24"/>
+              </w:rPr>
+            </m:ctrlPr>
+          </m:fPr>
+          <m:num>
+            <m:sSup>
+              <m:sSupPr>
+                <m:ctrlPr>
+                  <w:rPr>
+                    <w:rFonts w:ascii="Cambria Math" w:hAnsi="Cambria Math" w:cs="Times New Roman"/>
+                    <w:i/>
+                    <w:sz w:val="24"/>
+                    <w:szCs w:val="24"/>
+                  </w:rPr>
+                </m:ctrlPr>
+              </m:sSupPr>
+              <m:e>
+                <m:r>
+                  <w:rPr>
+                    <w:rFonts w:ascii="Cambria Math" w:hAnsi="Cambria Math" w:cs="Times New Roman"/>
+                    <w:sz w:val="24"/>
+                    <w:szCs w:val="24"/>
+                  </w:rPr>
+                  <m:t>e</m:t>
+                </m:r>
+              </m:e>
+              <m:sup>
+                <m:r>
+                  <w:rPr>
+                    <w:rFonts w:ascii="Cambria Math" w:hAnsi="Cambria Math" w:cs="Times New Roman"/>
+                    <w:sz w:val="24"/>
+                    <w:szCs w:val="24"/>
+                  </w:rPr>
+                  <m:t>-</m:t>
+                </m:r>
+                <m:r>
+                  <w:rPr>
+                    <w:rFonts w:ascii="Cambria Math" w:hAnsi="Cambria Math" w:cs="Times New Roman"/>
+                    <w:sz w:val="24"/>
+                    <w:szCs w:val="24"/>
+                  </w:rPr>
+                  <m:t>11,5644</m:t>
+                </m:r>
+              </m:sup>
+            </m:sSup>
+            <m:sSup>
+              <m:sSupPr>
+                <m:ctrlPr>
+                  <w:rPr>
+                    <w:rFonts w:ascii="Cambria Math" w:hAnsi="Cambria Math" w:cs="Times New Roman"/>
+                    <w:i/>
+                    <w:sz w:val="24"/>
+                    <w:szCs w:val="24"/>
+                  </w:rPr>
+                </m:ctrlPr>
+              </m:sSupPr>
+              <m:e>
+                <m:d>
+                  <m:dPr>
+                    <m:ctrlPr>
+                      <w:rPr>
+                        <w:rFonts w:ascii="Cambria Math" w:hAnsi="Cambria Math" w:cs="Times New Roman"/>
+                        <w:i/>
+                        <w:sz w:val="24"/>
+                        <w:szCs w:val="24"/>
+                      </w:rPr>
+                    </m:ctrlPr>
+                  </m:dPr>
+                  <m:e>
+                    <m:r>
+                      <w:rPr>
+                        <w:rFonts w:ascii="Cambria Math" w:hAnsi="Cambria Math" w:cs="Times New Roman"/>
+                        <w:sz w:val="24"/>
+                        <w:szCs w:val="24"/>
+                      </w:rPr>
+                      <m:t>11,5644</m:t>
+                    </m:r>
+                  </m:e>
+                </m:d>
+              </m:e>
+              <m:sup>
+                <m:r>
+                  <w:rPr>
+                    <w:rFonts w:ascii="Cambria Math" w:hAnsi="Cambria Math" w:cs="Times New Roman"/>
+                    <w:sz w:val="24"/>
+                    <w:szCs w:val="24"/>
+                  </w:rPr>
+                  <m:t>1</m:t>
+                </m:r>
+                <m:r>
+                  <w:rPr>
+                    <w:rFonts w:ascii="Cambria Math" w:hAnsi="Cambria Math" w:cs="Times New Roman"/>
+                    <w:sz w:val="24"/>
+                    <w:szCs w:val="24"/>
+                  </w:rPr>
+                  <m:t>5</m:t>
+                </m:r>
+              </m:sup>
+            </m:sSup>
+          </m:num>
+          <m:den>
+            <m:r>
+              <w:rPr>
+                <w:rFonts w:ascii="Cambria Math" w:eastAsiaTheme="minorEastAsia" w:hAnsi="Cambria Math" w:cs="Times New Roman"/>
+                <w:sz w:val="24"/>
+                <w:szCs w:val="24"/>
+              </w:rPr>
+              <m:t>1</m:t>
+            </m:r>
+            <m:r>
+              <w:rPr>
+                <w:rFonts w:ascii="Cambria Math" w:eastAsiaTheme="minorEastAsia" w:hAnsi="Cambria Math" w:cs="Times New Roman"/>
+                <w:sz w:val="24"/>
+                <w:szCs w:val="24"/>
+              </w:rPr>
+              <m:t>5!</m:t>
+            </m:r>
+          </m:den>
+        </m:f>
+      </m:oMath>
+    </w:p>
+    <w:p>
+      <w:pPr>
+        <w:ind w:firstLine="708"/>
+        <w:rPr>
+          <w:rFonts w:ascii="Times New Roman" w:eastAsiaTheme="minorEastAsia" w:hAnsi="Times New Roman" w:cs="Times New Roman"/>
+          <w:sz w:val="24"/>
+          <w:szCs w:val="24"/>
+        </w:rPr>
+      </w:pPr>
+      <w:r>
+        <w:rPr>
+          <w:rFonts w:ascii="Times New Roman" w:eastAsiaTheme="minorEastAsia" w:hAnsi="Times New Roman" w:cs="Times New Roman"/>
+          <w:sz w:val="24"/>
+          <w:szCs w:val="24"/>
+        </w:rPr>
+        <w:t>P(15) = 0,0809 · 100 = 8,09%</w:t>
+      </w:r>
+    </w:p>
+    <w:p>
+      <w:pPr>
+        <w:ind w:firstLine="708"/>
+        <w:rPr>
+          <w:rFonts w:ascii="Times New Roman" w:eastAsiaTheme="minorEastAsia" w:hAnsi="Times New Roman" w:cs="Times New Roman"/>
+          <w:sz w:val="24"/>
+          <w:szCs w:val="24"/>
+        </w:rPr>
+      </w:pPr>
+      <w:r>
+        <w:rPr>
+          <w:rFonts w:ascii="Times New Roman" w:eastAsiaTheme="minorEastAsia" w:hAnsi="Times New Roman" w:cs="Times New Roman"/>
+          <w:sz w:val="24"/>
+          <w:szCs w:val="24"/>
+        </w:rPr>
+        <w:t>PENDIENTE</w:t>
+      </w:r>
+    </w:p>
+    <w:p>
+      <w:pPr>
+        <w:rPr>
+          <w:rFonts w:ascii="Times New Roman" w:eastAsiaTheme="minorEastAsia" w:hAnsi="Times New Roman" w:cs="Times New Roman"/>
+          <w:sz w:val="24"/>
+          <w:szCs w:val="24"/>
+        </w:rPr>
+      </w:pPr>
+    </w:p>
+    <w:p>
+      <w:pPr>
+        <w:rPr>
+          <w:rFonts w:ascii="Times New Roman" w:eastAsiaTheme="minorEastAsia" w:hAnsi="Times New Roman" w:cs="Times New Roman"/>
+          <w:sz w:val="24"/>
+          <w:szCs w:val="24"/>
+        </w:rPr>
+      </w:pPr>
+      <w:r>
+        <w:rPr>
+          <w:rFonts w:ascii="Times New Roman" w:hAnsi="Times New Roman" w:cs="Times New Roman"/>
+          <w:sz w:val="24"/>
+          <w:szCs w:val="24"/>
+        </w:rPr>
+        <w:t>11</w:t>
+      </w:r>
+      <w:r>
+        <w:rPr>
+          <w:rFonts w:ascii="Times New Roman" w:hAnsi="Times New Roman" w:cs="Times New Roman"/>
+          <w:sz w:val="24"/>
+          <w:szCs w:val="24"/>
+        </w:rPr>
+        <w:t xml:space="preserve"> </w:t>
+      </w:r>
+      <w:r>
+        <w:rPr>
+          <w:rFonts w:ascii="Times New Roman" w:hAnsi="Times New Roman" w:cs="Times New Roman"/>
+          <w:sz w:val="24"/>
+          <w:szCs w:val="24"/>
+        </w:rPr>
+        <w:t>λ</w:t>
+      </w:r>
+      <w:r>
+        <w:rPr>
+          <w:rFonts w:ascii="Times New Roman" w:hAnsi="Times New Roman" w:cs="Times New Roman"/>
+          <w:sz w:val="24"/>
+          <w:szCs w:val="24"/>
+        </w:rPr>
+        <w:t xml:space="preserve"> </w:t>
+      </w:r>
+      <w:r>
+        <w:rPr>
+          <w:rFonts w:ascii="Times New Roman" w:hAnsi="Times New Roman" w:cs="Times New Roman"/>
+          <w:sz w:val="24"/>
+          <w:szCs w:val="24"/>
+        </w:rPr>
+        <w:t>=</w:t>
+      </w:r>
+      <w:r>
+        <w:rPr>
+          <w:rFonts w:ascii="Times New Roman" w:hAnsi="Times New Roman" w:cs="Times New Roman"/>
+          <w:sz w:val="24"/>
+          <w:szCs w:val="24"/>
+        </w:rPr>
+        <w:t xml:space="preserve"> </w:t>
+      </w:r>
+      <m:oMath>
+        <m:f>
+          <m:fPr>
+            <m:ctrlPr>
+              <w:rPr>
+                <w:rFonts w:ascii="Cambria Math" w:hAnsi="Cambria Math" w:cs="Times New Roman"/>
+                <w:i/>
+                <w:sz w:val="24"/>
+                <w:szCs w:val="24"/>
+              </w:rPr>
+            </m:ctrlPr>
+          </m:fPr>
+          <m:num>
+            <m:r>
+              <w:rPr>
+                <w:rFonts w:ascii="Cambria Math" w:hAnsi="Cambria Math" w:cs="Times New Roman"/>
+                <w:sz w:val="24"/>
+                <w:szCs w:val="24"/>
+              </w:rPr>
+              <m:t>22713</m:t>
+            </m:r>
+          </m:num>
+          <m:den>
+            <m:r>
+              <w:rPr>
+                <w:rFonts w:ascii="Cambria Math" w:hAnsi="Cambria Math" w:cs="Times New Roman"/>
+                <w:sz w:val="24"/>
+                <w:szCs w:val="24"/>
+              </w:rPr>
+              <m:t>365</m:t>
+            </m:r>
+          </m:den>
+        </m:f>
+      </m:oMath>
+      <w:r>
+        <w:rPr>
+          <w:rFonts w:ascii="Times New Roman" w:eastAsiaTheme="minorEastAsia" w:hAnsi="Times New Roman" w:cs="Times New Roman"/>
+          <w:sz w:val="24"/>
+          <w:szCs w:val="24"/>
+        </w:rPr>
+        <w:t xml:space="preserve">  </w:t>
+      </w:r>
+      <w:r>
+        <w:rPr>
+          <w:rFonts w:ascii="Times New Roman" w:eastAsiaTheme="minorEastAsia" w:hAnsi="Times New Roman" w:cs="Times New Roman"/>
+          <w:sz w:val="24"/>
+          <w:szCs w:val="24"/>
+        </w:rPr>
+        <w:t>=</w:t>
+      </w:r>
+      <w:r>
+        <w:rPr>
+          <w:rFonts w:ascii="Times New Roman" w:eastAsiaTheme="minorEastAsia" w:hAnsi="Times New Roman" w:cs="Times New Roman"/>
+          <w:sz w:val="24"/>
+          <w:szCs w:val="24"/>
+        </w:rPr>
+        <w:t xml:space="preserve"> </w:t>
+      </w:r>
+      <w:r>
+        <w:rPr>
+          <w:rFonts w:ascii="Times New Roman" w:eastAsiaTheme="minorEastAsia" w:hAnsi="Times New Roman" w:cs="Times New Roman"/>
+          <w:sz w:val="24"/>
+          <w:szCs w:val="24"/>
+        </w:rPr>
+        <w:t>62</w:t>
+      </w:r>
+      <w:r>
+        <w:rPr>
+          <w:rFonts w:ascii="Times New Roman" w:eastAsiaTheme="minorEastAsia" w:hAnsi="Times New Roman" w:cs="Times New Roman"/>
+          <w:sz w:val="24"/>
+          <w:szCs w:val="24"/>
+        </w:rPr>
+        <w:t>,</w:t>
+      </w:r>
+      <w:r>
+        <w:rPr>
+          <w:rFonts w:ascii="Times New Roman" w:eastAsiaTheme="minorEastAsia" w:hAnsi="Times New Roman" w:cs="Times New Roman"/>
+          <w:sz w:val="24"/>
+          <w:szCs w:val="24"/>
+        </w:rPr>
+        <w:t>2274</w:t>
+      </w:r>
+    </w:p>
+    <w:p>
+      <w:pPr>
+        <w:rPr>
+          <w:rFonts w:ascii="Times New Roman" w:eastAsiaTheme="minorEastAsia" w:hAnsi="Times New Roman" w:cs="Times New Roman"/>
+          <w:sz w:val="24"/>
+          <w:szCs w:val="24"/>
+        </w:rPr>
+      </w:pPr>
+      <w:r>
+        <w:rPr>
+          <w:rFonts w:ascii="Times New Roman" w:eastAsiaTheme="minorEastAsia" w:hAnsi="Times New Roman" w:cs="Times New Roman"/>
+          <w:sz w:val="24"/>
+          <w:szCs w:val="24"/>
+        </w:rPr>
+        <w:tab/>
+        <w:t>En promedio decaen aproximadamente 62 átomos por día</w:t>
+      </w:r>
+    </w:p>
+    <w:p>
+      <w:pPr>
+        <w:rPr>
+          <w:rFonts w:ascii="Times New Roman" w:eastAsiaTheme="minorEastAsia" w:hAnsi="Times New Roman" w:cs="Times New Roman"/>
+          <w:sz w:val="24"/>
+          <w:szCs w:val="24"/>
+        </w:rPr>
+      </w:pPr>
+      <w:r>
+        <w:rPr>
+          <w:rFonts w:ascii="Times New Roman" w:eastAsiaTheme="minorEastAsia" w:hAnsi="Times New Roman" w:cs="Times New Roman"/>
+          <w:sz w:val="24"/>
+          <w:szCs w:val="24"/>
+        </w:rPr>
+        <w:tab/>
+        <w:t>P(x = 50)</w:t>
+      </w:r>
+    </w:p>
+    <w:p>
+      <w:pPr>
+        <w:ind w:firstLine="708"/>
+        <w:rPr>
+          <w:rFonts w:ascii="Times New Roman" w:eastAsiaTheme="minorEastAsia" w:hAnsi="Times New Roman" w:cs="Times New Roman"/>
+          <w:sz w:val="24"/>
+          <w:szCs w:val="24"/>
+        </w:rPr>
+      </w:pPr>
+      <w:r>
+        <w:rPr>
+          <w:rFonts w:ascii="Times New Roman" w:hAnsi="Times New Roman" w:cs="Times New Roman"/>
+          <w:sz w:val="24"/>
+          <w:szCs w:val="24"/>
+        </w:rPr>
+        <w:t>P(</w:t>
+      </w:r>
       <w:r>
         <w:rPr>
           <w:rFonts w:ascii="Times New Roman" w:hAnsi="Times New Roman" w:cs="Times New Roman"/>
@@ -5820,56 +11826,201 @@
         </w:rPr>
         <w:t>5</w:t>
       </w:r>
-    </w:p>
-    <w:p>
-      <w:pPr>
-        <w:rPr>
-          <w:rFonts w:ascii="Times New Roman" w:hAnsi="Times New Roman" w:cs="Times New Roman"/>
-          <w:sz w:val="24"/>
-          <w:szCs w:val="24"/>
-        </w:rPr>
-      </w:pPr>
-      <w:r>
-        <w:rPr>
-          <w:rFonts w:ascii="Times New Roman" w:hAnsi="Times New Roman" w:cs="Times New Roman"/>
-          <w:sz w:val="24"/>
-          <w:szCs w:val="24"/>
-        </w:rPr>
-        <w:t>6</w:t>
-      </w:r>
-    </w:p>
-    <w:p>
-      <w:pPr>
-        <w:rPr>
-          <w:rFonts w:ascii="Times New Roman" w:hAnsi="Times New Roman" w:cs="Times New Roman"/>
-          <w:sz w:val="24"/>
-          <w:szCs w:val="24"/>
-        </w:rPr>
-      </w:pPr>
-      <w:r>
-        <w:rPr>
-          <w:rFonts w:ascii="Times New Roman" w:hAnsi="Times New Roman" w:cs="Times New Roman"/>
-          <w:sz w:val="24"/>
-          <w:szCs w:val="24"/>
-        </w:rPr>
-        <w:t>9</w:t>
-      </w:r>
-    </w:p>
-    <w:p>
-      <w:pPr>
-        <w:rPr>
-          <w:rFonts w:ascii="Times New Roman" w:hAnsi="Times New Roman" w:cs="Times New Roman"/>
-          <w:sz w:val="24"/>
-          <w:szCs w:val="24"/>
-        </w:rPr>
-      </w:pPr>
-      <w:r>
-        <w:rPr>
-          <w:rFonts w:ascii="Times New Roman" w:hAnsi="Times New Roman" w:cs="Times New Roman"/>
-          <w:sz w:val="24"/>
-          <w:szCs w:val="24"/>
-        </w:rPr>
-        <w:t>11</w:t>
+      <w:r>
+        <w:rPr>
+          <w:rFonts w:ascii="Times New Roman" w:hAnsi="Times New Roman" w:cs="Times New Roman"/>
+          <w:sz w:val="24"/>
+          <w:szCs w:val="24"/>
+        </w:rPr>
+        <w:t>0</w:t>
+      </w:r>
+      <w:r>
+        <w:rPr>
+          <w:rFonts w:ascii="Times New Roman" w:hAnsi="Times New Roman" w:cs="Times New Roman"/>
+          <w:sz w:val="24"/>
+          <w:szCs w:val="24"/>
+        </w:rPr>
+        <w:t xml:space="preserve">) = </w:t>
+      </w:r>
+      <m:oMath>
+        <m:f>
+          <m:fPr>
+            <m:ctrlPr>
+              <w:rPr>
+                <w:rFonts w:ascii="Cambria Math" w:eastAsiaTheme="minorEastAsia" w:hAnsi="Cambria Math" w:cs="Times New Roman"/>
+                <w:i/>
+                <w:sz w:val="24"/>
+                <w:szCs w:val="24"/>
+              </w:rPr>
+            </m:ctrlPr>
+          </m:fPr>
+          <m:num>
+            <m:sSup>
+              <m:sSupPr>
+                <m:ctrlPr>
+                  <w:rPr>
+                    <w:rFonts w:ascii="Cambria Math" w:hAnsi="Cambria Math" w:cs="Times New Roman"/>
+                    <w:i/>
+                    <w:sz w:val="24"/>
+                    <w:szCs w:val="24"/>
+                  </w:rPr>
+                </m:ctrlPr>
+              </m:sSupPr>
+              <m:e>
+                <m:r>
+                  <w:rPr>
+                    <w:rFonts w:ascii="Cambria Math" w:hAnsi="Cambria Math" w:cs="Times New Roman"/>
+                    <w:sz w:val="24"/>
+                    <w:szCs w:val="24"/>
+                  </w:rPr>
+                  <m:t>e</m:t>
+                </m:r>
+              </m:e>
+              <m:sup>
+                <m:r>
+                  <w:rPr>
+                    <w:rFonts w:ascii="Cambria Math" w:hAnsi="Cambria Math" w:cs="Times New Roman"/>
+                    <w:sz w:val="24"/>
+                    <w:szCs w:val="24"/>
+                  </w:rPr>
+                  <m:t>-</m:t>
+                </m:r>
+                <m:r>
+                  <w:rPr>
+                    <w:rFonts w:ascii="Cambria Math" w:hAnsi="Cambria Math" w:cs="Times New Roman"/>
+                    <w:sz w:val="24"/>
+                    <w:szCs w:val="24"/>
+                  </w:rPr>
+                  <m:t>62,2274</m:t>
+                </m:r>
+              </m:sup>
+            </m:sSup>
+            <m:sSup>
+              <m:sSupPr>
+                <m:ctrlPr>
+                  <w:rPr>
+                    <w:rFonts w:ascii="Cambria Math" w:hAnsi="Cambria Math" w:cs="Times New Roman"/>
+                    <w:i/>
+                    <w:sz w:val="24"/>
+                    <w:szCs w:val="24"/>
+                  </w:rPr>
+                </m:ctrlPr>
+              </m:sSupPr>
+              <m:e>
+                <m:d>
+                  <m:dPr>
+                    <m:ctrlPr>
+                      <w:rPr>
+                        <w:rFonts w:ascii="Cambria Math" w:hAnsi="Cambria Math" w:cs="Times New Roman"/>
+                        <w:i/>
+                        <w:sz w:val="24"/>
+                        <w:szCs w:val="24"/>
+                      </w:rPr>
+                    </m:ctrlPr>
+                  </m:dPr>
+                  <m:e>
+                    <m:r>
+                      <w:rPr>
+                        <w:rFonts w:ascii="Cambria Math" w:hAnsi="Cambria Math" w:cs="Times New Roman"/>
+                        <w:sz w:val="24"/>
+                        <w:szCs w:val="24"/>
+                      </w:rPr>
+                      <m:t>62,2274</m:t>
+                    </m:r>
+                  </m:e>
+                </m:d>
+              </m:e>
+              <m:sup>
+                <m:r>
+                  <w:rPr>
+                    <w:rFonts w:ascii="Cambria Math" w:hAnsi="Cambria Math" w:cs="Times New Roman"/>
+                    <w:sz w:val="24"/>
+                    <w:szCs w:val="24"/>
+                  </w:rPr>
+                  <m:t>5</m:t>
+                </m:r>
+                <m:r>
+                  <w:rPr>
+                    <w:rFonts w:ascii="Cambria Math" w:hAnsi="Cambria Math" w:cs="Times New Roman"/>
+                    <w:sz w:val="24"/>
+                    <w:szCs w:val="24"/>
+                  </w:rPr>
+                  <m:t>0</m:t>
+                </m:r>
+              </m:sup>
+            </m:sSup>
+          </m:num>
+          <m:den>
+            <m:r>
+              <w:rPr>
+                <w:rFonts w:ascii="Cambria Math" w:eastAsiaTheme="minorEastAsia" w:hAnsi="Cambria Math" w:cs="Times New Roman"/>
+                <w:sz w:val="24"/>
+                <w:szCs w:val="24"/>
+              </w:rPr>
+              <m:t>5</m:t>
+            </m:r>
+            <m:r>
+              <w:rPr>
+                <w:rFonts w:ascii="Cambria Math" w:eastAsiaTheme="minorEastAsia" w:hAnsi="Cambria Math" w:cs="Times New Roman"/>
+                <w:sz w:val="24"/>
+                <w:szCs w:val="24"/>
+              </w:rPr>
+              <m:t>0</m:t>
+            </m:r>
+            <m:r>
+              <w:rPr>
+                <w:rFonts w:ascii="Cambria Math" w:eastAsiaTheme="minorEastAsia" w:hAnsi="Cambria Math" w:cs="Times New Roman"/>
+                <w:sz w:val="24"/>
+                <w:szCs w:val="24"/>
+              </w:rPr>
+              <m:t>!</m:t>
+            </m:r>
+          </m:den>
+        </m:f>
+      </m:oMath>
+    </w:p>
+    <w:p>
+      <w:pPr>
+        <w:ind w:firstLine="708"/>
+        <w:rPr>
+          <w:rFonts w:ascii="Times New Roman" w:eastAsiaTheme="minorEastAsia" w:hAnsi="Times New Roman" w:cs="Times New Roman"/>
+          <w:sz w:val="24"/>
+          <w:szCs w:val="24"/>
+        </w:rPr>
+      </w:pPr>
+      <w:r>
+        <w:rPr>
+          <w:rFonts w:ascii="Times New Roman" w:eastAsiaTheme="minorEastAsia" w:hAnsi="Times New Roman" w:cs="Times New Roman"/>
+          <w:sz w:val="24"/>
+          <w:szCs w:val="24"/>
+        </w:rPr>
+        <w:t>P(50) = 0,0153</w:t>
+      </w:r>
+      <w:r>
+        <w:rPr>
+          <w:rFonts w:ascii="Times New Roman" w:eastAsiaTheme="minorEastAsia" w:hAnsi="Times New Roman" w:cs="Times New Roman"/>
+          <w:sz w:val="24"/>
+          <w:szCs w:val="24"/>
+        </w:rPr>
+        <w:t xml:space="preserve"> · 100 = 1,53%</w:t>
+      </w:r>
+    </w:p>
+    <w:p>
+      <w:pPr>
+        <w:ind w:firstLine="708"/>
+        <w:rPr>
+          <w:rFonts w:ascii="Times New Roman" w:eastAsiaTheme="minorEastAsia" w:hAnsi="Times New Roman" w:cs="Times New Roman"/>
+          <w:sz w:val="24"/>
+          <w:szCs w:val="24"/>
+        </w:rPr>
+      </w:pPr>
+      <w:r>
+        <w:rPr>
+          <w:rFonts w:ascii="Times New Roman" w:eastAsiaTheme="minorEastAsia" w:hAnsi="Times New Roman" w:cs="Times New Roman"/>
+          <w:sz w:val="24"/>
+          <w:szCs w:val="24"/>
+        </w:rPr>
+        <w:t>PENDIENTE</w:t>
       </w:r>
     </w:p>
     <w:p>
@@ -6016,7 +12167,11 @@
         <w:t>sí como</w:t>
       </w:r>
       <w:r>
-        <w:t xml:space="preserve"> comparar escenarios y a establecer niveles de riesgo aceptables. Por ejemplo, una empresa puede calcular la probabilidad de encontrar productos defectuosos </w:t>
+        <w:t xml:space="preserve"> comparar escenarios y a establecer niveles de riesgo aceptables. Por ejemplo, una empresa puede calcular la probabilidad de encontrar </w:t>
+      </w:r>
+      <w:r>
+        <w:lastRenderedPageBreak/>
+        <w:t xml:space="preserve">productos defectuosos </w:t>
       </w:r>
       <w:r>
         <w:t xml:space="preserve">dentro de un lote </w:t>
@@ -6096,32 +12251,32 @@
     </w:p>
     <w:p>
       <w:r>
+        <w:t>Los ejercicios realizados demostraron que una probabilidad no debe interpretarse de manera aislada, sino en función de la situación que representa. Todas las distribuciones estudiadas permiten cuantificar la incertidumbre y estimar la ocurrencia de eventos, pero cada una lo hace mediante procedimientos y supuestos distintos. Mientras la distribución normal facilita la comparación mediante puntuaciones z y percentiles, la binomial y Poisson son más útiles para analizar eventos discretos. Estas diferencias metodológicas no impiden que compartan una finalidad común: proporcionar información confiable para la toma de decisiones. Por ello, es necesario considerar siempre el contexto, el tamaño de la muestra y las consecuencias de un posible error.</w:t>
+      </w:r>
+    </w:p>
+    <w:p>
+      <w:r>
+        <w:t>El taller fortaleció las habilidades para organizar datos, aplicar fórmulas estadísticas e interpretar resultados de manera crítica. Se evidenció que las distribuciones de probabilidad tienen semejanzas importantes, como su capacidad para apoyar la planeación y la gestión de riesgos en ámbitos como la salud, la industria, la educación y la seguridad. Sin embargo, también presentan diferencias relacionadas con la naturaleza de las variables y la forma en que modelan los fenómenos. La representación gráfica de la distribución normal y los ejemplos prácticos facilitaron la comprensión de estos conceptos. En consecuencia, el uso adecuado de cada distribución permite transformar los datos en información útil para tomar decisiones responsables y fundamentadas.</w:t>
+      </w:r>
+    </w:p>
+    <w:p>
+      <w:r>
+        <w:t>Bibliografía:</w:t>
+      </w:r>
+    </w:p>
+    <w:p>
+      <w:r>
+        <w:t>Triola, M. F. (2018). Estadística (12.ª ed.). Pearson Educación.</w:t>
+      </w:r>
+    </w:p>
+    <w:p>
+      <w:r>
+        <w:t>National Highway Traffic Safety Administration. (s. f.). Fatality analysis reporting system. U.S. Department of Transportation.</w:t>
+      </w:r>
+    </w:p>
+    <w:p>
+      <w:r>
         <w:lastRenderedPageBreak/>
-        <w:t>Los ejercicios realizados demostraron que una probabilidad no debe interpretarse de manera aislada, sino en función de la situación que representa. Todas las distribuciones estudiadas permiten cuantificar la incertidumbre y estimar la ocurrencia de eventos, pero cada una lo hace mediante procedimientos y supuestos distintos. Mientras la distribución normal facilita la comparación mediante puntuaciones z y percentiles, la binomial y Poisson son más útiles para analizar eventos discretos. Estas diferencias metodológicas no impiden que compartan una finalidad común: proporcionar información confiable para la toma de decisiones. Por ello, es necesario considerar siempre el contexto, el tamaño de la muestra y las consecuencias de un posible error.</w:t>
-      </w:r>
-    </w:p>
-    <w:p>
-      <w:r>
-        <w:t>El taller fortaleció las habilidades para organizar datos, aplicar fórmulas estadísticas e interpretar resultados de manera crítica. Se evidenció que las distribuciones de probabilidad tienen semejanzas importantes, como su capacidad para apoyar la planeación y la gestión de riesgos en ámbitos como la salud, la industria, la educación y la seguridad. Sin embargo, también presentan diferencias relacionadas con la naturaleza de las variables y la forma en que modelan los fenómenos. La representación gráfica de la distribución normal y los ejemplos prácticos facilitaron la comprensión de estos conceptos. En consecuencia, el uso adecuado de cada distribución permite transformar los datos en información útil para tomar decisiones responsables y fundamentadas.</w:t>
-      </w:r>
-    </w:p>
-    <w:p>
-      <w:r>
-        <w:t>Bibliografía:</w:t>
-      </w:r>
-    </w:p>
-    <w:p>
-      <w:r>
-        <w:t>Triola, M. F. (2018). Estadística (12.ª ed.). Pearson Educación.</w:t>
-      </w:r>
-    </w:p>
-    <w:p>
-      <w:r>
-        <w:t>National Highway Traffic Safety Administration. (s. f.). Fatality analysis reporting system. U.S. Department of Transportation.</w:t>
-      </w:r>
-    </w:p>
-    <w:p>
-      <w:r>
         <w:t>LG Electronics. (s. f.). Smartphone usage survey [Datos citados en el ejercicio del taller].</w:t>
       </w:r>
     </w:p>
@@ -6625,10 +12780,10 @@
     </w:lvl>
   </w:abstractNum>
   <w:abstractNum w:abstractNumId="4" w15:restartNumberingAfterBreak="0">
-    <w:nsid w:val="42ED3997"/>
+    <w:nsid w:val="41CC7C82"/>
     <w:multiLevelType w:val="hybridMultilevel"/>
-    <w:tmpl w:val="77EC11FE"/>
-    <w:lvl w:ilvl="0" w:tplc="74461E94">
+    <w:tmpl w:val="FFF279AA"/>
+    <w:lvl w:ilvl="0" w:tplc="730E5876">
       <w:start w:val="1"/>
       <w:numFmt w:val="lowerLetter"/>
       <w:lvlText w:val="%1."/>
@@ -6714,6 +12869,184 @@
     </w:lvl>
   </w:abstractNum>
   <w:abstractNum w:abstractNumId="5" w15:restartNumberingAfterBreak="0">
+    <w:nsid w:val="42ED3997"/>
+    <w:multiLevelType w:val="hybridMultilevel"/>
+    <w:tmpl w:val="77EC11FE"/>
+    <w:lvl w:ilvl="0" w:tplc="74461E94">
+      <w:start w:val="1"/>
+      <w:numFmt w:val="lowerLetter"/>
+      <w:lvlText w:val="%1."/>
+      <w:lvlJc w:val="left"/>
+      <w:pPr>
+        <w:ind w:left="1068" w:hanging="360"/>
+      </w:pPr>
+      <w:rPr>
+        <w:rFonts w:hint="default"/>
+      </w:rPr>
+    </w:lvl>
+    <w:lvl w:ilvl="1" w:tplc="240A0019" w:tentative="1">
+      <w:start w:val="1"/>
+      <w:numFmt w:val="lowerLetter"/>
+      <w:lvlText w:val="%2."/>
+      <w:lvlJc w:val="left"/>
+      <w:pPr>
+        <w:ind w:left="1788" w:hanging="360"/>
+      </w:pPr>
+    </w:lvl>
+    <w:lvl w:ilvl="2" w:tplc="240A001B" w:tentative="1">
+      <w:start w:val="1"/>
+      <w:numFmt w:val="lowerRoman"/>
+      <w:lvlText w:val="%3."/>
+      <w:lvlJc w:val="right"/>
+      <w:pPr>
+        <w:ind w:left="2508" w:hanging="180"/>
+      </w:pPr>
+    </w:lvl>
+    <w:lvl w:ilvl="3" w:tplc="240A000F" w:tentative="1">
+      <w:start w:val="1"/>
+      <w:numFmt w:val="decimal"/>
+      <w:lvlText w:val="%4."/>
+      <w:lvlJc w:val="left"/>
+      <w:pPr>
+        <w:ind w:left="3228" w:hanging="360"/>
+      </w:pPr>
+    </w:lvl>
+    <w:lvl w:ilvl="4" w:tplc="240A0019" w:tentative="1">
+      <w:start w:val="1"/>
+      <w:numFmt w:val="lowerLetter"/>
+      <w:lvlText w:val="%5."/>
+      <w:lvlJc w:val="left"/>
+      <w:pPr>
+        <w:ind w:left="3948" w:hanging="360"/>
+      </w:pPr>
+    </w:lvl>
+    <w:lvl w:ilvl="5" w:tplc="240A001B" w:tentative="1">
+      <w:start w:val="1"/>
+      <w:numFmt w:val="lowerRoman"/>
+      <w:lvlText w:val="%6."/>
+      <w:lvlJc w:val="right"/>
+      <w:pPr>
+        <w:ind w:left="4668" w:hanging="180"/>
+      </w:pPr>
+    </w:lvl>
+    <w:lvl w:ilvl="6" w:tplc="240A000F" w:tentative="1">
+      <w:start w:val="1"/>
+      <w:numFmt w:val="decimal"/>
+      <w:lvlText w:val="%7."/>
+      <w:lvlJc w:val="left"/>
+      <w:pPr>
+        <w:ind w:left="5388" w:hanging="360"/>
+      </w:pPr>
+    </w:lvl>
+    <w:lvl w:ilvl="7" w:tplc="240A0019" w:tentative="1">
+      <w:start w:val="1"/>
+      <w:numFmt w:val="lowerLetter"/>
+      <w:lvlText w:val="%8."/>
+      <w:lvlJc w:val="left"/>
+      <w:pPr>
+        <w:ind w:left="6108" w:hanging="360"/>
+      </w:pPr>
+    </w:lvl>
+    <w:lvl w:ilvl="8" w:tplc="240A001B" w:tentative="1">
+      <w:start w:val="1"/>
+      <w:numFmt w:val="lowerRoman"/>
+      <w:lvlText w:val="%9."/>
+      <w:lvlJc w:val="right"/>
+      <w:pPr>
+        <w:ind w:left="6828" w:hanging="180"/>
+      </w:pPr>
+    </w:lvl>
+  </w:abstractNum>
+  <w:abstractNum w:abstractNumId="6" w15:restartNumberingAfterBreak="0">
+    <w:nsid w:val="481628C5"/>
+    <w:multiLevelType w:val="hybridMultilevel"/>
+    <w:tmpl w:val="79EE32C8"/>
+    <w:lvl w:ilvl="0" w:tplc="FFFFFFFF">
+      <w:start w:val="1"/>
+      <w:numFmt w:val="lowerLetter"/>
+      <w:lvlText w:val="%1."/>
+      <w:lvlJc w:val="left"/>
+      <w:pPr>
+        <w:ind w:left="1065" w:hanging="360"/>
+      </w:pPr>
+      <w:rPr>
+        <w:rFonts w:hint="default"/>
+      </w:rPr>
+    </w:lvl>
+    <w:lvl w:ilvl="1" w:tplc="FFFFFFFF" w:tentative="1">
+      <w:start w:val="1"/>
+      <w:numFmt w:val="lowerLetter"/>
+      <w:lvlText w:val="%2."/>
+      <w:lvlJc w:val="left"/>
+      <w:pPr>
+        <w:ind w:left="1785" w:hanging="360"/>
+      </w:pPr>
+    </w:lvl>
+    <w:lvl w:ilvl="2" w:tplc="FFFFFFFF" w:tentative="1">
+      <w:start w:val="1"/>
+      <w:numFmt w:val="lowerRoman"/>
+      <w:lvlText w:val="%3."/>
+      <w:lvlJc w:val="right"/>
+      <w:pPr>
+        <w:ind w:left="2505" w:hanging="180"/>
+      </w:pPr>
+    </w:lvl>
+    <w:lvl w:ilvl="3" w:tplc="FFFFFFFF" w:tentative="1">
+      <w:start w:val="1"/>
+      <w:numFmt w:val="decimal"/>
+      <w:lvlText w:val="%4."/>
+      <w:lvlJc w:val="left"/>
+      <w:pPr>
+        <w:ind w:left="3225" w:hanging="360"/>
+      </w:pPr>
+    </w:lvl>
+    <w:lvl w:ilvl="4" w:tplc="FFFFFFFF" w:tentative="1">
+      <w:start w:val="1"/>
+      <w:numFmt w:val="lowerLetter"/>
+      <w:lvlText w:val="%5."/>
+      <w:lvlJc w:val="left"/>
+      <w:pPr>
+        <w:ind w:left="3945" w:hanging="360"/>
+      </w:pPr>
+    </w:lvl>
+    <w:lvl w:ilvl="5" w:tplc="FFFFFFFF" w:tentative="1">
+      <w:start w:val="1"/>
+      <w:numFmt w:val="lowerRoman"/>
+      <w:lvlText w:val="%6."/>
+      <w:lvlJc w:val="right"/>
+      <w:pPr>
+        <w:ind w:left="4665" w:hanging="180"/>
+      </w:pPr>
+    </w:lvl>
+    <w:lvl w:ilvl="6" w:tplc="FFFFFFFF" w:tentative="1">
+      <w:start w:val="1"/>
+      <w:numFmt w:val="decimal"/>
+      <w:lvlText w:val="%7."/>
+      <w:lvlJc w:val="left"/>
+      <w:pPr>
+        <w:ind w:left="5385" w:hanging="360"/>
+      </w:pPr>
+    </w:lvl>
+    <w:lvl w:ilvl="7" w:tplc="FFFFFFFF" w:tentative="1">
+      <w:start w:val="1"/>
+      <w:numFmt w:val="lowerLetter"/>
+      <w:lvlText w:val="%8."/>
+      <w:lvlJc w:val="left"/>
+      <w:pPr>
+        <w:ind w:left="6105" w:hanging="360"/>
+      </w:pPr>
+    </w:lvl>
+    <w:lvl w:ilvl="8" w:tplc="FFFFFFFF" w:tentative="1">
+      <w:start w:val="1"/>
+      <w:numFmt w:val="lowerRoman"/>
+      <w:lvlText w:val="%9."/>
+      <w:lvlJc w:val="right"/>
+      <w:pPr>
+        <w:ind w:left="6825" w:hanging="180"/>
+      </w:pPr>
+    </w:lvl>
+  </w:abstractNum>
+  <w:abstractNum w:abstractNumId="7" w15:restartNumberingAfterBreak="0">
     <w:nsid w:val="4E525CCE"/>
     <w:multiLevelType w:val="hybridMultilevel"/>
     <w:tmpl w:val="2342E7C4"/>
@@ -6826,7 +13159,7 @@
       </w:rPr>
     </w:lvl>
   </w:abstractNum>
-  <w:abstractNum w:abstractNumId="6" w15:restartNumberingAfterBreak="0">
+  <w:abstractNum w:abstractNumId="8" w15:restartNumberingAfterBreak="0">
     <w:nsid w:val="5AB644D4"/>
     <w:multiLevelType w:val="hybridMultilevel"/>
     <w:tmpl w:val="C2861B50"/>
@@ -6915,17 +13248,17 @@
       </w:pPr>
     </w:lvl>
   </w:abstractNum>
-  <w:abstractNum w:abstractNumId="7" w15:restartNumberingAfterBreak="0">
-    <w:nsid w:val="7F506E08"/>
+  <w:abstractNum w:abstractNumId="9" w15:restartNumberingAfterBreak="0">
+    <w:nsid w:val="69B10A3E"/>
     <w:multiLevelType w:val="hybridMultilevel"/>
-    <w:tmpl w:val="E834A6D6"/>
-    <w:lvl w:ilvl="0" w:tplc="74461E94">
+    <w:tmpl w:val="79EE32C8"/>
+    <w:lvl w:ilvl="0" w:tplc="4DD66942">
       <w:start w:val="1"/>
       <w:numFmt w:val="lowerLetter"/>
       <w:lvlText w:val="%1."/>
       <w:lvlJc w:val="left"/>
       <w:pPr>
-        <w:ind w:left="1776" w:hanging="360"/>
+        <w:ind w:left="1065" w:hanging="360"/>
       </w:pPr>
       <w:rPr>
         <w:rFonts w:hint="default"/>
@@ -6937,7 +13270,7 @@
       <w:lvlText w:val="%2."/>
       <w:lvlJc w:val="left"/>
       <w:pPr>
-        <w:ind w:left="2148" w:hanging="360"/>
+        <w:ind w:left="1785" w:hanging="360"/>
       </w:pPr>
     </w:lvl>
     <w:lvl w:ilvl="2" w:tplc="240A001B" w:tentative="1">
@@ -6946,7 +13279,7 @@
       <w:lvlText w:val="%3."/>
       <w:lvlJc w:val="right"/>
       <w:pPr>
-        <w:ind w:left="2868" w:hanging="180"/>
+        <w:ind w:left="2505" w:hanging="180"/>
       </w:pPr>
     </w:lvl>
     <w:lvl w:ilvl="3" w:tplc="240A000F" w:tentative="1">
@@ -6955,7 +13288,7 @@
       <w:lvlText w:val="%4."/>
       <w:lvlJc w:val="left"/>
       <w:pPr>
-        <w:ind w:left="3588" w:hanging="360"/>
+        <w:ind w:left="3225" w:hanging="360"/>
       </w:pPr>
     </w:lvl>
     <w:lvl w:ilvl="4" w:tplc="240A0019" w:tentative="1">
@@ -6964,7 +13297,7 @@
       <w:lvlText w:val="%5."/>
       <w:lvlJc w:val="left"/>
       <w:pPr>
-        <w:ind w:left="4308" w:hanging="360"/>
+        <w:ind w:left="3945" w:hanging="360"/>
       </w:pPr>
     </w:lvl>
     <w:lvl w:ilvl="5" w:tplc="240A001B" w:tentative="1">
@@ -6973,7 +13306,7 @@
       <w:lvlText w:val="%6."/>
       <w:lvlJc w:val="right"/>
       <w:pPr>
-        <w:ind w:left="5028" w:hanging="180"/>
+        <w:ind w:left="4665" w:hanging="180"/>
       </w:pPr>
     </w:lvl>
     <w:lvl w:ilvl="6" w:tplc="240A000F" w:tentative="1">
@@ -6982,7 +13315,7 @@
       <w:lvlText w:val="%7."/>
       <w:lvlJc w:val="left"/>
       <w:pPr>
-        <w:ind w:left="5748" w:hanging="360"/>
+        <w:ind w:left="5385" w:hanging="360"/>
       </w:pPr>
     </w:lvl>
     <w:lvl w:ilvl="7" w:tplc="240A0019" w:tentative="1">
@@ -6991,7 +13324,7 @@
       <w:lvlText w:val="%8."/>
       <w:lvlJc w:val="left"/>
       <w:pPr>
-        <w:ind w:left="6468" w:hanging="360"/>
+        <w:ind w:left="6105" w:hanging="360"/>
       </w:pPr>
     </w:lvl>
     <w:lvl w:ilvl="8" w:tplc="240A001B" w:tentative="1">
@@ -7000,15 +13333,104 @@
       <w:lvlText w:val="%9."/>
       <w:lvlJc w:val="right"/>
       <w:pPr>
+        <w:ind w:left="6825" w:hanging="180"/>
+      </w:pPr>
+    </w:lvl>
+  </w:abstractNum>
+  <w:abstractNum w:abstractNumId="10" w15:restartNumberingAfterBreak="0">
+    <w:nsid w:val="7F506E08"/>
+    <w:multiLevelType w:val="hybridMultilevel"/>
+    <w:tmpl w:val="E834A6D6"/>
+    <w:lvl w:ilvl="0" w:tplc="74461E94">
+      <w:start w:val="1"/>
+      <w:numFmt w:val="lowerLetter"/>
+      <w:lvlText w:val="%1."/>
+      <w:lvlJc w:val="left"/>
+      <w:pPr>
+        <w:ind w:left="1776" w:hanging="360"/>
+      </w:pPr>
+      <w:rPr>
+        <w:rFonts w:hint="default"/>
+      </w:rPr>
+    </w:lvl>
+    <w:lvl w:ilvl="1" w:tplc="240A0019" w:tentative="1">
+      <w:start w:val="1"/>
+      <w:numFmt w:val="lowerLetter"/>
+      <w:lvlText w:val="%2."/>
+      <w:lvlJc w:val="left"/>
+      <w:pPr>
+        <w:ind w:left="2148" w:hanging="360"/>
+      </w:pPr>
+    </w:lvl>
+    <w:lvl w:ilvl="2" w:tplc="240A001B" w:tentative="1">
+      <w:start w:val="1"/>
+      <w:numFmt w:val="lowerRoman"/>
+      <w:lvlText w:val="%3."/>
+      <w:lvlJc w:val="right"/>
+      <w:pPr>
+        <w:ind w:left="2868" w:hanging="180"/>
+      </w:pPr>
+    </w:lvl>
+    <w:lvl w:ilvl="3" w:tplc="240A000F" w:tentative="1">
+      <w:start w:val="1"/>
+      <w:numFmt w:val="decimal"/>
+      <w:lvlText w:val="%4."/>
+      <w:lvlJc w:val="left"/>
+      <w:pPr>
+        <w:ind w:left="3588" w:hanging="360"/>
+      </w:pPr>
+    </w:lvl>
+    <w:lvl w:ilvl="4" w:tplc="240A0019" w:tentative="1">
+      <w:start w:val="1"/>
+      <w:numFmt w:val="lowerLetter"/>
+      <w:lvlText w:val="%5."/>
+      <w:lvlJc w:val="left"/>
+      <w:pPr>
+        <w:ind w:left="4308" w:hanging="360"/>
+      </w:pPr>
+    </w:lvl>
+    <w:lvl w:ilvl="5" w:tplc="240A001B" w:tentative="1">
+      <w:start w:val="1"/>
+      <w:numFmt w:val="lowerRoman"/>
+      <w:lvlText w:val="%6."/>
+      <w:lvlJc w:val="right"/>
+      <w:pPr>
+        <w:ind w:left="5028" w:hanging="180"/>
+      </w:pPr>
+    </w:lvl>
+    <w:lvl w:ilvl="6" w:tplc="240A000F" w:tentative="1">
+      <w:start w:val="1"/>
+      <w:numFmt w:val="decimal"/>
+      <w:lvlText w:val="%7."/>
+      <w:lvlJc w:val="left"/>
+      <w:pPr>
+        <w:ind w:left="5748" w:hanging="360"/>
+      </w:pPr>
+    </w:lvl>
+    <w:lvl w:ilvl="7" w:tplc="240A0019" w:tentative="1">
+      <w:start w:val="1"/>
+      <w:numFmt w:val="lowerLetter"/>
+      <w:lvlText w:val="%8."/>
+      <w:lvlJc w:val="left"/>
+      <w:pPr>
+        <w:ind w:left="6468" w:hanging="360"/>
+      </w:pPr>
+    </w:lvl>
+    <w:lvl w:ilvl="8" w:tplc="240A001B" w:tentative="1">
+      <w:start w:val="1"/>
+      <w:numFmt w:val="lowerRoman"/>
+      <w:lvlText w:val="%9."/>
+      <w:lvlJc w:val="right"/>
+      <w:pPr>
         <w:ind w:left="7188" w:hanging="180"/>
       </w:pPr>
     </w:lvl>
   </w:abstractNum>
   <w:num w:numId="1" w16cid:durableId="1304505639">
-    <w:abstractNumId w:val="6"/>
+    <w:abstractNumId w:val="8"/>
   </w:num>
   <w:num w:numId="2" w16cid:durableId="594870757">
-    <w:abstractNumId w:val="5"/>
+    <w:abstractNumId w:val="7"/>
   </w:num>
   <w:num w:numId="3" w16cid:durableId="1101534890">
     <w:abstractNumId w:val="0"/>
@@ -7017,16 +13439,25 @@
     <w:abstractNumId w:val="2"/>
   </w:num>
   <w:num w:numId="5" w16cid:durableId="551698390">
-    <w:abstractNumId w:val="4"/>
+    <w:abstractNumId w:val="5"/>
   </w:num>
   <w:num w:numId="6" w16cid:durableId="1082412350">
-    <w:abstractNumId w:val="7"/>
+    <w:abstractNumId w:val="10"/>
   </w:num>
   <w:num w:numId="7" w16cid:durableId="802774761">
     <w:abstractNumId w:val="1"/>
   </w:num>
   <w:num w:numId="8" w16cid:durableId="2139448682">
     <w:abstractNumId w:val="3"/>
+  </w:num>
+  <w:num w:numId="9" w16cid:durableId="1365248555">
+    <w:abstractNumId w:val="4"/>
+  </w:num>
+  <w:num w:numId="10" w16cid:durableId="973172640">
+    <w:abstractNumId w:val="9"/>
+  </w:num>
+  <w:num w:numId="11" w16cid:durableId="1332248361">
+    <w:abstractNumId w:val="6"/>
   </w:num>
 </w:numbering>
 </file>
@@ -7431,7 +13862,7 @@
   <w:style w:type="paragraph" w:default="1" w:styleId="Normal">
     <w:name w:val="Normal"/>
     <w:qFormat/>
-    <w:rsid w:val="00304793"/>
+    <w:rsid w:val="001573CF"/>
   </w:style>
   <w:style w:type="paragraph" w:styleId="Ttulo1">
     <w:name w:val="heading 1"/>
